--- a/docs/지도안_마음의밤길라이더.docx
+++ b/docs/지도안_마음의밤길라이더.docx
@@ -9,9 +9,9 @@
       <w:r>
         <w:rPr>
           <w:b/>
-          <w:sz w:val="38"/>
+          <w:sz w:val="36"/>
         </w:rPr>
-        <w:t>🏍 마음의 밤길 라이더 — 45분 수업 지도안</w:t>
+        <w:t>🏍 마음의 밤길 라이더 — SEL 4영역 수업 시리즈 지도안 (4차시)</w:t>
       </w:r>
     </w:p>
     <w:p>
@@ -23,7 +23,7 @@
           <w:color w:val="666E7A"/>
           <w:sz w:val="21"/>
         </w:rPr>
-        <w:t>사회정서교육(SEL) 마음건강 영역 · 감정 조절 / LevLab Yeol</w:t>
+        <w:t>사회정서교육(SEL) · 중·고등학생 · 차시당 45분 / LevLab Yeol</w:t>
       </w:r>
     </w:p>
     <w:p>
@@ -33,7 +33,12 @@
           <w:color w:val="1F9E6E"/>
           <w:sz w:val="26"/>
         </w:rPr>
-        <w:t>1. 수업 개요</w:t>
+        <w:t>1. 프로그램 개요 — 네 개의 길, 네 개의 마음 영역</w:t>
+      </w:r>
+    </w:p>
+    <w:p>
+      <w:r>
+        <w:t>1인칭 라이딩 게임으로 SEL 4영역을 체험합니다. 핵심 은유는 "속도 = 감정의 각성" — 부스트(가속)와 호흡(감속)을 오가며 마음 온도를 조절하고, 갈림길·관문·폭풍에서 마음을 다루는 선택을 합니다. 맵마다 세계와 문항, 특화 과제가 달라집니다.</w:t>
       </w:r>
     </w:p>
     <w:tbl>
@@ -44,35 +49,85 @@
         <w:tblLook w:firstColumn="1" w:firstRow="1" w:lastColumn="0" w:lastRow="0" w:noHBand="0" w:noVBand="1" w:val="04A0"/>
       </w:tblPr>
       <w:tblGrid>
-        <w:gridCol w:w="4320"/>
-        <w:gridCol w:w="4320"/>
+        <w:gridCol w:w="1728"/>
+        <w:gridCol w:w="1728"/>
+        <w:gridCol w:w="1728"/>
+        <w:gridCol w:w="1728"/>
+        <w:gridCol w:w="1728"/>
       </w:tblGrid>
       <w:tr>
         <w:tc>
           <w:tcPr>
-            <w:tcW w:type="dxa" w:w="1701"/>
+            <w:tcW w:type="dxa" w:w="680"/>
           </w:tcPr>
           <w:p>
             <w:r/>
             <w:r>
               <w:rPr>
-                <w:sz w:val="20"/>
+                <w:b/>
+                <w:sz w:val="19"/>
               </w:rPr>
-              <w:t>대상</w:t>
+              <w:t>차시</w:t>
             </w:r>
           </w:p>
         </w:tc>
         <w:tc>
           <w:tcPr>
-            <w:tcW w:type="dxa" w:w="7370"/>
+            <w:tcW w:type="dxa" w:w="2041"/>
           </w:tcPr>
           <w:p>
             <w:r/>
             <w:r>
               <w:rPr>
-                <w:sz w:val="20"/>
+                <w:b/>
+                <w:sz w:val="19"/>
               </w:rPr>
-              <w:t>중·고등학생 (학급 단위)</w:t>
+              <w:t>맵(길)</w:t>
+            </w:r>
+          </w:p>
+        </w:tc>
+        <w:tc>
+          <w:tcPr>
+            <w:tcW w:type="dxa" w:w="1247"/>
+          </w:tcPr>
+          <w:p>
+            <w:r/>
+            <w:r>
+              <w:rPr>
+                <w:b/>
+                <w:sz w:val="19"/>
+              </w:rPr>
+              <w:t>SEL 영역</w:t>
+            </w:r>
+          </w:p>
+        </w:tc>
+        <w:tc>
+          <w:tcPr>
+            <w:tcW w:type="dxa" w:w="1928"/>
+          </w:tcPr>
+          <w:p>
+            <w:r/>
+            <w:r>
+              <w:rPr>
+                <w:b/>
+                <w:sz w:val="19"/>
+              </w:rPr>
+              <w:t>주제</w:t>
+            </w:r>
+          </w:p>
+        </w:tc>
+        <w:tc>
+          <w:tcPr>
+            <w:tcW w:type="dxa" w:w="3175"/>
+          </w:tcPr>
+          <w:p>
+            <w:r/>
+            <w:r>
+              <w:rPr>
+                <w:b/>
+                <w:sz w:val="19"/>
+              </w:rPr>
+              <w:t>특화 요소</w:t>
             </w:r>
           </w:p>
         </w:tc>
@@ -80,29 +135,71 @@
       <w:tr>
         <w:tc>
           <w:tcPr>
-            <w:tcW w:type="dxa" w:w="1701"/>
+            <w:tcW w:type="dxa" w:w="680"/>
           </w:tcPr>
           <w:p>
             <w:r/>
             <w:r>
               <w:rPr>
-                <w:sz w:val="20"/>
+                <w:sz w:val="19"/>
               </w:rPr>
-              <w:t>차시</w:t>
+              <w:t>1</w:t>
             </w:r>
           </w:p>
         </w:tc>
         <w:tc>
           <w:tcPr>
-            <w:tcW w:type="dxa" w:w="7370"/>
+            <w:tcW w:type="dxa" w:w="2041"/>
           </w:tcPr>
           <w:p>
             <w:r/>
             <w:r>
               <w:rPr>
-                <w:sz w:val="20"/>
+                <w:sz w:val="19"/>
               </w:rPr>
-              <w:t>1차시 (45분)</w:t>
+              <w:t>🌃 밤의 숲</w:t>
+            </w:r>
+          </w:p>
+        </w:tc>
+        <w:tc>
+          <w:tcPr>
+            <w:tcW w:type="dxa" w:w="1247"/>
+          </w:tcPr>
+          <w:p>
+            <w:r/>
+            <w:r>
+              <w:rPr>
+                <w:sz w:val="19"/>
+              </w:rPr>
+              <w:t>마음건강</w:t>
+            </w:r>
+          </w:p>
+        </w:tc>
+        <w:tc>
+          <w:tcPr>
+            <w:tcW w:type="dxa" w:w="1928"/>
+          </w:tcPr>
+          <w:p>
+            <w:r/>
+            <w:r>
+              <w:rPr>
+                <w:sz w:val="19"/>
+              </w:rPr>
+              <w:t>감정(분노) 조절</w:t>
+            </w:r>
+          </w:p>
+        </w:tc>
+        <w:tc>
+          <w:tcPr>
+            <w:tcW w:type="dxa" w:w="3175"/>
+          </w:tcPr>
+          <w:p>
+            <w:r/>
+            <w:r>
+              <w:rPr>
+                <w:sz w:val="19"/>
+              </w:rPr>
+              <w:t>인지왜곡 이름표 · 생각의 폭풍</w:t>
             </w:r>
           </w:p>
         </w:tc>
@@ -110,29 +207,71 @@
       <w:tr>
         <w:tc>
           <w:tcPr>
-            <w:tcW w:type="dxa" w:w="1701"/>
+            <w:tcW w:type="dxa" w:w="680"/>
           </w:tcPr>
           <w:p>
             <w:r/>
             <w:r>
               <w:rPr>
-                <w:sz w:val="20"/>
+                <w:sz w:val="19"/>
               </w:rPr>
-              <w:t>영역</w:t>
+              <w:t>2</w:t>
             </w:r>
           </w:p>
         </w:tc>
         <w:tc>
           <w:tcPr>
-            <w:tcW w:type="dxa" w:w="7370"/>
+            <w:tcW w:type="dxa" w:w="2041"/>
           </w:tcPr>
           <w:p>
             <w:r/>
             <w:r>
               <w:rPr>
-                <w:sz w:val="20"/>
+                <w:sz w:val="19"/>
               </w:rPr>
-              <w:t>마음건강 — 감정 조절 (테마②: 새벽 바다 — 불안 다루기)</w:t>
+              <w:t>🌊 새벽 바다</w:t>
+            </w:r>
+          </w:p>
+        </w:tc>
+        <w:tc>
+          <w:tcPr>
+            <w:tcW w:type="dxa" w:w="1247"/>
+          </w:tcPr>
+          <w:p>
+            <w:r/>
+            <w:r>
+              <w:rPr>
+                <w:sz w:val="19"/>
+              </w:rPr>
+              <w:t>자기 이해</w:t>
+            </w:r>
+          </w:p>
+        </w:tc>
+        <w:tc>
+          <w:tcPr>
+            <w:tcW w:type="dxa" w:w="1928"/>
+          </w:tcPr>
+          <w:p>
+            <w:r/>
+            <w:r>
+              <w:rPr>
+                <w:sz w:val="19"/>
+              </w:rPr>
+              <w:t>불안 다루기</w:t>
+            </w:r>
+          </w:p>
+        </w:tc>
+        <w:tc>
+          <w:tcPr>
+            <w:tcW w:type="dxa" w:w="3175"/>
+          </w:tcPr>
+          <w:p>
+            <w:r/>
+            <w:r>
+              <w:rPr>
+                <w:sz w:val="19"/>
+              </w:rPr>
+              <w:t>몸의 신호 알아차리기 · 걱정의 폭풍</w:t>
             </w:r>
           </w:p>
         </w:tc>
@@ -140,29 +279,71 @@
       <w:tr>
         <w:tc>
           <w:tcPr>
-            <w:tcW w:type="dxa" w:w="1701"/>
+            <w:tcW w:type="dxa" w:w="680"/>
           </w:tcPr>
           <w:p>
             <w:r/>
             <w:r>
               <w:rPr>
-                <w:sz w:val="20"/>
+                <w:sz w:val="19"/>
               </w:rPr>
-              <w:t>준비물</w:t>
+              <w:t>3</w:t>
             </w:r>
           </w:p>
         </w:tc>
         <w:tc>
           <w:tcPr>
-            <w:tcW w:type="dxa" w:w="7370"/>
+            <w:tcW w:type="dxa" w:w="2041"/>
           </w:tcPr>
           <w:p>
             <w:r/>
             <w:r>
               <w:rPr>
-                <w:sz w:val="20"/>
+                <w:sz w:val="19"/>
               </w:rPr>
-              <w:t>학생: 스마트폰(이어폰 권장) / 교사: 대형 화면, 교실 코드</w:t>
+              <w:t>🏮 노을 등불 골목</w:t>
+            </w:r>
+          </w:p>
+        </w:tc>
+        <w:tc>
+          <w:tcPr>
+            <w:tcW w:type="dxa" w:w="1247"/>
+          </w:tcPr>
+          <w:p>
+            <w:r/>
+            <w:r>
+              <w:rPr>
+                <w:sz w:val="19"/>
+              </w:rPr>
+              <w:t>대인관계</w:t>
+            </w:r>
+          </w:p>
+        </w:tc>
+        <w:tc>
+          <w:tcPr>
+            <w:tcW w:type="dxa" w:w="1928"/>
+          </w:tcPr>
+          <w:p>
+            <w:r/>
+            <w:r>
+              <w:rPr>
+                <w:sz w:val="19"/>
+              </w:rPr>
+              <w:t>타인 이해·공감</w:t>
+            </w:r>
+          </w:p>
+        </w:tc>
+        <w:tc>
+          <w:tcPr>
+            <w:tcW w:type="dxa" w:w="3175"/>
+          </w:tcPr>
+          <w:p>
+            <w:r/>
+            <w:r>
+              <w:rPr>
+                <w:sz w:val="19"/>
+              </w:rPr>
+              <w:t>★감정 과제 뒤집기: 친구의 마음 읽기 · 소문의 폭풍</w:t>
             </w:r>
           </w:p>
         </w:tc>
@@ -170,31 +351,71 @@
       <w:tr>
         <w:tc>
           <w:tcPr>
-            <w:tcW w:type="dxa" w:w="1701"/>
+            <w:tcW w:type="dxa" w:w="680"/>
           </w:tcPr>
           <w:p>
             <w:r/>
             <w:r>
               <w:rPr>
-                <w:sz w:val="20"/>
+                <w:sz w:val="19"/>
               </w:rPr>
-              <w:t>접속</w:t>
+              <w:t>4</w:t>
             </w:r>
           </w:p>
         </w:tc>
         <w:tc>
           <w:tcPr>
-            <w:tcW w:type="dxa" w:w="7370"/>
+            <w:tcW w:type="dxa" w:w="2041"/>
           </w:tcPr>
           <w:p>
             <w:r/>
             <w:r>
               <w:rPr>
-                <w:sz w:val="20"/>
+                <w:sz w:val="19"/>
               </w:rPr>
-              <w:t>게임 https://cleveranawim-source.github.io/mind-rider/</w:t>
-              <w:br/>
-              <w:t>교사 발표모드 …/mind-rider/teacher.html</w:t>
+              <w:t>🌆 도시의 밤 별빛 길</w:t>
+            </w:r>
+          </w:p>
+        </w:tc>
+        <w:tc>
+          <w:tcPr>
+            <w:tcW w:type="dxa" w:w="1247"/>
+          </w:tcPr>
+          <w:p>
+            <w:r/>
+            <w:r>
+              <w:rPr>
+                <w:sz w:val="19"/>
+              </w:rPr>
+              <w:t>공동체</w:t>
+            </w:r>
+          </w:p>
+        </w:tc>
+        <w:tc>
+          <w:tcPr>
+            <w:tcW w:type="dxa" w:w="1928"/>
+          </w:tcPr>
+          <w:p>
+            <w:r/>
+            <w:r>
+              <w:rPr>
+                <w:sz w:val="19"/>
+              </w:rPr>
+              <w:t>방관자에서 참여자로</w:t>
+            </w:r>
+          </w:p>
+        </w:tc>
+        <w:tc>
+          <w:tcPr>
+            <w:tcW w:type="dxa" w:w="3175"/>
+          </w:tcPr>
+          <w:p>
+            <w:r/>
+            <w:r>
+              <w:rPr>
+                <w:sz w:val="19"/>
+              </w:rPr>
+              <w:t>공동체 딜레마 갈림길 · 냉소의 안개</w:t>
             </w:r>
           </w:p>
         </w:tc>
@@ -203,26 +424,10 @@
     <w:p>
       <w:r>
         <w:rPr>
-          <w:b/>
-          <w:color w:val="1F9E6E"/>
-          <w:sz w:val="26"/>
+          <w:color w:val="666E7A"/>
+          <w:sz w:val="19"/>
         </w:rPr>
-        <w:t>2. 학습 목표</w:t>
-      </w:r>
-    </w:p>
-    <w:p>
-      <w:r>
-        <w:t>• 감정의 각성(마음 온도)이 몸과 판단에 미치는 영향을 게임 경험으로 설명할 수 있다.</w:t>
-      </w:r>
-    </w:p>
-    <w:p>
-      <w:r>
-        <w:t>• 부정적 자동사고를 알아차리고 인지왜곡의 이름(파국화·독심술 등)을 붙일 수 있다.</w:t>
-      </w:r>
-    </w:p>
-    <w:p>
-      <w:r>
-        <w:t>• 호흡을 활용한 속도(감정) 조절 전략을 실제 상황에 적용할 문장으로 표현할 수 있다.</w:t>
+        <w:t>접속 — 학생: cleveranawim-source.github.io/mind-rider (첫 화면에서 길·코스 선택) / 교사 발표모드: …/mind-rider/teacher.html</w:t>
       </w:r>
     </w:p>
     <w:p>
@@ -232,7 +437,32 @@
           <w:color w:val="1F9E6E"/>
           <w:sz w:val="26"/>
         </w:rPr>
-        <w:t>3. 수업 흐름 (45분)</w:t>
+        <w:t>2. 학습 목표 (시리즈 공통)</w:t>
+      </w:r>
+    </w:p>
+    <w:p>
+      <w:r>
+        <w:t>• 감정의 각성(마음 온도)이 몸·판단·관계에 미치는 영향을 게임 경험으로 설명할 수 있다.</w:t>
+      </w:r>
+    </w:p>
+    <w:p>
+      <w:r>
+        <w:t>• 부정적 자동사고를 알아차리고 인지왜곡의 이름(파국화·독심술·낙인찍기 등 8종)을 붙일 수 있다.</w:t>
+      </w:r>
+    </w:p>
+    <w:p>
+      <w:r>
+        <w:t>• 호흡을 활용한 조절 전략을 익히고, 차시별 주제(조절·불안·공감·참여)를 내 삶의 문장으로 표현할 수 있다.</w:t>
+      </w:r>
+    </w:p>
+    <w:p>
+      <w:r>
+        <w:rPr>
+          <w:b/>
+          <w:color w:val="1F9E6E"/>
+          <w:sz w:val="26"/>
+        </w:rPr>
+        <w:t>3. 공통 수업 흐름 (매 차시 45분)</w:t>
       </w:r>
     </w:p>
     <w:tbl>
@@ -258,7 +488,7 @@
             <w:r>
               <w:rPr>
                 <w:b/>
-                <w:sz w:val="20"/>
+                <w:sz w:val="19"/>
               </w:rPr>
               <w:t>단계</w:t>
             </w:r>
@@ -273,7 +503,7 @@
             <w:r>
               <w:rPr>
                 <w:b/>
-                <w:sz w:val="20"/>
+                <w:sz w:val="19"/>
               </w:rPr>
               <w:t>시간</w:t>
             </w:r>
@@ -288,7 +518,7 @@
             <w:r>
               <w:rPr>
                 <w:b/>
-                <w:sz w:val="20"/>
+                <w:sz w:val="19"/>
               </w:rPr>
               <w:t>교수·학습 활동</w:t>
             </w:r>
@@ -303,7 +533,7 @@
             <w:r>
               <w:rPr>
                 <w:b/>
-                <w:sz w:val="20"/>
+                <w:sz w:val="19"/>
               </w:rPr>
               <w:t>자료·유의점</w:t>
             </w:r>
@@ -319,7 +549,7 @@
             <w:r/>
             <w:r>
               <w:rPr>
-                <w:sz w:val="20"/>
+                <w:sz w:val="19"/>
               </w:rPr>
               <w:t>도입</w:t>
             </w:r>
@@ -333,7 +563,7 @@
             <w:r/>
             <w:r>
               <w:rPr>
-                <w:sz w:val="20"/>
+                <w:sz w:val="19"/>
               </w:rPr>
               <w:t>5'</w:t>
             </w:r>
@@ -347,11 +577,11 @@
             <w:r/>
             <w:r>
               <w:rPr>
-                <w:sz w:val="20"/>
+                <w:sz w:val="19"/>
               </w:rPr>
-              <w:t>발문: "화가 나면 몸의 속도는 어떻게 되나요?"</w:t>
+              <w:t>차시 발문(아래 4번 참고) → 인트로 영상 시청(첫 차시)</w:t>
               <w:br/>
-              <w:t>인트로 영상 시청 — '속도를 다룰 줄 아는 사람이 밤길의 주인'</w:t>
+              <w:t>오늘 달릴 길과 주제 소개</w:t>
             </w:r>
           </w:p>
         </w:tc>
@@ -363,11 +593,9 @@
             <w:r/>
             <w:r>
               <w:rPr>
-                <w:sz w:val="20"/>
+                <w:sz w:val="19"/>
               </w:rPr>
-              <w:t>대형 화면</w:t>
-              <w:br/>
-              <w:t>소리 켜기</w:t>
+              <w:t>대형 화면, 소리 켜기</w:t>
             </w:r>
           </w:p>
         </w:tc>
@@ -381,7 +609,7 @@
             <w:r/>
             <w:r>
               <w:rPr>
-                <w:sz w:val="20"/>
+                <w:sz w:val="19"/>
               </w:rPr>
               <w:t>전개1</w:t>
               <w:br/>
@@ -397,7 +625,7 @@
             <w:r/>
             <w:r>
               <w:rPr>
-                <w:sz w:val="20"/>
+                <w:sz w:val="19"/>
               </w:rPr>
               <w:t>15'</w:t>
             </w:r>
@@ -411,13 +639,13 @@
             <w:r/>
             <w:r>
               <w:rPr>
-                <w:sz w:val="20"/>
+                <w:sz w:val="19"/>
               </w:rPr>
-              <w:t>① 교사: 발표모드에서 교실 코드 생성 → QR 제시</w:t>
+              <w:t>① 교사: 발표모드 → 🎲 새 코드 → QR 제시</w:t>
               <w:br/>
-              <w:t>② 학생: 우리 반 모드 입장(닉네임 자유) → 수업 코스 1회 주행</w:t>
+              <w:t>② 학생: 우리 반 모드 입장(코드 자동 입력) → 해당 맵 선택 → 수업 코스 1회</w:t>
               <w:br/>
-              <w:t>③ 발표 화면: '함께 밝힌 숲'과 라이더 현황 공유</w:t>
+              <w:t>③ 발표 화면: '함께 밝힌 숲'·라이더 현황 실시간 공유</w:t>
             </w:r>
           </w:p>
         </w:tc>
@@ -429,11 +657,13 @@
             <w:r/>
             <w:r>
               <w:rPr>
-                <w:sz w:val="20"/>
+                <w:sz w:val="19"/>
               </w:rPr>
               <w:t>이어폰 권장</w:t>
               <w:br/>
-              <w:t>저사양 폰은 설정→저사양 모드</w:t>
+              <w:t>저사양 폰: 일시정지(⏸)→저사양 모드</w:t>
+              <w:br/>
+              <w:t>조작: ←→ 조향 / ↑부스트 / SPACE·숨 버튼 호흡</w:t>
             </w:r>
           </w:p>
         </w:tc>
@@ -447,7 +677,7 @@
             <w:r/>
             <w:r>
               <w:rPr>
-                <w:sz w:val="20"/>
+                <w:sz w:val="19"/>
               </w:rPr>
               <w:t>전개2</w:t>
               <w:br/>
@@ -463,7 +693,7 @@
             <w:r/>
             <w:r>
               <w:rPr>
-                <w:sz w:val="20"/>
+                <w:sz w:val="19"/>
               </w:rPr>
               <w:t>15'</w:t>
             </w:r>
@@ -477,13 +707,13 @@
             <w:r/>
             <w:r>
               <w:rPr>
-                <w:sz w:val="20"/>
+                <w:sz w:val="19"/>
               </w:rPr>
-              <w:t>① 결과 화면의 '마음 온도 그래프' 짝과 나누기 — "온도가 치솟은 순간 나는 뭘 했나?"</w:t>
+              <w:t>① 결과 화면 '마음 온도 그래프' 짝 나눔 — "온도가 치솟은 순간 나는?"</w:t>
               <w:br/>
-              <w:t>② 발표 화면 '헷갈린 생각 이름표 TOP3'로 인지왜곡 전체 정리</w:t>
+              <w:t>② '폭풍 구간' 경험 나누기 — 숨을 골랐을 때와 그냥 달렸을 때의 차이</w:t>
               <w:br/>
-              <w:t>③ '생각 다시 쓰기': TOP1 왜곡을 건강한 문장으로 바꿔 발표</w:t>
+              <w:t>③ 발표 화면 '헷갈린 생각 이름표 TOP3' → 반 전체 '생각 다시 쓰기'</w:t>
             </w:r>
           </w:p>
         </w:tc>
@@ -495,11 +725,11 @@
             <w:r/>
             <w:r>
               <w:rPr>
-                <w:sz w:val="20"/>
+                <w:sz w:val="19"/>
               </w:rPr>
-              <w:t>활동지 ①~③</w:t>
+              <w:t>활동지 1쪽</w:t>
               <w:br/>
-              <w:t>오답을 놀림거리로 만들지 않기</w:t>
+              <w:t>오답은 익명 통계로만 다룸</w:t>
             </w:r>
           </w:p>
         </w:tc>
@@ -513,7 +743,7 @@
             <w:r/>
             <w:r>
               <w:rPr>
-                <w:sz w:val="20"/>
+                <w:sz w:val="19"/>
               </w:rPr>
               <w:t>정리</w:t>
             </w:r>
@@ -527,7 +757,7 @@
             <w:r/>
             <w:r>
               <w:rPr>
-                <w:sz w:val="20"/>
+                <w:sz w:val="19"/>
               </w:rPr>
               <w:t>10'</w:t>
             </w:r>
@@ -541,13 +771,13 @@
             <w:r/>
             <w:r>
               <w:rPr>
-                <w:sz w:val="20"/>
+                <w:sz w:val="19"/>
               </w:rPr>
-              <w:t>① '오늘 나에게 남은 문장 하나' 입력 → 발표 화면 한 줄 벽 함께 읽기</w:t>
+              <w:t>① 활동지 2쪽 '길별 미션' 작성</w:t>
               <w:br/>
-              <w:t>② 오늘의 카드 저장(선택) — 일기·게시판 연계</w:t>
+              <w:t>② '오늘 나에게 남은 문장 하나' 게임에 입력 → 발표 화면 한 줄 벽 함께 읽기</w:t>
               <w:br/>
-              <w:t>③ 예고: 우리 반 갈림길 문항 공모</w:t>
+              <w:t>③ 오늘의 카드 저장(선택) · 문항 공모 안내</w:t>
             </w:r>
           </w:p>
         </w:tc>
@@ -559,11 +789,11 @@
             <w:r/>
             <w:r>
               <w:rPr>
-                <w:sz w:val="20"/>
+                <w:sz w:val="19"/>
               </w:rPr>
-              <w:t>활동지 ④</w:t>
+              <w:t>활동지 2쪽</w:t>
               <w:br/>
-              <w:t>카드 저장은 과제 가능</w:t>
+              <w:t>카드는 일기·게시판 연계</w:t>
             </w:r>
           </w:p>
         </w:tc>
@@ -576,22 +806,643 @@
           <w:color w:val="1F9E6E"/>
           <w:sz w:val="26"/>
         </w:rPr>
-        <w:t>4. 평가 및 피드백</w:t>
+        <w:t>4. 차시별 지도 포인트</w:t>
       </w:r>
     </w:p>
     <w:p>
       <w:r>
-        <w:t>• (관찰) 호흡 존·폭풍 구간에서 조절 전략을 시도하는가</w:t>
+        <w:rPr>
+          <w:b/>
+          <w:sz w:val="23"/>
+        </w:rPr>
+        <w:t>1차시 🌃 밤의 숲 — 감정 조절 (마음건강)</w:t>
+      </w:r>
+    </w:p>
+    <w:tbl>
+      <w:tblPr>
+        <w:tblStyle w:val="TableGrid"/>
+        <w:tblW w:type="auto" w:w="0"/>
+        <w:jc w:val="center"/>
+        <w:tblLook w:firstColumn="1" w:firstRow="1" w:lastColumn="0" w:lastRow="0" w:noHBand="0" w:noVBand="1" w:val="04A0"/>
+      </w:tblPr>
+      <w:tblGrid>
+        <w:gridCol w:w="4320"/>
+        <w:gridCol w:w="4320"/>
+      </w:tblGrid>
+      <w:tr>
+        <w:tc>
+          <w:tcPr>
+            <w:tcW w:type="dxa" w:w="1474"/>
+          </w:tcPr>
+          <w:p>
+            <w:r/>
+            <w:r>
+              <w:rPr>
+                <w:sz w:val="19"/>
+              </w:rPr>
+              <w:t>도입 발문</w:t>
+            </w:r>
+          </w:p>
+        </w:tc>
+        <w:tc>
+          <w:tcPr>
+            <w:tcW w:type="dxa" w:w="7597"/>
+          </w:tcPr>
+          <w:p>
+            <w:r/>
+            <w:r>
+              <w:rPr>
+                <w:sz w:val="19"/>
+              </w:rPr>
+              <w:t>"화가 날수록 액셀을 밟고 싶어진다 — 여러분의 액셀은 무엇인가요?"</w:t>
+            </w:r>
+          </w:p>
+        </w:tc>
+      </w:tr>
+      <w:tr>
+        <w:tc>
+          <w:tcPr>
+            <w:tcW w:type="dxa" w:w="1474"/>
+          </w:tcPr>
+          <w:p>
+            <w:r/>
+            <w:r>
+              <w:rPr>
+                <w:sz w:val="19"/>
+              </w:rPr>
+              <w:t>나눔 질문</w:t>
+            </w:r>
+          </w:p>
+        </w:tc>
+        <w:tc>
+          <w:tcPr>
+            <w:tcW w:type="dxa" w:w="7597"/>
+          </w:tcPr>
+          <w:p>
+            <w:r/>
+            <w:r>
+              <w:rPr>
+                <w:sz w:val="19"/>
+              </w:rPr>
+              <w:t>① 온도가 100°에 가까웠던 순간, 어떤 생각 덩어리와 부딪혔나?</w:t>
+              <w:br/>
+              <w:t>② '생각의 폭풍'에서 숨을 골랐더니 무엇이 달라졌나?</w:t>
+            </w:r>
+          </w:p>
+        </w:tc>
+      </w:tr>
+      <w:tr>
+        <w:tc>
+          <w:tcPr>
+            <w:tcW w:type="dxa" w:w="1474"/>
+          </w:tcPr>
+          <w:p>
+            <w:r/>
+            <w:r>
+              <w:rPr>
+                <w:sz w:val="19"/>
+              </w:rPr>
+              <w:t>다시 쓰기 예</w:t>
+            </w:r>
+          </w:p>
+        </w:tc>
+        <w:tc>
+          <w:tcPr>
+            <w:tcW w:type="dxa" w:w="7597"/>
+          </w:tcPr>
+          <w:p>
+            <w:r/>
+            <w:r>
+              <w:rPr>
+                <w:sz w:val="19"/>
+              </w:rPr>
+              <w:t>"완벽 아니면 실패야" → "오늘은 어제보다 한 가지만 나아지면 돼"</w:t>
+            </w:r>
+          </w:p>
+        </w:tc>
+      </w:tr>
+      <w:tr>
+        <w:tc>
+          <w:tcPr>
+            <w:tcW w:type="dxa" w:w="1474"/>
+          </w:tcPr>
+          <w:p>
+            <w:r/>
+            <w:r>
+              <w:rPr>
+                <w:sz w:val="19"/>
+              </w:rPr>
+              <w:t>정리 멘트</w:t>
+            </w:r>
+          </w:p>
+        </w:tc>
+        <w:tc>
+          <w:tcPr>
+            <w:tcW w:type="dxa" w:w="7597"/>
+          </w:tcPr>
+          <w:p>
+            <w:r/>
+            <w:r>
+              <w:rPr>
+                <w:sz w:val="19"/>
+              </w:rPr>
+              <w:t>속도를 줄이는 건 지는 게 아니라, 더 멀리 보는 방법이다.</w:t>
+            </w:r>
+          </w:p>
+        </w:tc>
+      </w:tr>
+    </w:tbl>
+    <w:p>
+      <w:r>
+        <w:rPr>
+          <w:b/>
+          <w:sz w:val="23"/>
+        </w:rPr>
+        <w:t>2차시 🌊 새벽 바다 — 불안 다루기 (자기 이해)</w:t>
+      </w:r>
+    </w:p>
+    <w:tbl>
+      <w:tblPr>
+        <w:tblStyle w:val="TableGrid"/>
+        <w:tblW w:type="auto" w:w="0"/>
+        <w:jc w:val="center"/>
+        <w:tblLook w:firstColumn="1" w:firstRow="1" w:lastColumn="0" w:lastRow="0" w:noHBand="0" w:noVBand="1" w:val="04A0"/>
+      </w:tblPr>
+      <w:tblGrid>
+        <w:gridCol w:w="4320"/>
+        <w:gridCol w:w="4320"/>
+      </w:tblGrid>
+      <w:tr>
+        <w:tc>
+          <w:tcPr>
+            <w:tcW w:type="dxa" w:w="1474"/>
+          </w:tcPr>
+          <w:p>
+            <w:r/>
+            <w:r>
+              <w:rPr>
+                <w:sz w:val="19"/>
+              </w:rPr>
+              <w:t>도입 발문</w:t>
+            </w:r>
+          </w:p>
+        </w:tc>
+        <w:tc>
+          <w:tcPr>
+            <w:tcW w:type="dxa" w:w="7597"/>
+          </w:tcPr>
+          <w:p>
+            <w:r/>
+            <w:r>
+              <w:rPr>
+                <w:sz w:val="19"/>
+              </w:rPr>
+              <w:t>"시험 전날의 두근거림 — 적일까요, 신호일까요?"</w:t>
+            </w:r>
+          </w:p>
+        </w:tc>
+      </w:tr>
+      <w:tr>
+        <w:tc>
+          <w:tcPr>
+            <w:tcW w:type="dxa" w:w="1474"/>
+          </w:tcPr>
+          <w:p>
+            <w:r/>
+            <w:r>
+              <w:rPr>
+                <w:sz w:val="19"/>
+              </w:rPr>
+              <w:t>나눔 질문</w:t>
+            </w:r>
+          </w:p>
+        </w:tc>
+        <w:tc>
+          <w:tcPr>
+            <w:tcW w:type="dxa" w:w="7597"/>
+          </w:tcPr>
+          <w:p>
+            <w:r/>
+            <w:r>
+              <w:rPr>
+                <w:sz w:val="19"/>
+              </w:rPr>
+              <w:t>① 같은 두근거림이 설렘이 되는 때와 불안이 되는 때의 차이는?</w:t>
+              <w:br/>
+              <w:t>② 걱정의 폭풍에서 '걱정해야 안전해져' 같은 생각을 만났나?</w:t>
+            </w:r>
+          </w:p>
+        </w:tc>
+      </w:tr>
+      <w:tr>
+        <w:tc>
+          <w:tcPr>
+            <w:tcW w:type="dxa" w:w="1474"/>
+          </w:tcPr>
+          <w:p>
+            <w:r/>
+            <w:r>
+              <w:rPr>
+                <w:sz w:val="19"/>
+              </w:rPr>
+              <w:t>다시 쓰기 예</w:t>
+            </w:r>
+          </w:p>
+        </w:tc>
+        <w:tc>
+          <w:tcPr>
+            <w:tcW w:type="dxa" w:w="7597"/>
+          </w:tcPr>
+          <w:p>
+            <w:r/>
+            <w:r>
+              <w:rPr>
+                <w:sz w:val="19"/>
+              </w:rPr>
+              <w:t>"불안하니까 위험한 거야" → "몸이 준비 중이라는 신호야. 호흡부터 고르자"</w:t>
+            </w:r>
+          </w:p>
+        </w:tc>
+      </w:tr>
+      <w:tr>
+        <w:tc>
+          <w:tcPr>
+            <w:tcW w:type="dxa" w:w="1474"/>
+          </w:tcPr>
+          <w:p>
+            <w:r/>
+            <w:r>
+              <w:rPr>
+                <w:sz w:val="19"/>
+              </w:rPr>
+              <w:t>정리 멘트</w:t>
+            </w:r>
+          </w:p>
+        </w:tc>
+        <w:tc>
+          <w:tcPr>
+            <w:tcW w:type="dxa" w:w="7597"/>
+          </w:tcPr>
+          <w:p>
+            <w:r/>
+            <w:r>
+              <w:rPr>
+                <w:sz w:val="19"/>
+              </w:rPr>
+              <w:t>불안은 없애는 게 아니라, 이름을 붙여 옆자리에 태우고 달리는 것.</w:t>
+            </w:r>
+          </w:p>
+        </w:tc>
+      </w:tr>
+    </w:tbl>
+    <w:p>
+      <w:r>
+        <w:rPr>
+          <w:b/>
+          <w:sz w:val="23"/>
+        </w:rPr>
+        <w:t>3차시 🏮 노을 등불 골목 — 타인 이해·공감 (대인관계)</w:t>
+      </w:r>
+    </w:p>
+    <w:tbl>
+      <w:tblPr>
+        <w:tblStyle w:val="TableGrid"/>
+        <w:tblW w:type="auto" w:w="0"/>
+        <w:jc w:val="center"/>
+        <w:tblLook w:firstColumn="1" w:firstRow="1" w:lastColumn="0" w:lastRow="0" w:noHBand="0" w:noVBand="1" w:val="04A0"/>
+      </w:tblPr>
+      <w:tblGrid>
+        <w:gridCol w:w="4320"/>
+        <w:gridCol w:w="4320"/>
+      </w:tblGrid>
+      <w:tr>
+        <w:tc>
+          <w:tcPr>
+            <w:tcW w:type="dxa" w:w="1474"/>
+          </w:tcPr>
+          <w:p>
+            <w:r/>
+            <w:r>
+              <w:rPr>
+                <w:sz w:val="19"/>
+              </w:rPr>
+              <w:t>도입 발문</w:t>
+            </w:r>
+          </w:p>
+        </w:tc>
+        <w:tc>
+          <w:tcPr>
+            <w:tcW w:type="dxa" w:w="7597"/>
+          </w:tcPr>
+          <w:p>
+            <w:r/>
+            <w:r>
+              <w:rPr>
+                <w:sz w:val="19"/>
+              </w:rPr>
+              <w:t>"표정만 보고 친구의 마음을 알 수 있을까요? — 오늘은 감정 과제가 뒤집힙니다"</w:t>
+            </w:r>
+          </w:p>
+        </w:tc>
+      </w:tr>
+      <w:tr>
+        <w:tc>
+          <w:tcPr>
+            <w:tcW w:type="dxa" w:w="1474"/>
+          </w:tcPr>
+          <w:p>
+            <w:r/>
+            <w:r>
+              <w:rPr>
+                <w:sz w:val="19"/>
+              </w:rPr>
+              <w:t>핵심 안내</w:t>
+            </w:r>
+          </w:p>
+        </w:tc>
+        <w:tc>
+          <w:tcPr>
+            <w:tcW w:type="dxa" w:w="7597"/>
+          </w:tcPr>
+          <w:p>
+            <w:r/>
+            <w:r>
+              <w:rPr>
+                <w:sz w:val="19"/>
+              </w:rPr>
+              <w:t>이 맵의 감정 과제는 '내 마음'이 아니라 '친구의 마음 읽기'. 갈림길도 친구 행동의 해석(확인하기 vs 단정하기).</w:t>
+            </w:r>
+          </w:p>
+        </w:tc>
+      </w:tr>
+      <w:tr>
+        <w:tc>
+          <w:tcPr>
+            <w:tcW w:type="dxa" w:w="1474"/>
+          </w:tcPr>
+          <w:p>
+            <w:r/>
+            <w:r>
+              <w:rPr>
+                <w:sz w:val="19"/>
+              </w:rPr>
+              <w:t>나눔 질문</w:t>
+            </w:r>
+          </w:p>
+        </w:tc>
+        <w:tc>
+          <w:tcPr>
+            <w:tcW w:type="dxa" w:w="7597"/>
+          </w:tcPr>
+          <w:p>
+            <w:r/>
+            <w:r>
+              <w:rPr>
+                <w:sz w:val="19"/>
+              </w:rPr>
+              <w:t>① 게임 속 친구 마음, 무엇을 보고 추측했나? 실제로는 어떻게 '확인'할 수 있을까?</w:t>
+              <w:br/>
+              <w:t>② '독심술'과 '공감'의 차이는? (단정 vs 물어보기)</w:t>
+              <w:br/>
+              <w:t>③ 소문의 폭풍 — 카더라를 만났을 때 숨 고르기란 무엇일까?</w:t>
+            </w:r>
+          </w:p>
+        </w:tc>
+      </w:tr>
+      <w:tr>
+        <w:tc>
+          <w:tcPr>
+            <w:tcW w:type="dxa" w:w="1474"/>
+          </w:tcPr>
+          <w:p>
+            <w:r/>
+            <w:r>
+              <w:rPr>
+                <w:sz w:val="19"/>
+              </w:rPr>
+              <w:t>다시 쓰기 예</w:t>
+            </w:r>
+          </w:p>
+        </w:tc>
+        <w:tc>
+          <w:tcPr>
+            <w:tcW w:type="dxa" w:w="7597"/>
+          </w:tcPr>
+          <w:p>
+            <w:r/>
+            <w:r>
+              <w:rPr>
+                <w:sz w:val="19"/>
+              </w:rPr>
+              <w:t>"말 안 해도 알아야지" → "내 마음은 말해야 전해진다. 물어보고, 말해주자"</w:t>
+            </w:r>
+          </w:p>
+        </w:tc>
+      </w:tr>
+      <w:tr>
+        <w:tc>
+          <w:tcPr>
+            <w:tcW w:type="dxa" w:w="1474"/>
+          </w:tcPr>
+          <w:p>
+            <w:r/>
+            <w:r>
+              <w:rPr>
+                <w:sz w:val="19"/>
+              </w:rPr>
+              <w:t>정리 멘트</w:t>
+            </w:r>
+          </w:p>
+        </w:tc>
+        <w:tc>
+          <w:tcPr>
+            <w:tcW w:type="dxa" w:w="7597"/>
+          </w:tcPr>
+          <w:p>
+            <w:r/>
+            <w:r>
+              <w:rPr>
+                <w:sz w:val="19"/>
+              </w:rPr>
+              <w:t>등불은 다가가서 멈춰 서야 켜진다 — 이해도 그렇다.</w:t>
+            </w:r>
+          </w:p>
+        </w:tc>
+      </w:tr>
+    </w:tbl>
+    <w:p>
+      <w:r>
+        <w:rPr>
+          <w:b/>
+          <w:sz w:val="23"/>
+        </w:rPr>
+        <w:t>4차시 🌆 도시의 밤 별빛 길 — 공동체</w:t>
+      </w:r>
+    </w:p>
+    <w:tbl>
+      <w:tblPr>
+        <w:tblStyle w:val="TableGrid"/>
+        <w:tblW w:type="auto" w:w="0"/>
+        <w:jc w:val="center"/>
+        <w:tblLook w:firstColumn="1" w:firstRow="1" w:lastColumn="0" w:lastRow="0" w:noHBand="0" w:noVBand="1" w:val="04A0"/>
+      </w:tblPr>
+      <w:tblGrid>
+        <w:gridCol w:w="4320"/>
+        <w:gridCol w:w="4320"/>
+      </w:tblGrid>
+      <w:tr>
+        <w:tc>
+          <w:tcPr>
+            <w:tcW w:type="dxa" w:w="1474"/>
+          </w:tcPr>
+          <w:p>
+            <w:r/>
+            <w:r>
+              <w:rPr>
+                <w:sz w:val="19"/>
+              </w:rPr>
+              <w:t>도입 발문</w:t>
+            </w:r>
+          </w:p>
+        </w:tc>
+        <w:tc>
+          <w:tcPr>
+            <w:tcW w:type="dxa" w:w="7597"/>
+          </w:tcPr>
+          <w:p>
+            <w:r/>
+            <w:r>
+              <w:rPr>
+                <w:sz w:val="19"/>
+              </w:rPr>
+              <w:t>"'내가 나서봤자'라는 생각, 언제 들어봤나요?"</w:t>
+            </w:r>
+          </w:p>
+        </w:tc>
+      </w:tr>
+      <w:tr>
+        <w:tc>
+          <w:tcPr>
+            <w:tcW w:type="dxa" w:w="1474"/>
+          </w:tcPr>
+          <w:p>
+            <w:r/>
+            <w:r>
+              <w:rPr>
+                <w:sz w:val="19"/>
+              </w:rPr>
+              <w:t>나눔 질문</w:t>
+            </w:r>
+          </w:p>
+        </w:tc>
+        <w:tc>
+          <w:tcPr>
+            <w:tcW w:type="dxa" w:w="7597"/>
+          </w:tcPr>
+          <w:p>
+            <w:r/>
+            <w:r>
+              <w:rPr>
+                <w:sz w:val="19"/>
+              </w:rPr>
+              <w:t>① 방관자 갈림길(놀림 목격)에서 무엇을 골랐고, 실제라면 무엇이 가장 어려울까?</w:t>
+              <w:br/>
+              <w:t>② '머뭇거림' 다음에 오는 작은 용기의 예를 우리 반에서 찾아보면?</w:t>
+              <w:br/>
+              <w:t>③ 냉소의 안개 — '어차피 안 바뀌어'를 통과하는 우리 반의 호흡은 무엇일까?</w:t>
+            </w:r>
+          </w:p>
+        </w:tc>
+      </w:tr>
+      <w:tr>
+        <w:tc>
+          <w:tcPr>
+            <w:tcW w:type="dxa" w:w="1474"/>
+          </w:tcPr>
+          <w:p>
+            <w:r/>
+            <w:r>
+              <w:rPr>
+                <w:sz w:val="19"/>
+              </w:rPr>
+              <w:t>다시 쓰기 예</w:t>
+            </w:r>
+          </w:p>
+        </w:tc>
+        <w:tc>
+          <w:tcPr>
+            <w:tcW w:type="dxa" w:w="7597"/>
+          </w:tcPr>
+          <w:p>
+            <w:r/>
+            <w:r>
+              <w:rPr>
+                <w:sz w:val="19"/>
+              </w:rPr>
+              <w:t>"누군가 하겠지" → "그 누군가가 나일 수 있다. 작은 것 하나만 맡자"</w:t>
+            </w:r>
+          </w:p>
+        </w:tc>
+      </w:tr>
+      <w:tr>
+        <w:tc>
+          <w:tcPr>
+            <w:tcW w:type="dxa" w:w="1474"/>
+          </w:tcPr>
+          <w:p>
+            <w:r/>
+            <w:r>
+              <w:rPr>
+                <w:sz w:val="19"/>
+              </w:rPr>
+              <w:t>정리 멘트</w:t>
+            </w:r>
+          </w:p>
+        </w:tc>
+        <w:tc>
+          <w:tcPr>
+            <w:tcW w:type="dxa" w:w="7597"/>
+          </w:tcPr>
+          <w:p>
+            <w:r/>
+            <w:r>
+              <w:rPr>
+                <w:sz w:val="19"/>
+              </w:rPr>
+              <w:t>내 헤드라이트 하나가 꺼진 창문을 깨운다. (우리 반 모드의 '함께 밝힌 숲'과 연결)</w:t>
+            </w:r>
+          </w:p>
+        </w:tc>
+      </w:tr>
+    </w:tbl>
+    <w:p>
+      <w:r>
+        <w:rPr>
+          <w:b/>
+          <w:color w:val="1F9E6E"/>
+          <w:sz w:val="26"/>
+        </w:rPr>
+        <w:t>5. 평가 및 기록</w:t>
       </w:r>
     </w:p>
     <w:p>
       <w:r>
-        <w:t>• (산출) 한 줄 성찰 문장 — 자기 언어로 조절 전략을 표현했는가</w:t>
+        <w:t>• (관찰) 호흡 존·폭풍 구간에서 조절 전략을 시도하는가 / 나눔에서 자기 언어로 말하는가</w:t>
       </w:r>
     </w:p>
     <w:p>
       <w:r>
-        <w:t>• (자료) 발표모드 CSV 저장 → 반별 오답 통계는 다음 차시 설계에 반영</w:t>
+        <w:t>• (산출) 활동지 + 한 줄 성찰 문장 — 차시 주제를 자기 삶의 문장으로 옮겼는가</w:t>
+      </w:r>
+    </w:p>
+    <w:p>
+      <w:r>
+        <w:t>• (자료) 발표모드 '결과 저장(CSV)' — 반별 오답 통계·성찰 문장 보관, 차시 간 변화 비교</w:t>
+      </w:r>
+    </w:p>
+    <w:p>
+      <w:r>
+        <w:t>• (심화) 문항 공모(게임 결과 화면 → 제안하기): 학생 제안 → 교사 검수 → 게임 반영. 공동체 차시와 연계 시 효과적</w:t>
       </w:r>
     </w:p>
     <w:p>
@@ -601,22 +1452,32 @@
           <w:color w:val="1F9E6E"/>
           <w:sz w:val="26"/>
         </w:rPr>
-        <w:t>5. 유의점</w:t>
+        <w:t>6. 유의점</w:t>
       </w:r>
     </w:p>
     <w:p>
       <w:r>
-        <w:t>• 게임 점수(반딧불이)는 서열화하지 않고 '반 전체가 함께 밝힌 숲'으로만 다룬다.</w:t>
+        <w:t>• 반딧불이 수는 서열화하지 않는다 — '반 전체가 함께 밝힌 숲'으로만 다룬다.</w:t>
       </w:r>
     </w:p>
     <w:p>
       <w:r>
-        <w:t>• 과열 정지는 실패가 아니라 '숨 고르기 연습'임을 사전에 안내한다.</w:t>
+        <w:t>• 과열 정지는 실패가 아니라 '숨 고르기 연습'임을 매 차시 안내한다.</w:t>
       </w:r>
     </w:p>
     <w:p>
       <w:r>
-        <w:t>• 개인 기록·성찰은 본인 동의 없이 공개 호명하지 않는다.</w:t>
+        <w:t>• 3차시 '친구 마음 읽기'는 정답 맞히기가 아니라 '추측 → 확인'의 태도를 배우는 활동임을 강조한다.</w:t>
+      </w:r>
+    </w:p>
+    <w:p>
+      <w:r>
+        <w:t>• 4차시 방관자 딜레마는 특정 학생·실제 사건과 연결해 호명하지 않는다.</w:t>
+      </w:r>
+    </w:p>
+    <w:p>
+      <w:r>
+        <w:t>• 성찰 문장·CSV 기록은 본인 동의 없이 공개하지 않는다.</w:t>
       </w:r>
     </w:p>
     <w:sectPr>

--- a/docs/지도안_마음의밤길라이더.docx
+++ b/docs/지도안_마음의밤길라이더.docx
@@ -4,130 +4,295 @@
   <w:body>
     <w:p>
       <w:pPr>
-        <w:jc w:val="center"/>
+        <w:keepNext w:val="0"/>
+        <w:spacing w:before="0" w:after="40"/>
       </w:pPr>
       <w:r>
         <w:rPr>
+          <w:rFonts w:ascii="Pretendard SemiBold" w:hAnsi="Pretendard SemiBold" w:eastAsia="Pretendard SemiBold" w:cs="Pretendard SemiBold"/>
           <w:b/>
-          <w:sz w:val="36"/>
+          <w:i w:val="0"/>
+          <w:color w:val="FFFFFF"/>
+          <w:sz w:val="19"/>
+          <w:shd w:val="clear" w:color="auto" w:fill="222B45"/>
         </w:rPr>
-        <w:t>🏍 마음의 밤길 라이더 — SEL 4영역 수업 시리즈 지도안 (4차시)</w:t>
+        <w:t xml:space="preserve"> SEL 4영역 수업 시리즈 · 4차시 </w:t>
       </w:r>
     </w:p>
     <w:p>
       <w:pPr>
-        <w:jc w:val="center"/>
+        <w:keepNext w:val="0"/>
+        <w:spacing w:before="160" w:after="40"/>
       </w:pPr>
       <w:r>
         <w:rPr>
-          <w:color w:val="666E7A"/>
-          <w:sz w:val="21"/>
+          <w:rFonts w:ascii="Gmarket Sans TTF" w:hAnsi="Gmarket Sans TTF" w:eastAsia="Gmarket Sans TTF" w:cs="Gmarket Sans TTF"/>
+          <w:b/>
+          <w:i w:val="0"/>
+          <w:color w:val="222B45"/>
+          <w:sz w:val="54"/>
         </w:rPr>
-        <w:t>사회정서교육(SEL) · 중·고등학생 · 차시당 45분 / LevLab Yeol</w:t>
+        <w:t>🏍 마음의 밤길 라이더</w:t>
       </w:r>
     </w:p>
     <w:p>
+      <w:pPr>
+        <w:keepNext w:val="0"/>
+        <w:spacing w:before="0" w:after="40"/>
+      </w:pPr>
       <w:r>
         <w:rPr>
+          <w:rFonts w:ascii="Pretendard SemiBold" w:hAnsi="Pretendard SemiBold" w:eastAsia="Pretendard SemiBold" w:cs="Pretendard SemiBold"/>
           <w:b/>
-          <w:color w:val="1F9E6E"/>
+          <w:i w:val="0"/>
+          <w:color w:val="4A4560"/>
           <w:sz w:val="26"/>
         </w:rPr>
-        <w:t>1. 프로그램 개요 — 네 개의 길, 네 개의 마음 영역</w:t>
+        <w:t>SEL 4영역 수업 시리즈 지도안</w:t>
       </w:r>
     </w:p>
     <w:p>
+      <w:pPr>
+        <w:keepNext w:val="0"/>
+        <w:spacing w:before="0" w:after="200"/>
+      </w:pPr>
       <w:r>
-        <w:t>1인칭 라이딩 게임으로 SEL 4영역을 체험합니다. 핵심 은유는 "속도 = 감정의 각성" — 부스트(가속)와 호흡(감속)을 오가며 마음 온도를 조절하고, 갈림길·관문·폭풍에서 마음을 다루는 선택을 합니다. 맵마다 세계와 문항, 특화 과제가 달라집니다.</w:t>
+        <w:rPr>
+          <w:rFonts w:ascii="Pretendard" w:hAnsi="Pretendard" w:eastAsia="Pretendard" w:cs="Pretendard"/>
+          <w:b w:val="0"/>
+          <w:i/>
+          <w:color w:val="7A7A85"/>
+          <w:sz w:val="19"/>
+        </w:rPr>
+        <w:t>사회정서교육(SEL) · 중·고등학생 · 차시당 45분  ·  기획·집필 LevLab Yeol</w:t>
       </w:r>
+    </w:p>
+    <w:p>
+      <w:pPr>
+        <w:spacing w:before="80" w:after="240"/>
+        <w:pBdr>
+          <w:bottom w:val="single" w:sz="6" w:space="4" w:color="222B45"/>
+        </w:pBdr>
+      </w:pPr>
     </w:p>
     <w:tbl>
       <w:tblPr>
-        <w:tblStyle w:val="TableGrid"/>
-        <w:tblW w:type="auto" w:w="0"/>
-        <w:jc w:val="center"/>
+        <w:tblW w:type="dxa" w:w="9744"/>
+        <w:tblLayout w:type="fixed"/>
         <w:tblLook w:firstColumn="1" w:firstRow="1" w:lastColumn="0" w:lastRow="0" w:noHBand="0" w:noVBand="1" w:val="04A0"/>
+        <w:tblBorders>
+          <w:top w:val="nil"/>
+          <w:left w:val="nil"/>
+          <w:bottom w:val="nil"/>
+          <w:right w:val="nil"/>
+          <w:insideH w:val="nil"/>
+          <w:insideV w:val="nil"/>
+        </w:tblBorders>
       </w:tblPr>
       <w:tblGrid>
-        <w:gridCol w:w="1728"/>
-        <w:gridCol w:w="1728"/>
-        <w:gridCol w:w="1728"/>
-        <w:gridCol w:w="1728"/>
-        <w:gridCol w:w="1728"/>
+        <w:gridCol w:w="2436"/>
+        <w:gridCol w:w="2436"/>
+        <w:gridCol w:w="2436"/>
+        <w:gridCol w:w="2436"/>
       </w:tblGrid>
       <w:tr>
         <w:tc>
           <w:tcPr>
-            <w:tcW w:type="dxa" w:w="680"/>
+            <w:tcW w:type="dxa" w:w="2436"/>
+            <w:tcMar>
+              <w:top w:w="40" w:type="dxa"/>
+              <w:bottom w:w="40" w:type="dxa"/>
+              <w:start w:w="40" w:type="dxa"/>
+              <w:end w:w="40" w:type="dxa"/>
+            </w:tcMar>
           </w:tcPr>
           <w:p>
-            <w:r/>
+            <w:pPr>
+              <w:jc w:val="center"/>
+            </w:pPr>
             <w:r>
-              <w:rPr>
-                <w:b/>
-                <w:sz w:val="19"/>
-              </w:rPr>
-              <w:t>차시</w:t>
+              <w:drawing>
+                <wp:inline xmlns:a="http://schemas.openxmlformats.org/drawingml/2006/main" xmlns:pic="http://schemas.openxmlformats.org/drawingml/2006/picture">
+                  <wp:extent cx="1491996" cy="2057589"/>
+                  <wp:docPr id="1" name="Picture 1"/>
+                  <wp:cNvGraphicFramePr>
+                    <a:graphicFrameLocks noChangeAspect="1"/>
+                  </wp:cNvGraphicFramePr>
+                  <a:graphic>
+                    <a:graphicData uri="http://schemas.openxmlformats.org/drawingml/2006/picture">
+                      <pic:pic>
+                        <pic:nvPicPr>
+                          <pic:cNvPr id="0" name="night.png"/>
+                          <pic:cNvPicPr/>
+                        </pic:nvPicPr>
+                        <pic:blipFill>
+                          <a:blip r:embed="rId9"/>
+                          <a:stretch>
+                            <a:fillRect/>
+                          </a:stretch>
+                        </pic:blipFill>
+                        <pic:spPr>
+                          <a:xfrm>
+                            <a:off x="0" y="0"/>
+                            <a:ext cx="1491996" cy="2057589"/>
+                          </a:xfrm>
+                          <a:prstGeom prst="rect"/>
+                        </pic:spPr>
+                      </pic:pic>
+                    </a:graphicData>
+                  </a:graphic>
+                </wp:inline>
+              </w:drawing>
             </w:r>
           </w:p>
         </w:tc>
         <w:tc>
           <w:tcPr>
-            <w:tcW w:type="dxa" w:w="2041"/>
+            <w:tcW w:type="dxa" w:w="2436"/>
+            <w:tcMar>
+              <w:top w:w="40" w:type="dxa"/>
+              <w:bottom w:w="40" w:type="dxa"/>
+              <w:start w:w="40" w:type="dxa"/>
+              <w:end w:w="40" w:type="dxa"/>
+            </w:tcMar>
           </w:tcPr>
           <w:p>
-            <w:r/>
+            <w:pPr>
+              <w:jc w:val="center"/>
+            </w:pPr>
             <w:r>
-              <w:rPr>
-                <w:b/>
-                <w:sz w:val="19"/>
-              </w:rPr>
-              <w:t>맵(길)</w:t>
+              <w:drawing>
+                <wp:inline xmlns:a="http://schemas.openxmlformats.org/drawingml/2006/main" xmlns:pic="http://schemas.openxmlformats.org/drawingml/2006/picture">
+                  <wp:extent cx="1491996" cy="2077092"/>
+                  <wp:docPr id="2" name="Picture 2"/>
+                  <wp:cNvGraphicFramePr>
+                    <a:graphicFrameLocks noChangeAspect="1"/>
+                  </wp:cNvGraphicFramePr>
+                  <a:graphic>
+                    <a:graphicData uri="http://schemas.openxmlformats.org/drawingml/2006/picture">
+                      <pic:pic>
+                        <pic:nvPicPr>
+                          <pic:cNvPr id="0" name="sea.png"/>
+                          <pic:cNvPicPr/>
+                        </pic:nvPicPr>
+                        <pic:blipFill>
+                          <a:blip r:embed="rId10"/>
+                          <a:stretch>
+                            <a:fillRect/>
+                          </a:stretch>
+                        </pic:blipFill>
+                        <pic:spPr>
+                          <a:xfrm>
+                            <a:off x="0" y="0"/>
+                            <a:ext cx="1491996" cy="2077092"/>
+                          </a:xfrm>
+                          <a:prstGeom prst="rect"/>
+                        </pic:spPr>
+                      </pic:pic>
+                    </a:graphicData>
+                  </a:graphic>
+                </wp:inline>
+              </w:drawing>
             </w:r>
           </w:p>
         </w:tc>
         <w:tc>
           <w:tcPr>
-            <w:tcW w:type="dxa" w:w="1247"/>
+            <w:tcW w:type="dxa" w:w="2436"/>
+            <w:tcMar>
+              <w:top w:w="40" w:type="dxa"/>
+              <w:bottom w:w="40" w:type="dxa"/>
+              <w:start w:w="40" w:type="dxa"/>
+              <w:end w:w="40" w:type="dxa"/>
+            </w:tcMar>
           </w:tcPr>
           <w:p>
-            <w:r/>
+            <w:pPr>
+              <w:jc w:val="center"/>
+            </w:pPr>
             <w:r>
-              <w:rPr>
-                <w:b/>
-                <w:sz w:val="19"/>
-              </w:rPr>
-              <w:t>SEL 영역</w:t>
+              <w:drawing>
+                <wp:inline xmlns:a="http://schemas.openxmlformats.org/drawingml/2006/main" xmlns:pic="http://schemas.openxmlformats.org/drawingml/2006/picture">
+                  <wp:extent cx="1491996" cy="2057589"/>
+                  <wp:docPr id="3" name="Picture 3"/>
+                  <wp:cNvGraphicFramePr>
+                    <a:graphicFrameLocks noChangeAspect="1"/>
+                  </wp:cNvGraphicFramePr>
+                  <a:graphic>
+                    <a:graphicData uri="http://schemas.openxmlformats.org/drawingml/2006/picture">
+                      <pic:pic>
+                        <pic:nvPicPr>
+                          <pic:cNvPr id="0" name="alley.png"/>
+                          <pic:cNvPicPr/>
+                        </pic:nvPicPr>
+                        <pic:blipFill>
+                          <a:blip r:embed="rId11"/>
+                          <a:stretch>
+                            <a:fillRect/>
+                          </a:stretch>
+                        </pic:blipFill>
+                        <pic:spPr>
+                          <a:xfrm>
+                            <a:off x="0" y="0"/>
+                            <a:ext cx="1491996" cy="2057589"/>
+                          </a:xfrm>
+                          <a:prstGeom prst="rect"/>
+                        </pic:spPr>
+                      </pic:pic>
+                    </a:graphicData>
+                  </a:graphic>
+                </wp:inline>
+              </w:drawing>
             </w:r>
           </w:p>
         </w:tc>
         <w:tc>
           <w:tcPr>
-            <w:tcW w:type="dxa" w:w="1928"/>
+            <w:tcW w:type="dxa" w:w="2436"/>
+            <w:tcMar>
+              <w:top w:w="40" w:type="dxa"/>
+              <w:bottom w:w="40" w:type="dxa"/>
+              <w:start w:w="40" w:type="dxa"/>
+              <w:end w:w="40" w:type="dxa"/>
+            </w:tcMar>
           </w:tcPr>
           <w:p>
-            <w:r/>
+            <w:pPr>
+              <w:jc w:val="center"/>
+            </w:pPr>
             <w:r>
-              <w:rPr>
-                <w:b/>
-                <w:sz w:val="19"/>
-              </w:rPr>
-              <w:t>주제</w:t>
-            </w:r>
-          </w:p>
-        </w:tc>
-        <w:tc>
-          <w:tcPr>
-            <w:tcW w:type="dxa" w:w="3175"/>
-          </w:tcPr>
-          <w:p>
-            <w:r/>
-            <w:r>
-              <w:rPr>
-                <w:b/>
-                <w:sz w:val="19"/>
-              </w:rPr>
-              <w:t>특화 요소</w:t>
+              <w:drawing>
+                <wp:inline xmlns:a="http://schemas.openxmlformats.org/drawingml/2006/main" xmlns:pic="http://schemas.openxmlformats.org/drawingml/2006/picture">
+                  <wp:extent cx="1491996" cy="2057589"/>
+                  <wp:docPr id="4" name="Picture 4"/>
+                  <wp:cNvGraphicFramePr>
+                    <a:graphicFrameLocks noChangeAspect="1"/>
+                  </wp:cNvGraphicFramePr>
+                  <a:graphic>
+                    <a:graphicData uri="http://schemas.openxmlformats.org/drawingml/2006/picture">
+                      <pic:pic>
+                        <pic:nvPicPr>
+                          <pic:cNvPr id="0" name="city.png"/>
+                          <pic:cNvPicPr/>
+                        </pic:nvPicPr>
+                        <pic:blipFill>
+                          <a:blip r:embed="rId12"/>
+                          <a:stretch>
+                            <a:fillRect/>
+                          </a:stretch>
+                        </pic:blipFill>
+                        <pic:spPr>
+                          <a:xfrm>
+                            <a:off x="0" y="0"/>
+                            <a:ext cx="1491996" cy="2057589"/>
+                          </a:xfrm>
+                          <a:prstGeom prst="rect"/>
+                        </pic:spPr>
+                      </pic:pic>
+                    </a:graphicData>
+                  </a:graphic>
+                </wp:inline>
+              </w:drawing>
             </w:r>
           </w:p>
         </w:tc>
@@ -135,359 +300,495 @@
       <w:tr>
         <w:tc>
           <w:tcPr>
-            <w:tcW w:type="dxa" w:w="680"/>
+            <w:tcW w:type="dxa" w:w="2436"/>
+            <w:tcMar>
+              <w:top w:w="20" w:type="dxa"/>
+              <w:bottom w:w="60" w:type="dxa"/>
+              <w:start w:w="20" w:type="dxa"/>
+              <w:end w:w="20" w:type="dxa"/>
+            </w:tcMar>
+            <w:vAlign w:val="center"/>
           </w:tcPr>
           <w:p>
+            <w:pPr>
+              <w:spacing w:after="0"/>
+              <w:jc w:val="center"/>
+            </w:pPr>
             <w:r/>
             <w:r>
               <w:rPr>
+                <w:rFonts w:ascii="Pretendard SemiBold" w:hAnsi="Pretendard SemiBold" w:eastAsia="Pretendard SemiBold" w:cs="Pretendard SemiBold"/>
+                <w:b/>
+                <w:i w:val="0"/>
+                <w:color w:val="12805F"/>
                 <w:sz w:val="19"/>
               </w:rPr>
-              <w:t>1</w:t>
+              <w:t>🌃 밤의 숲</w:t>
+            </w:r>
+          </w:p>
+          <w:p>
+            <w:pPr>
+              <w:jc w:val="center"/>
+            </w:pPr>
+            <w:r>
+              <w:rPr>
+                <w:rFonts w:ascii="Pretendard" w:hAnsi="Pretendard" w:eastAsia="Pretendard" w:cs="Pretendard"/>
+                <w:b w:val="0"/>
+                <w:i w:val="0"/>
+                <w:color w:val="7A7A85"/>
+                <w:sz w:val="16"/>
+              </w:rPr>
+              <w:t>감정 조절 · 마음건강</w:t>
             </w:r>
           </w:p>
         </w:tc>
         <w:tc>
           <w:tcPr>
-            <w:tcW w:type="dxa" w:w="2041"/>
+            <w:tcW w:type="dxa" w:w="2436"/>
+            <w:tcMar>
+              <w:top w:w="20" w:type="dxa"/>
+              <w:bottom w:w="60" w:type="dxa"/>
+              <w:start w:w="20" w:type="dxa"/>
+              <w:end w:w="20" w:type="dxa"/>
+            </w:tcMar>
+            <w:vAlign w:val="center"/>
           </w:tcPr>
           <w:p>
+            <w:pPr>
+              <w:spacing w:after="0"/>
+              <w:jc w:val="center"/>
+            </w:pPr>
             <w:r/>
             <w:r>
               <w:rPr>
+                <w:rFonts w:ascii="Pretendard SemiBold" w:hAnsi="Pretendard SemiBold" w:eastAsia="Pretendard SemiBold" w:cs="Pretendard SemiBold"/>
+                <w:b/>
+                <w:i w:val="0"/>
+                <w:color w:val="2E6F9E"/>
                 <w:sz w:val="19"/>
               </w:rPr>
-              <w:t>🌃 밤의 숲</w:t>
+              <w:t>🌊 새벽 바다</w:t>
+            </w:r>
+          </w:p>
+          <w:p>
+            <w:pPr>
+              <w:jc w:val="center"/>
+            </w:pPr>
+            <w:r>
+              <w:rPr>
+                <w:rFonts w:ascii="Pretendard" w:hAnsi="Pretendard" w:eastAsia="Pretendard" w:cs="Pretendard"/>
+                <w:b w:val="0"/>
+                <w:i w:val="0"/>
+                <w:color w:val="7A7A85"/>
+                <w:sz w:val="16"/>
+              </w:rPr>
+              <w:t>불안 다루기 · 자기 이해</w:t>
             </w:r>
           </w:p>
         </w:tc>
         <w:tc>
           <w:tcPr>
-            <w:tcW w:type="dxa" w:w="1247"/>
+            <w:tcW w:type="dxa" w:w="2436"/>
+            <w:tcMar>
+              <w:top w:w="20" w:type="dxa"/>
+              <w:bottom w:w="60" w:type="dxa"/>
+              <w:start w:w="20" w:type="dxa"/>
+              <w:end w:w="20" w:type="dxa"/>
+            </w:tcMar>
+            <w:vAlign w:val="center"/>
           </w:tcPr>
           <w:p>
+            <w:pPr>
+              <w:spacing w:after="0"/>
+              <w:jc w:val="center"/>
+            </w:pPr>
             <w:r/>
             <w:r>
               <w:rPr>
+                <w:rFonts w:ascii="Pretendard SemiBold" w:hAnsi="Pretendard SemiBold" w:eastAsia="Pretendard SemiBold" w:cs="Pretendard SemiBold"/>
+                <w:b/>
+                <w:i w:val="0"/>
+                <w:color w:val="BD5A2C"/>
                 <w:sz w:val="19"/>
               </w:rPr>
-              <w:t>마음건강</w:t>
+              <w:t>🏮 노을 등불 골목</w:t>
+            </w:r>
+          </w:p>
+          <w:p>
+            <w:pPr>
+              <w:jc w:val="center"/>
+            </w:pPr>
+            <w:r>
+              <w:rPr>
+                <w:rFonts w:ascii="Pretendard" w:hAnsi="Pretendard" w:eastAsia="Pretendard" w:cs="Pretendard"/>
+                <w:b w:val="0"/>
+                <w:i w:val="0"/>
+                <w:color w:val="7A7A85"/>
+                <w:sz w:val="16"/>
+              </w:rPr>
+              <w:t>타인 이해 · 공감</w:t>
             </w:r>
           </w:p>
         </w:tc>
         <w:tc>
           <w:tcPr>
-            <w:tcW w:type="dxa" w:w="1928"/>
+            <w:tcW w:type="dxa" w:w="2436"/>
+            <w:tcMar>
+              <w:top w:w="20" w:type="dxa"/>
+              <w:bottom w:w="60" w:type="dxa"/>
+              <w:start w:w="20" w:type="dxa"/>
+              <w:end w:w="20" w:type="dxa"/>
+            </w:tcMar>
+            <w:vAlign w:val="center"/>
           </w:tcPr>
           <w:p>
+            <w:pPr>
+              <w:spacing w:after="0"/>
+              <w:jc w:val="center"/>
+            </w:pPr>
             <w:r/>
             <w:r>
               <w:rPr>
-                <w:sz w:val="19"/>
-              </w:rPr>
-              <w:t>감정(분노) 조절</w:t>
-            </w:r>
-          </w:p>
-        </w:tc>
-        <w:tc>
-          <w:tcPr>
-            <w:tcW w:type="dxa" w:w="3175"/>
-          </w:tcPr>
-          <w:p>
-            <w:r/>
-            <w:r>
-              <w:rPr>
-                <w:sz w:val="19"/>
-              </w:rPr>
-              <w:t>인지왜곡 이름표 · 생각의 폭풍</w:t>
-            </w:r>
-          </w:p>
-        </w:tc>
-      </w:tr>
-      <w:tr>
-        <w:tc>
-          <w:tcPr>
-            <w:tcW w:type="dxa" w:w="680"/>
-          </w:tcPr>
-          <w:p>
-            <w:r/>
-            <w:r>
-              <w:rPr>
-                <w:sz w:val="19"/>
-              </w:rPr>
-              <w:t>2</w:t>
-            </w:r>
-          </w:p>
-        </w:tc>
-        <w:tc>
-          <w:tcPr>
-            <w:tcW w:type="dxa" w:w="2041"/>
-          </w:tcPr>
-          <w:p>
-            <w:r/>
-            <w:r>
-              <w:rPr>
-                <w:sz w:val="19"/>
-              </w:rPr>
-              <w:t>🌊 새벽 바다</w:t>
-            </w:r>
-          </w:p>
-        </w:tc>
-        <w:tc>
-          <w:tcPr>
-            <w:tcW w:type="dxa" w:w="1247"/>
-          </w:tcPr>
-          <w:p>
-            <w:r/>
-            <w:r>
-              <w:rPr>
-                <w:sz w:val="19"/>
-              </w:rPr>
-              <w:t>자기 이해</w:t>
-            </w:r>
-          </w:p>
-        </w:tc>
-        <w:tc>
-          <w:tcPr>
-            <w:tcW w:type="dxa" w:w="1928"/>
-          </w:tcPr>
-          <w:p>
-            <w:r/>
-            <w:r>
-              <w:rPr>
-                <w:sz w:val="19"/>
-              </w:rPr>
-              <w:t>불안 다루기</w:t>
-            </w:r>
-          </w:p>
-        </w:tc>
-        <w:tc>
-          <w:tcPr>
-            <w:tcW w:type="dxa" w:w="3175"/>
-          </w:tcPr>
-          <w:p>
-            <w:r/>
-            <w:r>
-              <w:rPr>
-                <w:sz w:val="19"/>
-              </w:rPr>
-              <w:t>몸의 신호 알아차리기 · 걱정의 폭풍</w:t>
-            </w:r>
-          </w:p>
-        </w:tc>
-      </w:tr>
-      <w:tr>
-        <w:tc>
-          <w:tcPr>
-            <w:tcW w:type="dxa" w:w="680"/>
-          </w:tcPr>
-          <w:p>
-            <w:r/>
-            <w:r>
-              <w:rPr>
-                <w:sz w:val="19"/>
-              </w:rPr>
-              <w:t>3</w:t>
-            </w:r>
-          </w:p>
-        </w:tc>
-        <w:tc>
-          <w:tcPr>
-            <w:tcW w:type="dxa" w:w="2041"/>
-          </w:tcPr>
-          <w:p>
-            <w:r/>
-            <w:r>
-              <w:rPr>
-                <w:sz w:val="19"/>
-              </w:rPr>
-              <w:t>🏮 노을 등불 골목</w:t>
-            </w:r>
-          </w:p>
-        </w:tc>
-        <w:tc>
-          <w:tcPr>
-            <w:tcW w:type="dxa" w:w="1247"/>
-          </w:tcPr>
-          <w:p>
-            <w:r/>
-            <w:r>
-              <w:rPr>
-                <w:sz w:val="19"/>
-              </w:rPr>
-              <w:t>대인관계</w:t>
-            </w:r>
-          </w:p>
-        </w:tc>
-        <w:tc>
-          <w:tcPr>
-            <w:tcW w:type="dxa" w:w="1928"/>
-          </w:tcPr>
-          <w:p>
-            <w:r/>
-            <w:r>
-              <w:rPr>
-                <w:sz w:val="19"/>
-              </w:rPr>
-              <w:t>타인 이해·공감</w:t>
-            </w:r>
-          </w:p>
-        </w:tc>
-        <w:tc>
-          <w:tcPr>
-            <w:tcW w:type="dxa" w:w="3175"/>
-          </w:tcPr>
-          <w:p>
-            <w:r/>
-            <w:r>
-              <w:rPr>
-                <w:sz w:val="19"/>
-              </w:rPr>
-              <w:t>★감정 과제 뒤집기: 친구의 마음 읽기 · 소문의 폭풍</w:t>
-            </w:r>
-          </w:p>
-        </w:tc>
-      </w:tr>
-      <w:tr>
-        <w:tc>
-          <w:tcPr>
-            <w:tcW w:type="dxa" w:w="680"/>
-          </w:tcPr>
-          <w:p>
-            <w:r/>
-            <w:r>
-              <w:rPr>
-                <w:sz w:val="19"/>
-              </w:rPr>
-              <w:t>4</w:t>
-            </w:r>
-          </w:p>
-        </w:tc>
-        <w:tc>
-          <w:tcPr>
-            <w:tcW w:type="dxa" w:w="2041"/>
-          </w:tcPr>
-          <w:p>
-            <w:r/>
-            <w:r>
-              <w:rPr>
+                <w:rFonts w:ascii="Pretendard SemiBold" w:hAnsi="Pretendard SemiBold" w:eastAsia="Pretendard SemiBold" w:cs="Pretendard SemiBold"/>
+                <w:b/>
+                <w:i w:val="0"/>
+                <w:color w:val="5B4B9E"/>
                 <w:sz w:val="19"/>
               </w:rPr>
               <w:t>🌆 도시의 밤 별빛 길</w:t>
             </w:r>
           </w:p>
-        </w:tc>
-        <w:tc>
-          <w:tcPr>
-            <w:tcW w:type="dxa" w:w="1247"/>
-          </w:tcPr>
           <w:p>
-            <w:r/>
+            <w:pPr>
+              <w:jc w:val="center"/>
+            </w:pPr>
             <w:r>
               <w:rPr>
-                <w:sz w:val="19"/>
+                <w:rFonts w:ascii="Pretendard" w:hAnsi="Pretendard" w:eastAsia="Pretendard" w:cs="Pretendard"/>
+                <w:b w:val="0"/>
+                <w:i w:val="0"/>
+                <w:color w:val="7A7A85"/>
+                <w:sz w:val="16"/>
               </w:rPr>
               <w:t>공동체</w:t>
-            </w:r>
-          </w:p>
-        </w:tc>
-        <w:tc>
-          <w:tcPr>
-            <w:tcW w:type="dxa" w:w="1928"/>
-          </w:tcPr>
-          <w:p>
-            <w:r/>
-            <w:r>
-              <w:rPr>
-                <w:sz w:val="19"/>
-              </w:rPr>
-              <w:t>방관자에서 참여자로</w:t>
-            </w:r>
-          </w:p>
-        </w:tc>
-        <w:tc>
-          <w:tcPr>
-            <w:tcW w:type="dxa" w:w="3175"/>
-          </w:tcPr>
-          <w:p>
-            <w:r/>
-            <w:r>
-              <w:rPr>
-                <w:sz w:val="19"/>
-              </w:rPr>
-              <w:t>공동체 딜레마 갈림길 · 냉소의 안개</w:t>
             </w:r>
           </w:p>
         </w:tc>
       </w:tr>
     </w:tbl>
     <w:p>
+      <w:pPr>
+        <w:keepNext w:val="0"/>
+        <w:spacing w:before="200" w:after="80"/>
+        <w:jc w:val="center"/>
+      </w:pPr>
       <w:r>
         <w:rPr>
-          <w:color w:val="666E7A"/>
+          <w:rFonts w:ascii="MARU BuriOTF Beta" w:hAnsi="MARU BuriOTF Beta" w:eastAsia="MARU BuriOTF Beta" w:cs="MARU BuriOTF Beta"/>
+          <w:b w:val="0"/>
+          <w:i/>
+          <w:color w:val="7A7A85"/>
           <w:sz w:val="19"/>
         </w:rPr>
-        <w:t>접속 — 학생: cleveranawim-source.github.io/mind-rider (첫 화면에서 길·코스 선택) / 교사 발표모드: …/mind-rider/teacher.html</w:t>
+        <w:t>네 개의 길, 네 개의 마음 영역 — 부스트(가속)와 호흡(감속) 사이에서 마음 온도를 조절합니다</w:t>
       </w:r>
     </w:p>
     <w:p>
+      <w:pPr>
+        <w:spacing w:before="320" w:after="160"/>
+        <w:ind w:left="200"/>
+        <w:pBdr>
+          <w:left w:val="single" w:sz="28" w:space="4" w:color="222B45"/>
+        </w:pBdr>
+      </w:pPr>
       <w:r>
         <w:rPr>
+          <w:rFonts w:ascii="Gmarket Sans TTF" w:hAnsi="Gmarket Sans TTF" w:eastAsia="Gmarket Sans TTF" w:cs="Gmarket Sans TTF"/>
           <w:b/>
-          <w:color w:val="1F9E6E"/>
-          <w:sz w:val="26"/>
+          <w:i w:val="0"/>
+          <w:color w:val="222B45"/>
+          <w:sz w:val="29"/>
         </w:rPr>
-        <w:t>2. 학습 목표 (시리즈 공통)</w:t>
+        <w:t xml:space="preserve">  1.  프로그램 개요 — 네 개의 길, 네 개의 마음 영역</w:t>
       </w:r>
     </w:p>
     <w:p>
-      <w:r>
-        <w:t>• 감정의 각성(마음 온도)이 몸·판단·관계에 미치는 영향을 게임 경험으로 설명할 수 있다.</w:t>
-      </w:r>
-    </w:p>
-    <w:p>
-      <w:r>
-        <w:t>• 부정적 자동사고를 알아차리고 인지왜곡의 이름(파국화·독심술·낙인찍기 등 8종)을 붙일 수 있다.</w:t>
-      </w:r>
-    </w:p>
-    <w:p>
-      <w:r>
-        <w:t>• 호흡을 활용한 조절 전략을 익히고, 차시별 주제(조절·불안·공감·참여)를 내 삶의 문장으로 표현할 수 있다.</w:t>
-      </w:r>
-    </w:p>
-    <w:p>
+      <w:pPr>
+        <w:keepNext w:val="0"/>
+        <w:spacing w:before="0" w:after="160" w:line="317" w:lineRule="auto"/>
+        <w:jc w:val="both"/>
+      </w:pPr>
       <w:r>
         <w:rPr>
+          <w:rFonts w:ascii="Pretendard" w:hAnsi="Pretendard" w:eastAsia="Pretendard" w:cs="Pretendard"/>
+          <w:b w:val="0"/>
+          <w:i w:val="0"/>
+          <w:color w:val="2B2B33"/>
+          <w:sz w:val="21"/>
+        </w:rPr>
+        <w:t xml:space="preserve">1인칭 라이딩 게임으로 SEL 4영역을 체험합니다. 핵심 은유는 </w:t>
+      </w:r>
+      <w:r>
+        <w:rPr>
+          <w:rFonts w:ascii="Pretendard SemiBold" w:hAnsi="Pretendard SemiBold" w:eastAsia="Pretendard SemiBold" w:cs="Pretendard SemiBold"/>
           <w:b/>
-          <w:color w:val="1F9E6E"/>
-          <w:sz w:val="26"/>
+          <w:i w:val="0"/>
+          <w:color w:val="222B45"/>
+          <w:sz w:val="21"/>
         </w:rPr>
-        <w:t>3. 공통 수업 흐름 (매 차시 45분)</w:t>
+        <w:t>“속도 = 감정의 각성”</w:t>
+      </w:r>
+      <w:r>
+        <w:rPr>
+          <w:rFonts w:ascii="Pretendard" w:hAnsi="Pretendard" w:eastAsia="Pretendard" w:cs="Pretendard"/>
+          <w:b w:val="0"/>
+          <w:i w:val="0"/>
+          <w:color w:val="2B2B33"/>
+          <w:sz w:val="21"/>
+        </w:rPr>
+        <w:t xml:space="preserve"> — 부스트(가속)와 호흡(감속)을 오가며 마음 온도를 조절하고, 갈림길·관문·폭풍에서 마음을 다루는 선택을 합니다. 맵마다 세계와 문항, 특화 과제가 달라집니다.</w:t>
       </w:r>
     </w:p>
     <w:tbl>
       <w:tblPr>
-        <w:tblStyle w:val="TableGrid"/>
-        <w:tblW w:type="auto" w:w="0"/>
-        <w:jc w:val="center"/>
+        <w:tblW w:type="dxa" w:w="9746"/>
+        <w:tblLayout w:type="fixed"/>
         <w:tblLook w:firstColumn="1" w:firstRow="1" w:lastColumn="0" w:lastRow="0" w:noHBand="0" w:noVBand="1" w:val="04A0"/>
+        <w:tblBorders>
+          <w:top w:val="nil"/>
+          <w:left w:val="nil"/>
+          <w:bottom w:val="nil"/>
+          <w:right w:val="nil"/>
+          <w:insideH w:val="nil"/>
+          <w:insideV w:val="nil"/>
+        </w:tblBorders>
       </w:tblPr>
       <w:tblGrid>
-        <w:gridCol w:w="2160"/>
-        <w:gridCol w:w="2160"/>
-        <w:gridCol w:w="2160"/>
-        <w:gridCol w:w="2160"/>
+        <w:gridCol w:w="9746"/>
       </w:tblGrid>
       <w:tr>
         <w:tc>
           <w:tcPr>
-            <w:tcW w:type="dxa" w:w="2160"/>
+            <w:tcW w:type="dxa" w:w="9746"/>
+            <w:shd w:val="clear" w:color="auto" w:fill="F4F2FA"/>
+            <w:tcBorders>
+              <w:top w:val="nil"/>
+              <w:left w:val="single" w:sz="4" w:color="D9D2EE"/>
+              <w:bottom w:val="nil"/>
+              <w:right w:val="nil"/>
+            </w:tcBorders>
+            <w:tcMar>
+              <w:top w:w="100" w:type="dxa"/>
+              <w:bottom w:w="100" w:type="dxa"/>
+              <w:start w:w="180" w:type="dxa"/>
+              <w:end w:w="180" w:type="dxa"/>
+            </w:tcMar>
           </w:tcPr>
           <w:p>
             <w:r/>
             <w:r>
               <w:rPr>
+                <w:rFonts w:ascii="Pretendard SemiBold" w:hAnsi="Pretendard SemiBold" w:eastAsia="Pretendard SemiBold" w:cs="Pretendard SemiBold"/>
                 <w:b/>
+                <w:i w:val="0"/>
+                <w:color w:val="5B4B9E"/>
+                <w:sz w:val="19"/>
+              </w:rPr>
+              <w:t xml:space="preserve">🔗 접속 — </w:t>
+            </w:r>
+            <w:r>
+              <w:rPr>
+                <w:rFonts w:ascii="Pretendard Medium" w:hAnsi="Pretendard Medium" w:eastAsia="Pretendard Medium" w:cs="Pretendard Medium"/>
+                <w:b w:val="0"/>
+                <w:i w:val="0"/>
+                <w:color w:val="2B2B33"/>
+                <w:sz w:val="19"/>
+              </w:rPr>
+              <w:t xml:space="preserve">학생: </w:t>
+            </w:r>
+            <w:r>
+              <w:rPr>
+                <w:rFonts w:ascii="Pretendard Medium" w:hAnsi="Pretendard Medium" w:eastAsia="Pretendard Medium" w:cs="Pretendard Medium"/>
+                <w:b w:val="0"/>
+                <w:i w:val="0"/>
+                <w:color w:val="5B4B9E"/>
+                <w:sz w:val="19"/>
+              </w:rPr>
+              <w:t>cleveranawim-source.github.io/mind-rider</w:t>
+            </w:r>
+            <w:r>
+              <w:rPr>
+                <w:rFonts w:ascii="Pretendard" w:hAnsi="Pretendard" w:eastAsia="Pretendard" w:cs="Pretendard"/>
+                <w:b w:val="0"/>
+                <w:i w:val="0"/>
+                <w:color w:val="7A7A85"/>
+                <w:sz w:val="18"/>
+              </w:rPr>
+              <w:t xml:space="preserve">  (첫 화면에서 길·코스 선택)</w:t>
+            </w:r>
+          </w:p>
+          <w:p>
+            <w:r>
+              <w:rPr>
+                <w:rFonts w:ascii="Pretendard Medium" w:hAnsi="Pretendard Medium" w:eastAsia="Pretendard Medium" w:cs="Pretendard Medium"/>
+                <w:b w:val="0"/>
+                <w:i w:val="0"/>
+                <w:color w:val="2B2B33"/>
+                <w:sz w:val="19"/>
+              </w:rPr>
+              <w:t xml:space="preserve">교사 발표모드: </w:t>
+            </w:r>
+            <w:r>
+              <w:rPr>
+                <w:rFonts w:ascii="Pretendard Medium" w:hAnsi="Pretendard Medium" w:eastAsia="Pretendard Medium" w:cs="Pretendard Medium"/>
+                <w:b w:val="0"/>
+                <w:i w:val="0"/>
+                <w:color w:val="5B4B9E"/>
+                <w:sz w:val="19"/>
+              </w:rPr>
+              <w:t>…/mind-rider/teacher.html</w:t>
+            </w:r>
+          </w:p>
+        </w:tc>
+      </w:tr>
+    </w:tbl>
+    <w:p>
+      <w:pPr>
+        <w:spacing w:before="320" w:after="160"/>
+        <w:ind w:left="200"/>
+        <w:pBdr>
+          <w:left w:val="single" w:sz="28" w:space="4" w:color="222B45"/>
+        </w:pBdr>
+      </w:pPr>
+      <w:r>
+        <w:rPr>
+          <w:rFonts w:ascii="Gmarket Sans TTF" w:hAnsi="Gmarket Sans TTF" w:eastAsia="Gmarket Sans TTF" w:cs="Gmarket Sans TTF"/>
+          <w:b/>
+          <w:i w:val="0"/>
+          <w:color w:val="222B45"/>
+          <w:sz w:val="29"/>
+        </w:rPr>
+        <w:t xml:space="preserve">  2.  학습 목표 (시리즈 공통)</w:t>
+      </w:r>
+    </w:p>
+    <w:p>
+      <w:pPr>
+        <w:pStyle w:val="ListBullet"/>
+        <w:spacing w:after="80" w:line="300" w:lineRule="auto"/>
+      </w:pPr>
+      <w:r>
+        <w:rPr>
+          <w:rFonts w:ascii="Pretendard" w:hAnsi="Pretendard" w:eastAsia="Pretendard" w:cs="Pretendard"/>
+          <w:b w:val="0"/>
+          <w:i w:val="0"/>
+          <w:color w:val="2B2B33"/>
+          <w:sz w:val="20"/>
+        </w:rPr>
+        <w:t>감정의 각성(마음 온도)이 몸·판단·관계에 미치는 영향을 게임 경험으로 설명할 수 있다.</w:t>
+      </w:r>
+    </w:p>
+    <w:p>
+      <w:pPr>
+        <w:pStyle w:val="ListBullet"/>
+        <w:spacing w:after="80" w:line="300" w:lineRule="auto"/>
+      </w:pPr>
+      <w:r>
+        <w:rPr>
+          <w:rFonts w:ascii="Pretendard" w:hAnsi="Pretendard" w:eastAsia="Pretendard" w:cs="Pretendard"/>
+          <w:b w:val="0"/>
+          <w:i w:val="0"/>
+          <w:color w:val="2B2B33"/>
+          <w:sz w:val="20"/>
+        </w:rPr>
+        <w:t>부정적 자동사고를 알아차리고 인지왜곡의 이름(파국화·독심술·낙인찍기 등 8종)을 붙일 수 있다.</w:t>
+      </w:r>
+    </w:p>
+    <w:p>
+      <w:pPr>
+        <w:pStyle w:val="ListBullet"/>
+        <w:spacing w:after="80" w:line="300" w:lineRule="auto"/>
+      </w:pPr>
+      <w:r>
+        <w:rPr>
+          <w:rFonts w:ascii="Pretendard" w:hAnsi="Pretendard" w:eastAsia="Pretendard" w:cs="Pretendard"/>
+          <w:b w:val="0"/>
+          <w:i w:val="0"/>
+          <w:color w:val="2B2B33"/>
+          <w:sz w:val="20"/>
+        </w:rPr>
+        <w:t>호흡을 활용한 조절 전략을 익히고, 차시별 주제(조절·불안·공감·참여)를 내 삶의 문장으로 표현할 수 있다.</w:t>
+      </w:r>
+    </w:p>
+    <w:p>
+      <w:pPr>
+        <w:spacing w:before="320" w:after="160"/>
+        <w:ind w:left="200"/>
+        <w:pBdr>
+          <w:left w:val="single" w:sz="28" w:space="4" w:color="222B45"/>
+        </w:pBdr>
+      </w:pPr>
+      <w:r>
+        <w:rPr>
+          <w:rFonts w:ascii="Gmarket Sans TTF" w:hAnsi="Gmarket Sans TTF" w:eastAsia="Gmarket Sans TTF" w:cs="Gmarket Sans TTF"/>
+          <w:b/>
+          <w:i w:val="0"/>
+          <w:color w:val="222B45"/>
+          <w:sz w:val="29"/>
+        </w:rPr>
+        <w:t xml:space="preserve">  3.  공통 수업 흐름 (매 차시 45분)</w:t>
+      </w:r>
+    </w:p>
+    <w:tbl>
+      <w:tblPr>
+        <w:tblW w:type="dxa" w:w="9746"/>
+        <w:tblLayout w:type="fixed"/>
+        <w:tblLook w:firstColumn="1" w:firstRow="1" w:lastColumn="0" w:lastRow="0" w:noHBand="0" w:noVBand="1" w:val="04A0"/>
+        <w:tblBorders>
+          <w:top w:val="nil"/>
+          <w:left w:val="nil"/>
+          <w:bottom w:val="nil"/>
+          <w:right w:val="nil"/>
+          <w:insideH w:val="nil"/>
+          <w:insideV w:val="nil"/>
+        </w:tblBorders>
+      </w:tblPr>
+      <w:tblGrid>
+        <w:gridCol w:w="1150"/>
+        <w:gridCol w:w="700"/>
+        <w:gridCol w:w="4900"/>
+        <w:gridCol w:w="2996"/>
+      </w:tblGrid>
+      <w:tr>
+        <w:tc>
+          <w:tcPr>
+            <w:tcW w:type="dxa" w:w="1150"/>
+            <w:shd w:val="clear" w:color="auto" w:fill="222B45"/>
+            <w:tcMar>
+              <w:top w:w="80" w:type="dxa"/>
+              <w:bottom w:w="80" w:type="dxa"/>
+              <w:start w:w="120" w:type="dxa"/>
+              <w:end w:w="120" w:type="dxa"/>
+            </w:tcMar>
+            <w:vAlign w:val="center"/>
+            <w:tcBorders>
+              <w:top w:val="single" w:sz="4" w:color="E4E0F0"/>
+              <w:left w:val="single" w:sz="4" w:color="E4E0F0"/>
+              <w:bottom w:val="single" w:sz="4" w:color="E4E0F0"/>
+              <w:right w:val="single" w:sz="4" w:color="E4E0F0"/>
+            </w:tcBorders>
+          </w:tcPr>
+          <w:p>
+            <w:pPr>
+              <w:spacing w:after="0"/>
+              <w:jc w:val="center"/>
+            </w:pPr>
+            <w:r/>
+            <w:r>
+              <w:rPr>
+                <w:rFonts w:ascii="Pretendard SemiBold" w:hAnsi="Pretendard SemiBold" w:eastAsia="Pretendard SemiBold" w:cs="Pretendard SemiBold"/>
+                <w:b/>
+                <w:i w:val="0"/>
+                <w:color w:val="FFFFFF"/>
                 <w:sz w:val="19"/>
               </w:rPr>
               <w:t>단계</w:t>
@@ -496,13 +797,34 @@
         </w:tc>
         <w:tc>
           <w:tcPr>
-            <w:tcW w:type="dxa" w:w="2160"/>
+            <w:tcW w:type="dxa" w:w="700"/>
+            <w:shd w:val="clear" w:color="auto" w:fill="222B45"/>
+            <w:tcMar>
+              <w:top w:w="80" w:type="dxa"/>
+              <w:bottom w:w="80" w:type="dxa"/>
+              <w:start w:w="120" w:type="dxa"/>
+              <w:end w:w="120" w:type="dxa"/>
+            </w:tcMar>
+            <w:vAlign w:val="center"/>
+            <w:tcBorders>
+              <w:top w:val="single" w:sz="4" w:color="E4E0F0"/>
+              <w:left w:val="single" w:sz="4" w:color="E4E0F0"/>
+              <w:bottom w:val="single" w:sz="4" w:color="E4E0F0"/>
+              <w:right w:val="single" w:sz="4" w:color="E4E0F0"/>
+            </w:tcBorders>
           </w:tcPr>
           <w:p>
+            <w:pPr>
+              <w:spacing w:after="0"/>
+              <w:jc w:val="center"/>
+            </w:pPr>
             <w:r/>
             <w:r>
               <w:rPr>
+                <w:rFonts w:ascii="Pretendard SemiBold" w:hAnsi="Pretendard SemiBold" w:eastAsia="Pretendard SemiBold" w:cs="Pretendard SemiBold"/>
                 <w:b/>
+                <w:i w:val="0"/>
+                <w:color w:val="FFFFFF"/>
                 <w:sz w:val="19"/>
               </w:rPr>
               <w:t>시간</w:t>
@@ -511,13 +833,34 @@
         </w:tc>
         <w:tc>
           <w:tcPr>
-            <w:tcW w:type="dxa" w:w="2160"/>
+            <w:tcW w:type="dxa" w:w="4900"/>
+            <w:shd w:val="clear" w:color="auto" w:fill="222B45"/>
+            <w:tcMar>
+              <w:top w:w="80" w:type="dxa"/>
+              <w:bottom w:w="80" w:type="dxa"/>
+              <w:start w:w="120" w:type="dxa"/>
+              <w:end w:w="120" w:type="dxa"/>
+            </w:tcMar>
+            <w:vAlign w:val="center"/>
+            <w:tcBorders>
+              <w:top w:val="single" w:sz="4" w:color="E4E0F0"/>
+              <w:left w:val="single" w:sz="4" w:color="E4E0F0"/>
+              <w:bottom w:val="single" w:sz="4" w:color="E4E0F0"/>
+              <w:right w:val="single" w:sz="4" w:color="E4E0F0"/>
+            </w:tcBorders>
           </w:tcPr>
           <w:p>
+            <w:pPr>
+              <w:spacing w:after="0"/>
+              <w:jc w:val="center"/>
+            </w:pPr>
             <w:r/>
             <w:r>
               <w:rPr>
+                <w:rFonts w:ascii="Pretendard SemiBold" w:hAnsi="Pretendard SemiBold" w:eastAsia="Pretendard SemiBold" w:cs="Pretendard SemiBold"/>
                 <w:b/>
+                <w:i w:val="0"/>
+                <w:color w:val="FFFFFF"/>
                 <w:sz w:val="19"/>
               </w:rPr>
               <w:t>교수·학습 활동</w:t>
@@ -526,13 +869,34 @@
         </w:tc>
         <w:tc>
           <w:tcPr>
-            <w:tcW w:type="dxa" w:w="2160"/>
+            <w:tcW w:type="dxa" w:w="2996"/>
+            <w:shd w:val="clear" w:color="auto" w:fill="222B45"/>
+            <w:tcMar>
+              <w:top w:w="80" w:type="dxa"/>
+              <w:bottom w:w="80" w:type="dxa"/>
+              <w:start w:w="120" w:type="dxa"/>
+              <w:end w:w="120" w:type="dxa"/>
+            </w:tcMar>
+            <w:vAlign w:val="center"/>
+            <w:tcBorders>
+              <w:top w:val="single" w:sz="4" w:color="E4E0F0"/>
+              <w:left w:val="single" w:sz="4" w:color="E4E0F0"/>
+              <w:bottom w:val="single" w:sz="4" w:color="E4E0F0"/>
+              <w:right w:val="single" w:sz="4" w:color="E4E0F0"/>
+            </w:tcBorders>
           </w:tcPr>
           <w:p>
+            <w:pPr>
+              <w:spacing w:after="0"/>
+              <w:jc w:val="center"/>
+            </w:pPr>
             <w:r/>
             <w:r>
               <w:rPr>
+                <w:rFonts w:ascii="Pretendard SemiBold" w:hAnsi="Pretendard SemiBold" w:eastAsia="Pretendard SemiBold" w:cs="Pretendard SemiBold"/>
                 <w:b/>
+                <w:i w:val="0"/>
+                <w:color w:val="FFFFFF"/>
                 <w:sz w:val="19"/>
               </w:rPr>
               <w:t>자료·유의점</w:t>
@@ -543,26 +907,70 @@
       <w:tr>
         <w:tc>
           <w:tcPr>
-            <w:tcW w:type="dxa" w:w="2160"/>
+            <w:tcW w:type="dxa" w:w="1150"/>
+            <w:shd w:val="clear" w:color="auto" w:fill="F7F5FC"/>
+            <w:tcMar>
+              <w:top w:w="80" w:type="dxa"/>
+              <w:bottom w:w="80" w:type="dxa"/>
+              <w:start w:w="120" w:type="dxa"/>
+              <w:end w:w="120" w:type="dxa"/>
+            </w:tcMar>
+            <w:vAlign w:val="center"/>
+            <w:tcBorders>
+              <w:top w:val="single" w:sz="4" w:color="E4E0F0"/>
+              <w:left w:val="single" w:sz="4" w:color="E4E0F0"/>
+              <w:bottom w:val="single" w:sz="4" w:color="E4E0F0"/>
+              <w:right w:val="single" w:sz="4" w:color="E4E0F0"/>
+            </w:tcBorders>
           </w:tcPr>
           <w:p>
+            <w:pPr>
+              <w:spacing w:after="0"/>
+              <w:jc w:val="center"/>
+            </w:pPr>
             <w:r/>
             <w:r>
               <w:rPr>
+                <w:rFonts w:ascii="Pretendard SemiBold" w:hAnsi="Pretendard SemiBold" w:eastAsia="Pretendard SemiBold" w:cs="Pretendard SemiBold"/>
+                <w:b/>
+                <w:i w:val="0"/>
+                <w:color w:val="222B45"/>
                 <w:sz w:val="19"/>
               </w:rPr>
-              <w:t>도입</w:t>
+              <w:t>🎬 도입</w:t>
             </w:r>
           </w:p>
         </w:tc>
         <w:tc>
           <w:tcPr>
-            <w:tcW w:type="dxa" w:w="2160"/>
+            <w:tcW w:type="dxa" w:w="700"/>
+            <w:shd w:val="clear" w:color="auto" w:fill="F7F5FC"/>
+            <w:tcMar>
+              <w:top w:w="80" w:type="dxa"/>
+              <w:bottom w:w="80" w:type="dxa"/>
+              <w:start w:w="120" w:type="dxa"/>
+              <w:end w:w="120" w:type="dxa"/>
+            </w:tcMar>
+            <w:vAlign w:val="center"/>
+            <w:tcBorders>
+              <w:top w:val="single" w:sz="4" w:color="E4E0F0"/>
+              <w:left w:val="single" w:sz="4" w:color="E4E0F0"/>
+              <w:bottom w:val="single" w:sz="4" w:color="E4E0F0"/>
+              <w:right w:val="single" w:sz="4" w:color="E4E0F0"/>
+            </w:tcBorders>
           </w:tcPr>
           <w:p>
+            <w:pPr>
+              <w:spacing w:after="0"/>
+              <w:jc w:val="center"/>
+            </w:pPr>
             <w:r/>
             <w:r>
               <w:rPr>
+                <w:rFonts w:ascii="Pretendard Medium" w:hAnsi="Pretendard Medium" w:eastAsia="Pretendard Medium" w:cs="Pretendard Medium"/>
+                <w:b w:val="0"/>
+                <w:i w:val="0"/>
+                <w:color w:val="5B4B9E"/>
                 <w:sz w:val="19"/>
               </w:rPr>
               <w:t>5'</w:t>
@@ -571,29 +979,84 @@
         </w:tc>
         <w:tc>
           <w:tcPr>
-            <w:tcW w:type="dxa" w:w="2160"/>
+            <w:tcW w:type="dxa" w:w="4900"/>
+            <w:shd w:val="clear" w:color="auto" w:fill="F7F5FC"/>
+            <w:tcMar>
+              <w:top w:w="80" w:type="dxa"/>
+              <w:bottom w:w="80" w:type="dxa"/>
+              <w:start w:w="120" w:type="dxa"/>
+              <w:end w:w="120" w:type="dxa"/>
+            </w:tcMar>
+            <w:vAlign w:val="center"/>
+            <w:tcBorders>
+              <w:top w:val="single" w:sz="4" w:color="E4E0F0"/>
+              <w:left w:val="single" w:sz="4" w:color="E4E0F0"/>
+              <w:bottom w:val="single" w:sz="4" w:color="E4E0F0"/>
+              <w:right w:val="single" w:sz="4" w:color="E4E0F0"/>
+            </w:tcBorders>
           </w:tcPr>
           <w:p>
+            <w:pPr>
+              <w:spacing w:after="0" w:line="300" w:lineRule="auto"/>
+            </w:pPr>
             <w:r/>
             <w:r>
               <w:rPr>
-                <w:sz w:val="19"/>
+                <w:rFonts w:ascii="Pretendard" w:hAnsi="Pretendard" w:eastAsia="Pretendard" w:cs="Pretendard"/>
+                <w:b w:val="0"/>
+                <w:i w:val="0"/>
+                <w:color w:val="2B2B33"/>
+                <w:sz w:val="18"/>
               </w:rPr>
               <w:t>차시 발문(아래 4번 참고) → 인트로 영상 시청(첫 차시)</w:t>
-              <w:br/>
+            </w:r>
+          </w:p>
+          <w:p>
+            <w:pPr>
+              <w:spacing w:after="0" w:line="300" w:lineRule="auto"/>
+            </w:pPr>
+            <w:r>
+              <w:rPr>
+                <w:rFonts w:ascii="Pretendard" w:hAnsi="Pretendard" w:eastAsia="Pretendard" w:cs="Pretendard"/>
+                <w:b w:val="0"/>
+                <w:i w:val="0"/>
+                <w:color w:val="2B2B33"/>
+                <w:sz w:val="18"/>
+              </w:rPr>
               <w:t>오늘 달릴 길과 주제 소개</w:t>
             </w:r>
           </w:p>
         </w:tc>
         <w:tc>
           <w:tcPr>
-            <w:tcW w:type="dxa" w:w="2160"/>
+            <w:tcW w:type="dxa" w:w="2996"/>
+            <w:shd w:val="clear" w:color="auto" w:fill="F7F5FC"/>
+            <w:tcMar>
+              <w:top w:w="80" w:type="dxa"/>
+              <w:bottom w:w="80" w:type="dxa"/>
+              <w:start w:w="120" w:type="dxa"/>
+              <w:end w:w="120" w:type="dxa"/>
+            </w:tcMar>
+            <w:vAlign w:val="center"/>
+            <w:tcBorders>
+              <w:top w:val="single" w:sz="4" w:color="E4E0F0"/>
+              <w:left w:val="single" w:sz="4" w:color="E4E0F0"/>
+              <w:bottom w:val="single" w:sz="4" w:color="E4E0F0"/>
+              <w:right w:val="single" w:sz="4" w:color="E4E0F0"/>
+            </w:tcBorders>
           </w:tcPr>
           <w:p>
+            <w:pPr>
+              <w:spacing w:after="0" w:line="300" w:lineRule="auto"/>
+            </w:pPr>
             <w:r/>
             <w:r>
               <w:rPr>
-                <w:sz w:val="19"/>
+                <w:rFonts w:ascii="Pretendard" w:hAnsi="Pretendard" w:eastAsia="Pretendard" w:cs="Pretendard"/>
+                <w:b w:val="0"/>
+                <w:i w:val="0"/>
+                <w:color w:val="7A7A85"/>
+                <w:sz w:val="17"/>
               </w:rPr>
               <w:t>대형 화면, 소리 켜기</w:t>
             </w:r>
@@ -603,28 +1066,86 @@
       <w:tr>
         <w:tc>
           <w:tcPr>
-            <w:tcW w:type="dxa" w:w="2160"/>
+            <w:tcW w:type="dxa" w:w="1150"/>
+            <w:shd w:val="clear" w:color="auto" w:fill="FFFFFF"/>
+            <w:tcMar>
+              <w:top w:w="80" w:type="dxa"/>
+              <w:bottom w:w="80" w:type="dxa"/>
+              <w:start w:w="120" w:type="dxa"/>
+              <w:end w:w="120" w:type="dxa"/>
+            </w:tcMar>
+            <w:vAlign w:val="center"/>
+            <w:tcBorders>
+              <w:top w:val="single" w:sz="4" w:color="E4E0F0"/>
+              <w:left w:val="single" w:sz="4" w:color="E4E0F0"/>
+              <w:bottom w:val="single" w:sz="4" w:color="E4E0F0"/>
+              <w:right w:val="single" w:sz="4" w:color="E4E0F0"/>
+            </w:tcBorders>
           </w:tcPr>
           <w:p>
+            <w:pPr>
+              <w:spacing w:after="0"/>
+              <w:jc w:val="center"/>
+            </w:pPr>
             <w:r/>
             <w:r>
               <w:rPr>
+                <w:rFonts w:ascii="Pretendard SemiBold" w:hAnsi="Pretendard SemiBold" w:eastAsia="Pretendard SemiBold" w:cs="Pretendard SemiBold"/>
+                <w:b/>
+                <w:i w:val="0"/>
+                <w:color w:val="222B45"/>
                 <w:sz w:val="19"/>
               </w:rPr>
-              <w:t>전개1</w:t>
-              <w:br/>
+              <w:t>🎮 전개1</w:t>
+            </w:r>
+          </w:p>
+          <w:p>
+            <w:pPr>
+              <w:spacing w:after="0"/>
+              <w:jc w:val="center"/>
+            </w:pPr>
+            <w:r>
+              <w:rPr>
+                <w:rFonts w:ascii="Pretendard SemiBold" w:hAnsi="Pretendard SemiBold" w:eastAsia="Pretendard SemiBold" w:cs="Pretendard SemiBold"/>
+                <w:b/>
+                <w:i w:val="0"/>
+                <w:color w:val="222B45"/>
+                <w:sz w:val="19"/>
+              </w:rPr>
               <w:t>(플레이)</w:t>
             </w:r>
           </w:p>
         </w:tc>
         <w:tc>
           <w:tcPr>
-            <w:tcW w:type="dxa" w:w="2160"/>
+            <w:tcW w:type="dxa" w:w="700"/>
+            <w:shd w:val="clear" w:color="auto" w:fill="FFFFFF"/>
+            <w:tcMar>
+              <w:top w:w="80" w:type="dxa"/>
+              <w:bottom w:w="80" w:type="dxa"/>
+              <w:start w:w="120" w:type="dxa"/>
+              <w:end w:w="120" w:type="dxa"/>
+            </w:tcMar>
+            <w:vAlign w:val="center"/>
+            <w:tcBorders>
+              <w:top w:val="single" w:sz="4" w:color="E4E0F0"/>
+              <w:left w:val="single" w:sz="4" w:color="E4E0F0"/>
+              <w:bottom w:val="single" w:sz="4" w:color="E4E0F0"/>
+              <w:right w:val="single" w:sz="4" w:color="E4E0F0"/>
+            </w:tcBorders>
           </w:tcPr>
           <w:p>
+            <w:pPr>
+              <w:spacing w:after="0"/>
+              <w:jc w:val="center"/>
+            </w:pPr>
             <w:r/>
             <w:r>
               <w:rPr>
+                <w:rFonts w:ascii="Pretendard Medium" w:hAnsi="Pretendard Medium" w:eastAsia="Pretendard Medium" w:cs="Pretendard Medium"/>
+                <w:b w:val="0"/>
+                <w:i w:val="0"/>
+                <w:color w:val="5B4B9E"/>
                 <w:sz w:val="19"/>
               </w:rPr>
               <w:t>15'</w:t>
@@ -633,36 +1154,130 @@
         </w:tc>
         <w:tc>
           <w:tcPr>
-            <w:tcW w:type="dxa" w:w="2160"/>
+            <w:tcW w:type="dxa" w:w="4900"/>
+            <w:shd w:val="clear" w:color="auto" w:fill="FFFFFF"/>
+            <w:tcMar>
+              <w:top w:w="80" w:type="dxa"/>
+              <w:bottom w:w="80" w:type="dxa"/>
+              <w:start w:w="120" w:type="dxa"/>
+              <w:end w:w="120" w:type="dxa"/>
+            </w:tcMar>
+            <w:vAlign w:val="center"/>
+            <w:tcBorders>
+              <w:top w:val="single" w:sz="4" w:color="E4E0F0"/>
+              <w:left w:val="single" w:sz="4" w:color="E4E0F0"/>
+              <w:bottom w:val="single" w:sz="4" w:color="E4E0F0"/>
+              <w:right w:val="single" w:sz="4" w:color="E4E0F0"/>
+            </w:tcBorders>
           </w:tcPr>
           <w:p>
+            <w:pPr>
+              <w:spacing w:after="0" w:line="300" w:lineRule="auto"/>
+            </w:pPr>
             <w:r/>
             <w:r>
               <w:rPr>
-                <w:sz w:val="19"/>
+                <w:rFonts w:ascii="Pretendard" w:hAnsi="Pretendard" w:eastAsia="Pretendard" w:cs="Pretendard"/>
+                <w:b w:val="0"/>
+                <w:i w:val="0"/>
+                <w:color w:val="2B2B33"/>
+                <w:sz w:val="18"/>
               </w:rPr>
               <w:t>① 교사: 발표모드 → 🎲 새 코드 → QR 제시</w:t>
-              <w:br/>
+            </w:r>
+          </w:p>
+          <w:p>
+            <w:pPr>
+              <w:spacing w:after="0" w:line="300" w:lineRule="auto"/>
+            </w:pPr>
+            <w:r>
+              <w:rPr>
+                <w:rFonts w:ascii="Pretendard" w:hAnsi="Pretendard" w:eastAsia="Pretendard" w:cs="Pretendard"/>
+                <w:b w:val="0"/>
+                <w:i w:val="0"/>
+                <w:color w:val="2B2B33"/>
+                <w:sz w:val="18"/>
+              </w:rPr>
               <w:t>② 학생: 우리 반 모드 입장(코드 자동 입력) → 해당 맵 선택 → 수업 코스 1회</w:t>
-              <w:br/>
+            </w:r>
+          </w:p>
+          <w:p>
+            <w:pPr>
+              <w:spacing w:after="0" w:line="300" w:lineRule="auto"/>
+            </w:pPr>
+            <w:r>
+              <w:rPr>
+                <w:rFonts w:ascii="Pretendard" w:hAnsi="Pretendard" w:eastAsia="Pretendard" w:cs="Pretendard"/>
+                <w:b w:val="0"/>
+                <w:i w:val="0"/>
+                <w:color w:val="2B2B33"/>
+                <w:sz w:val="18"/>
+              </w:rPr>
               <w:t>③ 발표 화면: '함께 밝힌 숲'·라이더 현황 실시간 공유</w:t>
             </w:r>
           </w:p>
         </w:tc>
         <w:tc>
           <w:tcPr>
-            <w:tcW w:type="dxa" w:w="2160"/>
+            <w:tcW w:type="dxa" w:w="2996"/>
+            <w:shd w:val="clear" w:color="auto" w:fill="FFFFFF"/>
+            <w:tcMar>
+              <w:top w:w="80" w:type="dxa"/>
+              <w:bottom w:w="80" w:type="dxa"/>
+              <w:start w:w="120" w:type="dxa"/>
+              <w:end w:w="120" w:type="dxa"/>
+            </w:tcMar>
+            <w:vAlign w:val="center"/>
+            <w:tcBorders>
+              <w:top w:val="single" w:sz="4" w:color="E4E0F0"/>
+              <w:left w:val="single" w:sz="4" w:color="E4E0F0"/>
+              <w:bottom w:val="single" w:sz="4" w:color="E4E0F0"/>
+              <w:right w:val="single" w:sz="4" w:color="E4E0F0"/>
+            </w:tcBorders>
           </w:tcPr>
           <w:p>
+            <w:pPr>
+              <w:spacing w:after="0" w:line="300" w:lineRule="auto"/>
+            </w:pPr>
             <w:r/>
             <w:r>
               <w:rPr>
-                <w:sz w:val="19"/>
+                <w:rFonts w:ascii="Pretendard" w:hAnsi="Pretendard" w:eastAsia="Pretendard" w:cs="Pretendard"/>
+                <w:b w:val="0"/>
+                <w:i w:val="0"/>
+                <w:color w:val="7A7A85"/>
+                <w:sz w:val="17"/>
               </w:rPr>
               <w:t>이어폰 권장</w:t>
-              <w:br/>
+            </w:r>
+          </w:p>
+          <w:p>
+            <w:pPr>
+              <w:spacing w:after="0" w:line="300" w:lineRule="auto"/>
+            </w:pPr>
+            <w:r>
+              <w:rPr>
+                <w:rFonts w:ascii="Pretendard" w:hAnsi="Pretendard" w:eastAsia="Pretendard" w:cs="Pretendard"/>
+                <w:b w:val="0"/>
+                <w:i w:val="0"/>
+                <w:color w:val="7A7A85"/>
+                <w:sz w:val="17"/>
+              </w:rPr>
               <w:t>저사양 폰: 일시정지(⏸)→저사양 모드</w:t>
-              <w:br/>
+            </w:r>
+          </w:p>
+          <w:p>
+            <w:pPr>
+              <w:spacing w:after="0" w:line="300" w:lineRule="auto"/>
+            </w:pPr>
+            <w:r>
+              <w:rPr>
+                <w:rFonts w:ascii="Pretendard" w:hAnsi="Pretendard" w:eastAsia="Pretendard" w:cs="Pretendard"/>
+                <w:b w:val="0"/>
+                <w:i w:val="0"/>
+                <w:color w:val="7A7A85"/>
+                <w:sz w:val="17"/>
+              </w:rPr>
               <w:t>조작: ←→ 조향 / ↑부스트 / SPACE·숨 버튼 호흡</w:t>
             </w:r>
           </w:p>
@@ -671,28 +1286,86 @@
       <w:tr>
         <w:tc>
           <w:tcPr>
-            <w:tcW w:type="dxa" w:w="2160"/>
+            <w:tcW w:type="dxa" w:w="1150"/>
+            <w:shd w:val="clear" w:color="auto" w:fill="F7F5FC"/>
+            <w:tcMar>
+              <w:top w:w="80" w:type="dxa"/>
+              <w:bottom w:w="80" w:type="dxa"/>
+              <w:start w:w="120" w:type="dxa"/>
+              <w:end w:w="120" w:type="dxa"/>
+            </w:tcMar>
+            <w:vAlign w:val="center"/>
+            <w:tcBorders>
+              <w:top w:val="single" w:sz="4" w:color="E4E0F0"/>
+              <w:left w:val="single" w:sz="4" w:color="E4E0F0"/>
+              <w:bottom w:val="single" w:sz="4" w:color="E4E0F0"/>
+              <w:right w:val="single" w:sz="4" w:color="E4E0F0"/>
+            </w:tcBorders>
           </w:tcPr>
           <w:p>
+            <w:pPr>
+              <w:spacing w:after="0"/>
+              <w:jc w:val="center"/>
+            </w:pPr>
             <w:r/>
             <w:r>
               <w:rPr>
+                <w:rFonts w:ascii="Pretendard SemiBold" w:hAnsi="Pretendard SemiBold" w:eastAsia="Pretendard SemiBold" w:cs="Pretendard SemiBold"/>
+                <w:b/>
+                <w:i w:val="0"/>
+                <w:color w:val="222B45"/>
                 <w:sz w:val="19"/>
               </w:rPr>
-              <w:t>전개2</w:t>
-              <w:br/>
+              <w:t>💬 전개2</w:t>
+            </w:r>
+          </w:p>
+          <w:p>
+            <w:pPr>
+              <w:spacing w:after="0"/>
+              <w:jc w:val="center"/>
+            </w:pPr>
+            <w:r>
+              <w:rPr>
+                <w:rFonts w:ascii="Pretendard SemiBold" w:hAnsi="Pretendard SemiBold" w:eastAsia="Pretendard SemiBold" w:cs="Pretendard SemiBold"/>
+                <w:b/>
+                <w:i w:val="0"/>
+                <w:color w:val="222B45"/>
+                <w:sz w:val="19"/>
+              </w:rPr>
               <w:t>(해석)</w:t>
             </w:r>
           </w:p>
         </w:tc>
         <w:tc>
           <w:tcPr>
-            <w:tcW w:type="dxa" w:w="2160"/>
+            <w:tcW w:type="dxa" w:w="700"/>
+            <w:shd w:val="clear" w:color="auto" w:fill="F7F5FC"/>
+            <w:tcMar>
+              <w:top w:w="80" w:type="dxa"/>
+              <w:bottom w:w="80" w:type="dxa"/>
+              <w:start w:w="120" w:type="dxa"/>
+              <w:end w:w="120" w:type="dxa"/>
+            </w:tcMar>
+            <w:vAlign w:val="center"/>
+            <w:tcBorders>
+              <w:top w:val="single" w:sz="4" w:color="E4E0F0"/>
+              <w:left w:val="single" w:sz="4" w:color="E4E0F0"/>
+              <w:bottom w:val="single" w:sz="4" w:color="E4E0F0"/>
+              <w:right w:val="single" w:sz="4" w:color="E4E0F0"/>
+            </w:tcBorders>
           </w:tcPr>
           <w:p>
+            <w:pPr>
+              <w:spacing w:after="0"/>
+              <w:jc w:val="center"/>
+            </w:pPr>
             <w:r/>
             <w:r>
               <w:rPr>
+                <w:rFonts w:ascii="Pretendard Medium" w:hAnsi="Pretendard Medium" w:eastAsia="Pretendard Medium" w:cs="Pretendard Medium"/>
+                <w:b w:val="0"/>
+                <w:i w:val="0"/>
+                <w:color w:val="5B4B9E"/>
                 <w:sz w:val="19"/>
               </w:rPr>
               <w:t>15'</w:t>
@@ -701,34 +1374,115 @@
         </w:tc>
         <w:tc>
           <w:tcPr>
-            <w:tcW w:type="dxa" w:w="2160"/>
+            <w:tcW w:type="dxa" w:w="4900"/>
+            <w:shd w:val="clear" w:color="auto" w:fill="F7F5FC"/>
+            <w:tcMar>
+              <w:top w:w="80" w:type="dxa"/>
+              <w:bottom w:w="80" w:type="dxa"/>
+              <w:start w:w="120" w:type="dxa"/>
+              <w:end w:w="120" w:type="dxa"/>
+            </w:tcMar>
+            <w:vAlign w:val="center"/>
+            <w:tcBorders>
+              <w:top w:val="single" w:sz="4" w:color="E4E0F0"/>
+              <w:left w:val="single" w:sz="4" w:color="E4E0F0"/>
+              <w:bottom w:val="single" w:sz="4" w:color="E4E0F0"/>
+              <w:right w:val="single" w:sz="4" w:color="E4E0F0"/>
+            </w:tcBorders>
           </w:tcPr>
           <w:p>
+            <w:pPr>
+              <w:spacing w:after="0" w:line="300" w:lineRule="auto"/>
+            </w:pPr>
             <w:r/>
             <w:r>
               <w:rPr>
-                <w:sz w:val="19"/>
+                <w:rFonts w:ascii="Pretendard" w:hAnsi="Pretendard" w:eastAsia="Pretendard" w:cs="Pretendard"/>
+                <w:b w:val="0"/>
+                <w:i w:val="0"/>
+                <w:color w:val="2B2B33"/>
+                <w:sz w:val="18"/>
               </w:rPr>
-              <w:t>① 결과 화면 '마음 온도 그래프' 짝 나눔 — "온도가 치솟은 순간 나는?"</w:t>
-              <w:br/>
+              <w:t>① 결과 화면 '마음 온도 그래프' 짝 나눔 — “온도가 치솟은 순간 나는?”</w:t>
+            </w:r>
+          </w:p>
+          <w:p>
+            <w:pPr>
+              <w:spacing w:after="0" w:line="300" w:lineRule="auto"/>
+            </w:pPr>
+            <w:r>
+              <w:rPr>
+                <w:rFonts w:ascii="Pretendard" w:hAnsi="Pretendard" w:eastAsia="Pretendard" w:cs="Pretendard"/>
+                <w:b w:val="0"/>
+                <w:i w:val="0"/>
+                <w:color w:val="2B2B33"/>
+                <w:sz w:val="18"/>
+              </w:rPr>
               <w:t>② '폭풍 구간' 경험 나누기 — 숨을 골랐을 때와 그냥 달렸을 때의 차이</w:t>
-              <w:br/>
+            </w:r>
+          </w:p>
+          <w:p>
+            <w:pPr>
+              <w:spacing w:after="0" w:line="300" w:lineRule="auto"/>
+            </w:pPr>
+            <w:r>
+              <w:rPr>
+                <w:rFonts w:ascii="Pretendard" w:hAnsi="Pretendard" w:eastAsia="Pretendard" w:cs="Pretendard"/>
+                <w:b w:val="0"/>
+                <w:i w:val="0"/>
+                <w:color w:val="2B2B33"/>
+                <w:sz w:val="18"/>
+              </w:rPr>
               <w:t>③ 발표 화면 '헷갈린 생각 이름표 TOP3' → 반 전체 '생각 다시 쓰기'</w:t>
             </w:r>
           </w:p>
         </w:tc>
         <w:tc>
           <w:tcPr>
-            <w:tcW w:type="dxa" w:w="2160"/>
+            <w:tcW w:type="dxa" w:w="2996"/>
+            <w:shd w:val="clear" w:color="auto" w:fill="F7F5FC"/>
+            <w:tcMar>
+              <w:top w:w="80" w:type="dxa"/>
+              <w:bottom w:w="80" w:type="dxa"/>
+              <w:start w:w="120" w:type="dxa"/>
+              <w:end w:w="120" w:type="dxa"/>
+            </w:tcMar>
+            <w:vAlign w:val="center"/>
+            <w:tcBorders>
+              <w:top w:val="single" w:sz="4" w:color="E4E0F0"/>
+              <w:left w:val="single" w:sz="4" w:color="E4E0F0"/>
+              <w:bottom w:val="single" w:sz="4" w:color="E4E0F0"/>
+              <w:right w:val="single" w:sz="4" w:color="E4E0F0"/>
+            </w:tcBorders>
           </w:tcPr>
           <w:p>
+            <w:pPr>
+              <w:spacing w:after="0" w:line="300" w:lineRule="auto"/>
+            </w:pPr>
             <w:r/>
             <w:r>
               <w:rPr>
-                <w:sz w:val="19"/>
+                <w:rFonts w:ascii="Pretendard" w:hAnsi="Pretendard" w:eastAsia="Pretendard" w:cs="Pretendard"/>
+                <w:b w:val="0"/>
+                <w:i w:val="0"/>
+                <w:color w:val="7A7A85"/>
+                <w:sz w:val="17"/>
               </w:rPr>
               <w:t>활동지 1쪽</w:t>
-              <w:br/>
+            </w:r>
+          </w:p>
+          <w:p>
+            <w:pPr>
+              <w:spacing w:after="0" w:line="300" w:lineRule="auto"/>
+            </w:pPr>
+            <w:r>
+              <w:rPr>
+                <w:rFonts w:ascii="Pretendard" w:hAnsi="Pretendard" w:eastAsia="Pretendard" w:cs="Pretendard"/>
+                <w:b w:val="0"/>
+                <w:i w:val="0"/>
+                <w:color w:val="7A7A85"/>
+                <w:sz w:val="17"/>
+              </w:rPr>
               <w:t>오답은 익명 통계로만 다룸</w:t>
             </w:r>
           </w:p>
@@ -737,26 +1491,70 @@
       <w:tr>
         <w:tc>
           <w:tcPr>
-            <w:tcW w:type="dxa" w:w="2160"/>
+            <w:tcW w:type="dxa" w:w="1150"/>
+            <w:shd w:val="clear" w:color="auto" w:fill="FFFFFF"/>
+            <w:tcMar>
+              <w:top w:w="80" w:type="dxa"/>
+              <w:bottom w:w="80" w:type="dxa"/>
+              <w:start w:w="120" w:type="dxa"/>
+              <w:end w:w="120" w:type="dxa"/>
+            </w:tcMar>
+            <w:vAlign w:val="center"/>
+            <w:tcBorders>
+              <w:top w:val="single" w:sz="4" w:color="E4E0F0"/>
+              <w:left w:val="single" w:sz="4" w:color="E4E0F0"/>
+              <w:bottom w:val="single" w:sz="4" w:color="E4E0F0"/>
+              <w:right w:val="single" w:sz="4" w:color="E4E0F0"/>
+            </w:tcBorders>
           </w:tcPr>
           <w:p>
+            <w:pPr>
+              <w:spacing w:after="0"/>
+              <w:jc w:val="center"/>
+            </w:pPr>
             <w:r/>
             <w:r>
               <w:rPr>
+                <w:rFonts w:ascii="Pretendard SemiBold" w:hAnsi="Pretendard SemiBold" w:eastAsia="Pretendard SemiBold" w:cs="Pretendard SemiBold"/>
+                <w:b/>
+                <w:i w:val="0"/>
+                <w:color w:val="222B45"/>
                 <w:sz w:val="19"/>
               </w:rPr>
-              <w:t>정리</w:t>
+              <w:t>✍️ 정리</w:t>
             </w:r>
           </w:p>
         </w:tc>
         <w:tc>
           <w:tcPr>
-            <w:tcW w:type="dxa" w:w="2160"/>
+            <w:tcW w:type="dxa" w:w="700"/>
+            <w:shd w:val="clear" w:color="auto" w:fill="FFFFFF"/>
+            <w:tcMar>
+              <w:top w:w="80" w:type="dxa"/>
+              <w:bottom w:w="80" w:type="dxa"/>
+              <w:start w:w="120" w:type="dxa"/>
+              <w:end w:w="120" w:type="dxa"/>
+            </w:tcMar>
+            <w:vAlign w:val="center"/>
+            <w:tcBorders>
+              <w:top w:val="single" w:sz="4" w:color="E4E0F0"/>
+              <w:left w:val="single" w:sz="4" w:color="E4E0F0"/>
+              <w:bottom w:val="single" w:sz="4" w:color="E4E0F0"/>
+              <w:right w:val="single" w:sz="4" w:color="E4E0F0"/>
+            </w:tcBorders>
           </w:tcPr>
           <w:p>
+            <w:pPr>
+              <w:spacing w:after="0"/>
+              <w:jc w:val="center"/>
+            </w:pPr>
             <w:r/>
             <w:r>
               <w:rPr>
+                <w:rFonts w:ascii="Pretendard Medium" w:hAnsi="Pretendard Medium" w:eastAsia="Pretendard Medium" w:cs="Pretendard Medium"/>
+                <w:b w:val="0"/>
+                <w:i w:val="0"/>
+                <w:color w:val="5B4B9E"/>
                 <w:sz w:val="19"/>
               </w:rPr>
               <w:t>10'</w:t>
@@ -765,34 +1563,115 @@
         </w:tc>
         <w:tc>
           <w:tcPr>
-            <w:tcW w:type="dxa" w:w="2160"/>
+            <w:tcW w:type="dxa" w:w="4900"/>
+            <w:shd w:val="clear" w:color="auto" w:fill="FFFFFF"/>
+            <w:tcMar>
+              <w:top w:w="80" w:type="dxa"/>
+              <w:bottom w:w="80" w:type="dxa"/>
+              <w:start w:w="120" w:type="dxa"/>
+              <w:end w:w="120" w:type="dxa"/>
+            </w:tcMar>
+            <w:vAlign w:val="center"/>
+            <w:tcBorders>
+              <w:top w:val="single" w:sz="4" w:color="E4E0F0"/>
+              <w:left w:val="single" w:sz="4" w:color="E4E0F0"/>
+              <w:bottom w:val="single" w:sz="4" w:color="E4E0F0"/>
+              <w:right w:val="single" w:sz="4" w:color="E4E0F0"/>
+            </w:tcBorders>
           </w:tcPr>
           <w:p>
+            <w:pPr>
+              <w:spacing w:after="0" w:line="300" w:lineRule="auto"/>
+            </w:pPr>
             <w:r/>
             <w:r>
               <w:rPr>
-                <w:sz w:val="19"/>
+                <w:rFonts w:ascii="Pretendard" w:hAnsi="Pretendard" w:eastAsia="Pretendard" w:cs="Pretendard"/>
+                <w:b w:val="0"/>
+                <w:i w:val="0"/>
+                <w:color w:val="2B2B33"/>
+                <w:sz w:val="18"/>
               </w:rPr>
               <w:t>① 활동지 2쪽 '길별 미션' 작성</w:t>
-              <w:br/>
+            </w:r>
+          </w:p>
+          <w:p>
+            <w:pPr>
+              <w:spacing w:after="0" w:line="300" w:lineRule="auto"/>
+            </w:pPr>
+            <w:r>
+              <w:rPr>
+                <w:rFonts w:ascii="Pretendard" w:hAnsi="Pretendard" w:eastAsia="Pretendard" w:cs="Pretendard"/>
+                <w:b w:val="0"/>
+                <w:i w:val="0"/>
+                <w:color w:val="2B2B33"/>
+                <w:sz w:val="18"/>
+              </w:rPr>
               <w:t>② '오늘 나에게 남은 문장 하나' 게임에 입력 → 발표 화면 한 줄 벽 함께 읽기</w:t>
-              <w:br/>
+            </w:r>
+          </w:p>
+          <w:p>
+            <w:pPr>
+              <w:spacing w:after="0" w:line="300" w:lineRule="auto"/>
+            </w:pPr>
+            <w:r>
+              <w:rPr>
+                <w:rFonts w:ascii="Pretendard" w:hAnsi="Pretendard" w:eastAsia="Pretendard" w:cs="Pretendard"/>
+                <w:b w:val="0"/>
+                <w:i w:val="0"/>
+                <w:color w:val="2B2B33"/>
+                <w:sz w:val="18"/>
+              </w:rPr>
               <w:t>③ 오늘의 카드 저장(선택) · 문항 공모 안내</w:t>
             </w:r>
           </w:p>
         </w:tc>
         <w:tc>
           <w:tcPr>
-            <w:tcW w:type="dxa" w:w="2160"/>
+            <w:tcW w:type="dxa" w:w="2996"/>
+            <w:shd w:val="clear" w:color="auto" w:fill="FFFFFF"/>
+            <w:tcMar>
+              <w:top w:w="80" w:type="dxa"/>
+              <w:bottom w:w="80" w:type="dxa"/>
+              <w:start w:w="120" w:type="dxa"/>
+              <w:end w:w="120" w:type="dxa"/>
+            </w:tcMar>
+            <w:vAlign w:val="center"/>
+            <w:tcBorders>
+              <w:top w:val="single" w:sz="4" w:color="E4E0F0"/>
+              <w:left w:val="single" w:sz="4" w:color="E4E0F0"/>
+              <w:bottom w:val="single" w:sz="4" w:color="E4E0F0"/>
+              <w:right w:val="single" w:sz="4" w:color="E4E0F0"/>
+            </w:tcBorders>
           </w:tcPr>
           <w:p>
+            <w:pPr>
+              <w:spacing w:after="0" w:line="300" w:lineRule="auto"/>
+            </w:pPr>
             <w:r/>
             <w:r>
               <w:rPr>
-                <w:sz w:val="19"/>
+                <w:rFonts w:ascii="Pretendard" w:hAnsi="Pretendard" w:eastAsia="Pretendard" w:cs="Pretendard"/>
+                <w:b w:val="0"/>
+                <w:i w:val="0"/>
+                <w:color w:val="7A7A85"/>
+                <w:sz w:val="17"/>
               </w:rPr>
               <w:t>활동지 2쪽</w:t>
-              <w:br/>
+            </w:r>
+          </w:p>
+          <w:p>
+            <w:pPr>
+              <w:spacing w:after="0" w:line="300" w:lineRule="auto"/>
+            </w:pPr>
+            <w:r>
+              <w:rPr>
+                <w:rFonts w:ascii="Pretendard" w:hAnsi="Pretendard" w:eastAsia="Pretendard" w:cs="Pretendard"/>
+                <w:b w:val="0"/>
+                <w:i w:val="0"/>
+                <w:color w:val="7A7A85"/>
+                <w:sz w:val="17"/>
+              </w:rPr>
               <w:t>카드는 일기·게시판 연계</w:t>
             </w:r>
           </w:p>
@@ -800,45 +1679,1114 @@
       </w:tr>
     </w:tbl>
     <w:p>
+      <w:pPr>
+        <w:spacing w:before="320" w:after="160"/>
+        <w:ind w:left="200"/>
+        <w:pBdr>
+          <w:left w:val="single" w:sz="28" w:space="4" w:color="222B45"/>
+        </w:pBdr>
+      </w:pPr>
       <w:r>
         <w:rPr>
+          <w:rFonts w:ascii="Gmarket Sans TTF" w:hAnsi="Gmarket Sans TTF" w:eastAsia="Gmarket Sans TTF" w:cs="Gmarket Sans TTF"/>
           <w:b/>
-          <w:color w:val="1F9E6E"/>
-          <w:sz w:val="26"/>
+          <w:i w:val="0"/>
+          <w:color w:val="222B45"/>
+          <w:sz w:val="29"/>
         </w:rPr>
-        <w:t>4. 차시별 지도 포인트</w:t>
-      </w:r>
-    </w:p>
-    <w:p>
-      <w:r>
-        <w:rPr>
-          <w:b/>
-          <w:sz w:val="23"/>
-        </w:rPr>
-        <w:t>1차시 🌃 밤의 숲 — 감정 조절 (마음건강)</w:t>
+        <w:t xml:space="preserve">  4.  차시별 지도 포인트</w:t>
       </w:r>
     </w:p>
     <w:tbl>
       <w:tblPr>
-        <w:tblStyle w:val="TableGrid"/>
-        <w:tblW w:type="auto" w:w="0"/>
-        <w:jc w:val="center"/>
+        <w:tblW w:type="dxa" w:w="9746"/>
+        <w:tblLayout w:type="fixed"/>
         <w:tblLook w:firstColumn="1" w:firstRow="1" w:lastColumn="0" w:lastRow="0" w:noHBand="0" w:noVBand="1" w:val="04A0"/>
+        <w:tblBorders>
+          <w:top w:val="nil"/>
+          <w:left w:val="nil"/>
+          <w:bottom w:val="nil"/>
+          <w:right w:val="nil"/>
+          <w:insideH w:val="nil"/>
+          <w:insideV w:val="nil"/>
+        </w:tblBorders>
       </w:tblPr>
       <w:tblGrid>
-        <w:gridCol w:w="4320"/>
-        <w:gridCol w:w="4320"/>
+        <w:gridCol w:w="500"/>
+        <w:gridCol w:w="2100"/>
+        <w:gridCol w:w="1300"/>
+        <w:gridCol w:w="2100"/>
+        <w:gridCol w:w="3746"/>
       </w:tblGrid>
       <w:tr>
         <w:tc>
           <w:tcPr>
-            <w:tcW w:type="dxa" w:w="1474"/>
+            <w:tcW w:type="dxa" w:w="500"/>
+            <w:shd w:val="clear" w:color="auto" w:fill="222B45"/>
+            <w:tcMar>
+              <w:top w:w="80" w:type="dxa"/>
+              <w:bottom w:w="80" w:type="dxa"/>
+              <w:start w:w="120" w:type="dxa"/>
+              <w:end w:w="120" w:type="dxa"/>
+            </w:tcMar>
+            <w:vAlign w:val="center"/>
+            <w:tcBorders>
+              <w:top w:val="single" w:sz="8" w:color="FFFFFF"/>
+              <w:left w:val="single" w:sz="8" w:color="FFFFFF"/>
+              <w:bottom w:val="single" w:sz="8" w:color="FFFFFF"/>
+              <w:right w:val="single" w:sz="8" w:color="FFFFFF"/>
+            </w:tcBorders>
           </w:tcPr>
           <w:p>
+            <w:pPr>
+              <w:spacing w:after="0"/>
+              <w:jc w:val="center"/>
+            </w:pPr>
             <w:r/>
             <w:r>
               <w:rPr>
-                <w:sz w:val="19"/>
+                <w:rFonts w:ascii="Pretendard SemiBold" w:hAnsi="Pretendard SemiBold" w:eastAsia="Pretendard SemiBold" w:cs="Pretendard SemiBold"/>
+                <w:b/>
+                <w:i w:val="0"/>
+                <w:color w:val="FFFFFF"/>
+                <w:sz w:val="18"/>
+              </w:rPr>
+              <w:t>차시</w:t>
+            </w:r>
+          </w:p>
+        </w:tc>
+        <w:tc>
+          <w:tcPr>
+            <w:tcW w:type="dxa" w:w="2100"/>
+            <w:shd w:val="clear" w:color="auto" w:fill="222B45"/>
+            <w:tcMar>
+              <w:top w:w="80" w:type="dxa"/>
+              <w:bottom w:w="80" w:type="dxa"/>
+              <w:start w:w="120" w:type="dxa"/>
+              <w:end w:w="120" w:type="dxa"/>
+            </w:tcMar>
+            <w:vAlign w:val="center"/>
+            <w:tcBorders>
+              <w:top w:val="single" w:sz="8" w:color="FFFFFF"/>
+              <w:left w:val="single" w:sz="8" w:color="FFFFFF"/>
+              <w:bottom w:val="single" w:sz="8" w:color="FFFFFF"/>
+              <w:right w:val="single" w:sz="8" w:color="FFFFFF"/>
+            </w:tcBorders>
+          </w:tcPr>
+          <w:p>
+            <w:pPr>
+              <w:spacing w:after="0"/>
+              <w:jc w:val="center"/>
+            </w:pPr>
+            <w:r/>
+            <w:r>
+              <w:rPr>
+                <w:rFonts w:ascii="Pretendard SemiBold" w:hAnsi="Pretendard SemiBold" w:eastAsia="Pretendard SemiBold" w:cs="Pretendard SemiBold"/>
+                <w:b/>
+                <w:i w:val="0"/>
+                <w:color w:val="FFFFFF"/>
+                <w:sz w:val="18"/>
+              </w:rPr>
+              <w:t>맵(길)</w:t>
+            </w:r>
+          </w:p>
+        </w:tc>
+        <w:tc>
+          <w:tcPr>
+            <w:tcW w:type="dxa" w:w="1300"/>
+            <w:shd w:val="clear" w:color="auto" w:fill="222B45"/>
+            <w:tcMar>
+              <w:top w:w="80" w:type="dxa"/>
+              <w:bottom w:w="80" w:type="dxa"/>
+              <w:start w:w="120" w:type="dxa"/>
+              <w:end w:w="120" w:type="dxa"/>
+            </w:tcMar>
+            <w:vAlign w:val="center"/>
+            <w:tcBorders>
+              <w:top w:val="single" w:sz="8" w:color="FFFFFF"/>
+              <w:left w:val="single" w:sz="8" w:color="FFFFFF"/>
+              <w:bottom w:val="single" w:sz="8" w:color="FFFFFF"/>
+              <w:right w:val="single" w:sz="8" w:color="FFFFFF"/>
+            </w:tcBorders>
+          </w:tcPr>
+          <w:p>
+            <w:pPr>
+              <w:spacing w:after="0"/>
+              <w:jc w:val="center"/>
+            </w:pPr>
+            <w:r/>
+            <w:r>
+              <w:rPr>
+                <w:rFonts w:ascii="Pretendard SemiBold" w:hAnsi="Pretendard SemiBold" w:eastAsia="Pretendard SemiBold" w:cs="Pretendard SemiBold"/>
+                <w:b/>
+                <w:i w:val="0"/>
+                <w:color w:val="FFFFFF"/>
+                <w:sz w:val="18"/>
+              </w:rPr>
+              <w:t>SEL 영역</w:t>
+            </w:r>
+          </w:p>
+        </w:tc>
+        <w:tc>
+          <w:tcPr>
+            <w:tcW w:type="dxa" w:w="2100"/>
+            <w:shd w:val="clear" w:color="auto" w:fill="222B45"/>
+            <w:tcMar>
+              <w:top w:w="80" w:type="dxa"/>
+              <w:bottom w:w="80" w:type="dxa"/>
+              <w:start w:w="120" w:type="dxa"/>
+              <w:end w:w="120" w:type="dxa"/>
+            </w:tcMar>
+            <w:vAlign w:val="center"/>
+            <w:tcBorders>
+              <w:top w:val="single" w:sz="8" w:color="FFFFFF"/>
+              <w:left w:val="single" w:sz="8" w:color="FFFFFF"/>
+              <w:bottom w:val="single" w:sz="8" w:color="FFFFFF"/>
+              <w:right w:val="single" w:sz="8" w:color="FFFFFF"/>
+            </w:tcBorders>
+          </w:tcPr>
+          <w:p>
+            <w:pPr>
+              <w:spacing w:after="0"/>
+              <w:jc w:val="center"/>
+            </w:pPr>
+            <w:r/>
+            <w:r>
+              <w:rPr>
+                <w:rFonts w:ascii="Pretendard SemiBold" w:hAnsi="Pretendard SemiBold" w:eastAsia="Pretendard SemiBold" w:cs="Pretendard SemiBold"/>
+                <w:b/>
+                <w:i w:val="0"/>
+                <w:color w:val="FFFFFF"/>
+                <w:sz w:val="18"/>
+              </w:rPr>
+              <w:t>주제</w:t>
+            </w:r>
+          </w:p>
+        </w:tc>
+        <w:tc>
+          <w:tcPr>
+            <w:tcW w:type="dxa" w:w="3746"/>
+            <w:shd w:val="clear" w:color="auto" w:fill="222B45"/>
+            <w:tcMar>
+              <w:top w:w="80" w:type="dxa"/>
+              <w:bottom w:w="80" w:type="dxa"/>
+              <w:start w:w="120" w:type="dxa"/>
+              <w:end w:w="120" w:type="dxa"/>
+            </w:tcMar>
+            <w:vAlign w:val="center"/>
+            <w:tcBorders>
+              <w:top w:val="single" w:sz="8" w:color="FFFFFF"/>
+              <w:left w:val="single" w:sz="8" w:color="FFFFFF"/>
+              <w:bottom w:val="single" w:sz="8" w:color="FFFFFF"/>
+              <w:right w:val="single" w:sz="8" w:color="FFFFFF"/>
+            </w:tcBorders>
+          </w:tcPr>
+          <w:p>
+            <w:pPr>
+              <w:spacing w:after="0"/>
+              <w:jc w:val="center"/>
+            </w:pPr>
+            <w:r/>
+            <w:r>
+              <w:rPr>
+                <w:rFonts w:ascii="Pretendard SemiBold" w:hAnsi="Pretendard SemiBold" w:eastAsia="Pretendard SemiBold" w:cs="Pretendard SemiBold"/>
+                <w:b/>
+                <w:i w:val="0"/>
+                <w:color w:val="FFFFFF"/>
+                <w:sz w:val="18"/>
+              </w:rPr>
+              <w:t>특화 요소</w:t>
+            </w:r>
+          </w:p>
+        </w:tc>
+      </w:tr>
+      <w:tr>
+        <w:tc>
+          <w:tcPr>
+            <w:tcW w:type="dxa" w:w="500"/>
+            <w:shd w:val="clear" w:color="auto" w:fill="E3F5EF"/>
+            <w:tcMar>
+              <w:top w:w="80" w:type="dxa"/>
+              <w:bottom w:w="80" w:type="dxa"/>
+              <w:start w:w="120" w:type="dxa"/>
+              <w:end w:w="120" w:type="dxa"/>
+            </w:tcMar>
+            <w:vAlign w:val="center"/>
+            <w:tcBorders>
+              <w:top w:val="single" w:sz="8" w:color="FFFFFF"/>
+              <w:left w:val="single" w:sz="8" w:color="FFFFFF"/>
+              <w:bottom w:val="single" w:sz="8" w:color="FFFFFF"/>
+              <w:right w:val="single" w:sz="8" w:color="FFFFFF"/>
+            </w:tcBorders>
+          </w:tcPr>
+          <w:p>
+            <w:pPr>
+              <w:spacing w:after="0"/>
+              <w:jc w:val="center"/>
+            </w:pPr>
+            <w:r/>
+            <w:r>
+              <w:rPr>
+                <w:rFonts w:ascii="Pretendard SemiBold" w:hAnsi="Pretendard SemiBold" w:eastAsia="Pretendard SemiBold" w:cs="Pretendard SemiBold"/>
+                <w:b/>
+                <w:i w:val="0"/>
+                <w:color w:val="12805F"/>
+                <w:sz w:val="20"/>
+              </w:rPr>
+              <w:t>1</w:t>
+            </w:r>
+          </w:p>
+        </w:tc>
+        <w:tc>
+          <w:tcPr>
+            <w:tcW w:type="dxa" w:w="2100"/>
+            <w:shd w:val="clear" w:color="auto" w:fill="E3F5EF"/>
+            <w:tcMar>
+              <w:top w:w="80" w:type="dxa"/>
+              <w:bottom w:w="80" w:type="dxa"/>
+              <w:start w:w="120" w:type="dxa"/>
+              <w:end w:w="120" w:type="dxa"/>
+            </w:tcMar>
+            <w:vAlign w:val="center"/>
+            <w:tcBorders>
+              <w:top w:val="single" w:sz="8" w:color="FFFFFF"/>
+              <w:left w:val="single" w:sz="8" w:color="FFFFFF"/>
+              <w:bottom w:val="single" w:sz="8" w:color="FFFFFF"/>
+              <w:right w:val="single" w:sz="8" w:color="FFFFFF"/>
+            </w:tcBorders>
+          </w:tcPr>
+          <w:p>
+            <w:pPr>
+              <w:spacing w:after="0"/>
+            </w:pPr>
+            <w:r/>
+            <w:r>
+              <w:rPr>
+                <w:rFonts w:ascii="Pretendard SemiBold" w:hAnsi="Pretendard SemiBold" w:eastAsia="Pretendard SemiBold" w:cs="Pretendard SemiBold"/>
+                <w:b/>
+                <w:i w:val="0"/>
+                <w:color w:val="0E4A3D"/>
+                <w:sz w:val="18"/>
+              </w:rPr>
+              <w:t>🌃 밤의 숲</w:t>
+            </w:r>
+          </w:p>
+        </w:tc>
+        <w:tc>
+          <w:tcPr>
+            <w:tcW w:type="dxa" w:w="1300"/>
+            <w:shd w:val="clear" w:color="auto" w:fill="E3F5EF"/>
+            <w:tcMar>
+              <w:top w:w="80" w:type="dxa"/>
+              <w:bottom w:w="80" w:type="dxa"/>
+              <w:start w:w="120" w:type="dxa"/>
+              <w:end w:w="120" w:type="dxa"/>
+            </w:tcMar>
+            <w:vAlign w:val="center"/>
+            <w:tcBorders>
+              <w:top w:val="single" w:sz="8" w:color="FFFFFF"/>
+              <w:left w:val="single" w:sz="8" w:color="FFFFFF"/>
+              <w:bottom w:val="single" w:sz="8" w:color="FFFFFF"/>
+              <w:right w:val="single" w:sz="8" w:color="FFFFFF"/>
+            </w:tcBorders>
+          </w:tcPr>
+          <w:p>
+            <w:pPr>
+              <w:spacing w:after="0"/>
+            </w:pPr>
+            <w:r/>
+            <w:r>
+              <w:rPr>
+                <w:rFonts w:ascii="Pretendard" w:hAnsi="Pretendard" w:eastAsia="Pretendard" w:cs="Pretendard"/>
+                <w:b w:val="0"/>
+                <w:i w:val="0"/>
+                <w:color w:val="2B2B33"/>
+                <w:sz w:val="17"/>
+              </w:rPr>
+              <w:t>마음건강</w:t>
+            </w:r>
+          </w:p>
+        </w:tc>
+        <w:tc>
+          <w:tcPr>
+            <w:tcW w:type="dxa" w:w="2100"/>
+            <w:shd w:val="clear" w:color="auto" w:fill="E3F5EF"/>
+            <w:tcMar>
+              <w:top w:w="80" w:type="dxa"/>
+              <w:bottom w:w="80" w:type="dxa"/>
+              <w:start w:w="120" w:type="dxa"/>
+              <w:end w:w="120" w:type="dxa"/>
+            </w:tcMar>
+            <w:vAlign w:val="center"/>
+            <w:tcBorders>
+              <w:top w:val="single" w:sz="8" w:color="FFFFFF"/>
+              <w:left w:val="single" w:sz="8" w:color="FFFFFF"/>
+              <w:bottom w:val="single" w:sz="8" w:color="FFFFFF"/>
+              <w:right w:val="single" w:sz="8" w:color="FFFFFF"/>
+            </w:tcBorders>
+          </w:tcPr>
+          <w:p>
+            <w:pPr>
+              <w:spacing w:after="0"/>
+            </w:pPr>
+            <w:r/>
+            <w:r>
+              <w:rPr>
+                <w:rFonts w:ascii="Pretendard" w:hAnsi="Pretendard" w:eastAsia="Pretendard" w:cs="Pretendard"/>
+                <w:b w:val="0"/>
+                <w:i w:val="0"/>
+                <w:color w:val="2B2B33"/>
+                <w:sz w:val="17"/>
+              </w:rPr>
+              <w:t>감정(분노) 조절</w:t>
+            </w:r>
+          </w:p>
+        </w:tc>
+        <w:tc>
+          <w:tcPr>
+            <w:tcW w:type="dxa" w:w="3746"/>
+            <w:shd w:val="clear" w:color="auto" w:fill="E3F5EF"/>
+            <w:tcMar>
+              <w:top w:w="80" w:type="dxa"/>
+              <w:bottom w:w="80" w:type="dxa"/>
+              <w:start w:w="120" w:type="dxa"/>
+              <w:end w:w="120" w:type="dxa"/>
+            </w:tcMar>
+            <w:vAlign w:val="center"/>
+            <w:tcBorders>
+              <w:top w:val="single" w:sz="8" w:color="FFFFFF"/>
+              <w:left w:val="single" w:sz="8" w:color="FFFFFF"/>
+              <w:bottom w:val="single" w:sz="8" w:color="FFFFFF"/>
+              <w:right w:val="single" w:sz="8" w:color="FFFFFF"/>
+            </w:tcBorders>
+          </w:tcPr>
+          <w:p>
+            <w:pPr>
+              <w:spacing w:after="0"/>
+            </w:pPr>
+            <w:r/>
+            <w:r>
+              <w:rPr>
+                <w:rFonts w:ascii="Pretendard" w:hAnsi="Pretendard" w:eastAsia="Pretendard" w:cs="Pretendard"/>
+                <w:b w:val="0"/>
+                <w:i w:val="0"/>
+                <w:color w:val="7A7A85"/>
+                <w:sz w:val="16"/>
+              </w:rPr>
+              <w:t>인지왜곡 이름표 · 생각의 폭풍</w:t>
+            </w:r>
+          </w:p>
+        </w:tc>
+      </w:tr>
+      <w:tr>
+        <w:tc>
+          <w:tcPr>
+            <w:tcW w:type="dxa" w:w="500"/>
+            <w:shd w:val="clear" w:color="auto" w:fill="E7F1F8"/>
+            <w:tcMar>
+              <w:top w:w="80" w:type="dxa"/>
+              <w:bottom w:w="80" w:type="dxa"/>
+              <w:start w:w="120" w:type="dxa"/>
+              <w:end w:w="120" w:type="dxa"/>
+            </w:tcMar>
+            <w:vAlign w:val="center"/>
+            <w:tcBorders>
+              <w:top w:val="single" w:sz="8" w:color="FFFFFF"/>
+              <w:left w:val="single" w:sz="8" w:color="FFFFFF"/>
+              <w:bottom w:val="single" w:sz="8" w:color="FFFFFF"/>
+              <w:right w:val="single" w:sz="8" w:color="FFFFFF"/>
+            </w:tcBorders>
+          </w:tcPr>
+          <w:p>
+            <w:pPr>
+              <w:spacing w:after="0"/>
+              <w:jc w:val="center"/>
+            </w:pPr>
+            <w:r/>
+            <w:r>
+              <w:rPr>
+                <w:rFonts w:ascii="Pretendard SemiBold" w:hAnsi="Pretendard SemiBold" w:eastAsia="Pretendard SemiBold" w:cs="Pretendard SemiBold"/>
+                <w:b/>
+                <w:i w:val="0"/>
+                <w:color w:val="2E6F9E"/>
+                <w:sz w:val="20"/>
+              </w:rPr>
+              <w:t>2</w:t>
+            </w:r>
+          </w:p>
+        </w:tc>
+        <w:tc>
+          <w:tcPr>
+            <w:tcW w:type="dxa" w:w="2100"/>
+            <w:shd w:val="clear" w:color="auto" w:fill="E7F1F8"/>
+            <w:tcMar>
+              <w:top w:w="80" w:type="dxa"/>
+              <w:bottom w:w="80" w:type="dxa"/>
+              <w:start w:w="120" w:type="dxa"/>
+              <w:end w:w="120" w:type="dxa"/>
+            </w:tcMar>
+            <w:vAlign w:val="center"/>
+            <w:tcBorders>
+              <w:top w:val="single" w:sz="8" w:color="FFFFFF"/>
+              <w:left w:val="single" w:sz="8" w:color="FFFFFF"/>
+              <w:bottom w:val="single" w:sz="8" w:color="FFFFFF"/>
+              <w:right w:val="single" w:sz="8" w:color="FFFFFF"/>
+            </w:tcBorders>
+          </w:tcPr>
+          <w:p>
+            <w:pPr>
+              <w:spacing w:after="0"/>
+            </w:pPr>
+            <w:r/>
+            <w:r>
+              <w:rPr>
+                <w:rFonts w:ascii="Pretendard SemiBold" w:hAnsi="Pretendard SemiBold" w:eastAsia="Pretendard SemiBold" w:cs="Pretendard SemiBold"/>
+                <w:b/>
+                <w:i w:val="0"/>
+                <w:color w:val="1E4A6B"/>
+                <w:sz w:val="18"/>
+              </w:rPr>
+              <w:t>🌊 새벽 바다</w:t>
+            </w:r>
+          </w:p>
+        </w:tc>
+        <w:tc>
+          <w:tcPr>
+            <w:tcW w:type="dxa" w:w="1300"/>
+            <w:shd w:val="clear" w:color="auto" w:fill="E7F1F8"/>
+            <w:tcMar>
+              <w:top w:w="80" w:type="dxa"/>
+              <w:bottom w:w="80" w:type="dxa"/>
+              <w:start w:w="120" w:type="dxa"/>
+              <w:end w:w="120" w:type="dxa"/>
+            </w:tcMar>
+            <w:vAlign w:val="center"/>
+            <w:tcBorders>
+              <w:top w:val="single" w:sz="8" w:color="FFFFFF"/>
+              <w:left w:val="single" w:sz="8" w:color="FFFFFF"/>
+              <w:bottom w:val="single" w:sz="8" w:color="FFFFFF"/>
+              <w:right w:val="single" w:sz="8" w:color="FFFFFF"/>
+            </w:tcBorders>
+          </w:tcPr>
+          <w:p>
+            <w:pPr>
+              <w:spacing w:after="0"/>
+            </w:pPr>
+            <w:r/>
+            <w:r>
+              <w:rPr>
+                <w:rFonts w:ascii="Pretendard" w:hAnsi="Pretendard" w:eastAsia="Pretendard" w:cs="Pretendard"/>
+                <w:b w:val="0"/>
+                <w:i w:val="0"/>
+                <w:color w:val="2B2B33"/>
+                <w:sz w:val="17"/>
+              </w:rPr>
+              <w:t>자기 이해</w:t>
+            </w:r>
+          </w:p>
+        </w:tc>
+        <w:tc>
+          <w:tcPr>
+            <w:tcW w:type="dxa" w:w="2100"/>
+            <w:shd w:val="clear" w:color="auto" w:fill="E7F1F8"/>
+            <w:tcMar>
+              <w:top w:w="80" w:type="dxa"/>
+              <w:bottom w:w="80" w:type="dxa"/>
+              <w:start w:w="120" w:type="dxa"/>
+              <w:end w:w="120" w:type="dxa"/>
+            </w:tcMar>
+            <w:vAlign w:val="center"/>
+            <w:tcBorders>
+              <w:top w:val="single" w:sz="8" w:color="FFFFFF"/>
+              <w:left w:val="single" w:sz="8" w:color="FFFFFF"/>
+              <w:bottom w:val="single" w:sz="8" w:color="FFFFFF"/>
+              <w:right w:val="single" w:sz="8" w:color="FFFFFF"/>
+            </w:tcBorders>
+          </w:tcPr>
+          <w:p>
+            <w:pPr>
+              <w:spacing w:after="0"/>
+            </w:pPr>
+            <w:r/>
+            <w:r>
+              <w:rPr>
+                <w:rFonts w:ascii="Pretendard" w:hAnsi="Pretendard" w:eastAsia="Pretendard" w:cs="Pretendard"/>
+                <w:b w:val="0"/>
+                <w:i w:val="0"/>
+                <w:color w:val="2B2B33"/>
+                <w:sz w:val="17"/>
+              </w:rPr>
+              <w:t>불안 다루기</w:t>
+            </w:r>
+          </w:p>
+        </w:tc>
+        <w:tc>
+          <w:tcPr>
+            <w:tcW w:type="dxa" w:w="3746"/>
+            <w:shd w:val="clear" w:color="auto" w:fill="E7F1F8"/>
+            <w:tcMar>
+              <w:top w:w="80" w:type="dxa"/>
+              <w:bottom w:w="80" w:type="dxa"/>
+              <w:start w:w="120" w:type="dxa"/>
+              <w:end w:w="120" w:type="dxa"/>
+            </w:tcMar>
+            <w:vAlign w:val="center"/>
+            <w:tcBorders>
+              <w:top w:val="single" w:sz="8" w:color="FFFFFF"/>
+              <w:left w:val="single" w:sz="8" w:color="FFFFFF"/>
+              <w:bottom w:val="single" w:sz="8" w:color="FFFFFF"/>
+              <w:right w:val="single" w:sz="8" w:color="FFFFFF"/>
+            </w:tcBorders>
+          </w:tcPr>
+          <w:p>
+            <w:pPr>
+              <w:spacing w:after="0"/>
+            </w:pPr>
+            <w:r/>
+            <w:r>
+              <w:rPr>
+                <w:rFonts w:ascii="Pretendard" w:hAnsi="Pretendard" w:eastAsia="Pretendard" w:cs="Pretendard"/>
+                <w:b w:val="0"/>
+                <w:i w:val="0"/>
+                <w:color w:val="7A7A85"/>
+                <w:sz w:val="16"/>
+              </w:rPr>
+              <w:t>몸의 신호 알아차리기 · 걱정의 폭풍</w:t>
+            </w:r>
+          </w:p>
+        </w:tc>
+      </w:tr>
+      <w:tr>
+        <w:tc>
+          <w:tcPr>
+            <w:tcW w:type="dxa" w:w="500"/>
+            <w:shd w:val="clear" w:color="auto" w:fill="FBEEE3"/>
+            <w:tcMar>
+              <w:top w:w="80" w:type="dxa"/>
+              <w:bottom w:w="80" w:type="dxa"/>
+              <w:start w:w="120" w:type="dxa"/>
+              <w:end w:w="120" w:type="dxa"/>
+            </w:tcMar>
+            <w:vAlign w:val="center"/>
+            <w:tcBorders>
+              <w:top w:val="single" w:sz="8" w:color="FFFFFF"/>
+              <w:left w:val="single" w:sz="8" w:color="FFFFFF"/>
+              <w:bottom w:val="single" w:sz="8" w:color="FFFFFF"/>
+              <w:right w:val="single" w:sz="8" w:color="FFFFFF"/>
+            </w:tcBorders>
+          </w:tcPr>
+          <w:p>
+            <w:pPr>
+              <w:spacing w:after="0"/>
+              <w:jc w:val="center"/>
+            </w:pPr>
+            <w:r/>
+            <w:r>
+              <w:rPr>
+                <w:rFonts w:ascii="Pretendard SemiBold" w:hAnsi="Pretendard SemiBold" w:eastAsia="Pretendard SemiBold" w:cs="Pretendard SemiBold"/>
+                <w:b/>
+                <w:i w:val="0"/>
+                <w:color w:val="BD5A2C"/>
+                <w:sz w:val="20"/>
+              </w:rPr>
+              <w:t>3</w:t>
+            </w:r>
+          </w:p>
+        </w:tc>
+        <w:tc>
+          <w:tcPr>
+            <w:tcW w:type="dxa" w:w="2100"/>
+            <w:shd w:val="clear" w:color="auto" w:fill="FBEEE3"/>
+            <w:tcMar>
+              <w:top w:w="80" w:type="dxa"/>
+              <w:bottom w:w="80" w:type="dxa"/>
+              <w:start w:w="120" w:type="dxa"/>
+              <w:end w:w="120" w:type="dxa"/>
+            </w:tcMar>
+            <w:vAlign w:val="center"/>
+            <w:tcBorders>
+              <w:top w:val="single" w:sz="8" w:color="FFFFFF"/>
+              <w:left w:val="single" w:sz="8" w:color="FFFFFF"/>
+              <w:bottom w:val="single" w:sz="8" w:color="FFFFFF"/>
+              <w:right w:val="single" w:sz="8" w:color="FFFFFF"/>
+            </w:tcBorders>
+          </w:tcPr>
+          <w:p>
+            <w:pPr>
+              <w:spacing w:after="0"/>
+            </w:pPr>
+            <w:r/>
+            <w:r>
+              <w:rPr>
+                <w:rFonts w:ascii="Pretendard SemiBold" w:hAnsi="Pretendard SemiBold" w:eastAsia="Pretendard SemiBold" w:cs="Pretendard SemiBold"/>
+                <w:b/>
+                <w:i w:val="0"/>
+                <w:color w:val="8A3E1B"/>
+                <w:sz w:val="18"/>
+              </w:rPr>
+              <w:t>🏮 노을 등불 골목</w:t>
+            </w:r>
+          </w:p>
+        </w:tc>
+        <w:tc>
+          <w:tcPr>
+            <w:tcW w:type="dxa" w:w="1300"/>
+            <w:shd w:val="clear" w:color="auto" w:fill="FBEEE3"/>
+            <w:tcMar>
+              <w:top w:w="80" w:type="dxa"/>
+              <w:bottom w:w="80" w:type="dxa"/>
+              <w:start w:w="120" w:type="dxa"/>
+              <w:end w:w="120" w:type="dxa"/>
+            </w:tcMar>
+            <w:vAlign w:val="center"/>
+            <w:tcBorders>
+              <w:top w:val="single" w:sz="8" w:color="FFFFFF"/>
+              <w:left w:val="single" w:sz="8" w:color="FFFFFF"/>
+              <w:bottom w:val="single" w:sz="8" w:color="FFFFFF"/>
+              <w:right w:val="single" w:sz="8" w:color="FFFFFF"/>
+            </w:tcBorders>
+          </w:tcPr>
+          <w:p>
+            <w:pPr>
+              <w:spacing w:after="0"/>
+            </w:pPr>
+            <w:r/>
+            <w:r>
+              <w:rPr>
+                <w:rFonts w:ascii="Pretendard" w:hAnsi="Pretendard" w:eastAsia="Pretendard" w:cs="Pretendard"/>
+                <w:b w:val="0"/>
+                <w:i w:val="0"/>
+                <w:color w:val="2B2B33"/>
+                <w:sz w:val="17"/>
+              </w:rPr>
+              <w:t>대인관계</w:t>
+            </w:r>
+          </w:p>
+        </w:tc>
+        <w:tc>
+          <w:tcPr>
+            <w:tcW w:type="dxa" w:w="2100"/>
+            <w:shd w:val="clear" w:color="auto" w:fill="FBEEE3"/>
+            <w:tcMar>
+              <w:top w:w="80" w:type="dxa"/>
+              <w:bottom w:w="80" w:type="dxa"/>
+              <w:start w:w="120" w:type="dxa"/>
+              <w:end w:w="120" w:type="dxa"/>
+            </w:tcMar>
+            <w:vAlign w:val="center"/>
+            <w:tcBorders>
+              <w:top w:val="single" w:sz="8" w:color="FFFFFF"/>
+              <w:left w:val="single" w:sz="8" w:color="FFFFFF"/>
+              <w:bottom w:val="single" w:sz="8" w:color="FFFFFF"/>
+              <w:right w:val="single" w:sz="8" w:color="FFFFFF"/>
+            </w:tcBorders>
+          </w:tcPr>
+          <w:p>
+            <w:pPr>
+              <w:spacing w:after="0"/>
+            </w:pPr>
+            <w:r/>
+            <w:r>
+              <w:rPr>
+                <w:rFonts w:ascii="Pretendard" w:hAnsi="Pretendard" w:eastAsia="Pretendard" w:cs="Pretendard"/>
+                <w:b w:val="0"/>
+                <w:i w:val="0"/>
+                <w:color w:val="2B2B33"/>
+                <w:sz w:val="17"/>
+              </w:rPr>
+              <w:t>타인 이해·공감</w:t>
+            </w:r>
+          </w:p>
+        </w:tc>
+        <w:tc>
+          <w:tcPr>
+            <w:tcW w:type="dxa" w:w="3746"/>
+            <w:shd w:val="clear" w:color="auto" w:fill="FBEEE3"/>
+            <w:tcMar>
+              <w:top w:w="80" w:type="dxa"/>
+              <w:bottom w:w="80" w:type="dxa"/>
+              <w:start w:w="120" w:type="dxa"/>
+              <w:end w:w="120" w:type="dxa"/>
+            </w:tcMar>
+            <w:vAlign w:val="center"/>
+            <w:tcBorders>
+              <w:top w:val="single" w:sz="8" w:color="FFFFFF"/>
+              <w:left w:val="single" w:sz="8" w:color="FFFFFF"/>
+              <w:bottom w:val="single" w:sz="8" w:color="FFFFFF"/>
+              <w:right w:val="single" w:sz="8" w:color="FFFFFF"/>
+            </w:tcBorders>
+          </w:tcPr>
+          <w:p>
+            <w:pPr>
+              <w:spacing w:after="0"/>
+            </w:pPr>
+            <w:r/>
+            <w:r>
+              <w:rPr>
+                <w:rFonts w:ascii="Pretendard" w:hAnsi="Pretendard" w:eastAsia="Pretendard" w:cs="Pretendard"/>
+                <w:b w:val="0"/>
+                <w:i w:val="0"/>
+                <w:color w:val="7A7A85"/>
+                <w:sz w:val="16"/>
+              </w:rPr>
+              <w:t>★감정 과제 뒤집기: 친구의 마음 읽기 · 소문의 폭풍</w:t>
+            </w:r>
+          </w:p>
+        </w:tc>
+      </w:tr>
+      <w:tr>
+        <w:tc>
+          <w:tcPr>
+            <w:tcW w:type="dxa" w:w="500"/>
+            <w:shd w:val="clear" w:color="auto" w:fill="EEEAF9"/>
+            <w:tcMar>
+              <w:top w:w="80" w:type="dxa"/>
+              <w:bottom w:w="80" w:type="dxa"/>
+              <w:start w:w="120" w:type="dxa"/>
+              <w:end w:w="120" w:type="dxa"/>
+            </w:tcMar>
+            <w:vAlign w:val="center"/>
+            <w:tcBorders>
+              <w:top w:val="single" w:sz="8" w:color="FFFFFF"/>
+              <w:left w:val="single" w:sz="8" w:color="FFFFFF"/>
+              <w:bottom w:val="single" w:sz="8" w:color="FFFFFF"/>
+              <w:right w:val="single" w:sz="8" w:color="FFFFFF"/>
+            </w:tcBorders>
+          </w:tcPr>
+          <w:p>
+            <w:pPr>
+              <w:spacing w:after="0"/>
+              <w:jc w:val="center"/>
+            </w:pPr>
+            <w:r/>
+            <w:r>
+              <w:rPr>
+                <w:rFonts w:ascii="Pretendard SemiBold" w:hAnsi="Pretendard SemiBold" w:eastAsia="Pretendard SemiBold" w:cs="Pretendard SemiBold"/>
+                <w:b/>
+                <w:i w:val="0"/>
+                <w:color w:val="5B4B9E"/>
+                <w:sz w:val="20"/>
+              </w:rPr>
+              <w:t>4</w:t>
+            </w:r>
+          </w:p>
+        </w:tc>
+        <w:tc>
+          <w:tcPr>
+            <w:tcW w:type="dxa" w:w="2100"/>
+            <w:shd w:val="clear" w:color="auto" w:fill="EEEAF9"/>
+            <w:tcMar>
+              <w:top w:w="80" w:type="dxa"/>
+              <w:bottom w:w="80" w:type="dxa"/>
+              <w:start w:w="120" w:type="dxa"/>
+              <w:end w:w="120" w:type="dxa"/>
+            </w:tcMar>
+            <w:vAlign w:val="center"/>
+            <w:tcBorders>
+              <w:top w:val="single" w:sz="8" w:color="FFFFFF"/>
+              <w:left w:val="single" w:sz="8" w:color="FFFFFF"/>
+              <w:bottom w:val="single" w:sz="8" w:color="FFFFFF"/>
+              <w:right w:val="single" w:sz="8" w:color="FFFFFF"/>
+            </w:tcBorders>
+          </w:tcPr>
+          <w:p>
+            <w:pPr>
+              <w:spacing w:after="0"/>
+            </w:pPr>
+            <w:r/>
+            <w:r>
+              <w:rPr>
+                <w:rFonts w:ascii="Pretendard SemiBold" w:hAnsi="Pretendard SemiBold" w:eastAsia="Pretendard SemiBold" w:cs="Pretendard SemiBold"/>
+                <w:b/>
+                <w:i w:val="0"/>
+                <w:color w:val="3D3170"/>
+                <w:sz w:val="18"/>
+              </w:rPr>
+              <w:t>🌆 도시의 밤 별빛 길</w:t>
+            </w:r>
+          </w:p>
+        </w:tc>
+        <w:tc>
+          <w:tcPr>
+            <w:tcW w:type="dxa" w:w="1300"/>
+            <w:shd w:val="clear" w:color="auto" w:fill="EEEAF9"/>
+            <w:tcMar>
+              <w:top w:w="80" w:type="dxa"/>
+              <w:bottom w:w="80" w:type="dxa"/>
+              <w:start w:w="120" w:type="dxa"/>
+              <w:end w:w="120" w:type="dxa"/>
+            </w:tcMar>
+            <w:vAlign w:val="center"/>
+            <w:tcBorders>
+              <w:top w:val="single" w:sz="8" w:color="FFFFFF"/>
+              <w:left w:val="single" w:sz="8" w:color="FFFFFF"/>
+              <w:bottom w:val="single" w:sz="8" w:color="FFFFFF"/>
+              <w:right w:val="single" w:sz="8" w:color="FFFFFF"/>
+            </w:tcBorders>
+          </w:tcPr>
+          <w:p>
+            <w:pPr>
+              <w:spacing w:after="0"/>
+            </w:pPr>
+            <w:r/>
+            <w:r>
+              <w:rPr>
+                <w:rFonts w:ascii="Pretendard" w:hAnsi="Pretendard" w:eastAsia="Pretendard" w:cs="Pretendard"/>
+                <w:b w:val="0"/>
+                <w:i w:val="0"/>
+                <w:color w:val="2B2B33"/>
+                <w:sz w:val="17"/>
+              </w:rPr>
+              <w:t>공동체</w:t>
+            </w:r>
+          </w:p>
+        </w:tc>
+        <w:tc>
+          <w:tcPr>
+            <w:tcW w:type="dxa" w:w="2100"/>
+            <w:shd w:val="clear" w:color="auto" w:fill="EEEAF9"/>
+            <w:tcMar>
+              <w:top w:w="80" w:type="dxa"/>
+              <w:bottom w:w="80" w:type="dxa"/>
+              <w:start w:w="120" w:type="dxa"/>
+              <w:end w:w="120" w:type="dxa"/>
+            </w:tcMar>
+            <w:vAlign w:val="center"/>
+            <w:tcBorders>
+              <w:top w:val="single" w:sz="8" w:color="FFFFFF"/>
+              <w:left w:val="single" w:sz="8" w:color="FFFFFF"/>
+              <w:bottom w:val="single" w:sz="8" w:color="FFFFFF"/>
+              <w:right w:val="single" w:sz="8" w:color="FFFFFF"/>
+            </w:tcBorders>
+          </w:tcPr>
+          <w:p>
+            <w:pPr>
+              <w:spacing w:after="0"/>
+            </w:pPr>
+            <w:r/>
+            <w:r>
+              <w:rPr>
+                <w:rFonts w:ascii="Pretendard" w:hAnsi="Pretendard" w:eastAsia="Pretendard" w:cs="Pretendard"/>
+                <w:b w:val="0"/>
+                <w:i w:val="0"/>
+                <w:color w:val="2B2B33"/>
+                <w:sz w:val="17"/>
+              </w:rPr>
+              <w:t>방관자에서 참여자로</w:t>
+            </w:r>
+          </w:p>
+        </w:tc>
+        <w:tc>
+          <w:tcPr>
+            <w:tcW w:type="dxa" w:w="3746"/>
+            <w:shd w:val="clear" w:color="auto" w:fill="EEEAF9"/>
+            <w:tcMar>
+              <w:top w:w="80" w:type="dxa"/>
+              <w:bottom w:w="80" w:type="dxa"/>
+              <w:start w:w="120" w:type="dxa"/>
+              <w:end w:w="120" w:type="dxa"/>
+            </w:tcMar>
+            <w:vAlign w:val="center"/>
+            <w:tcBorders>
+              <w:top w:val="single" w:sz="8" w:color="FFFFFF"/>
+              <w:left w:val="single" w:sz="8" w:color="FFFFFF"/>
+              <w:bottom w:val="single" w:sz="8" w:color="FFFFFF"/>
+              <w:right w:val="single" w:sz="8" w:color="FFFFFF"/>
+            </w:tcBorders>
+          </w:tcPr>
+          <w:p>
+            <w:pPr>
+              <w:spacing w:after="0"/>
+            </w:pPr>
+            <w:r/>
+            <w:r>
+              <w:rPr>
+                <w:rFonts w:ascii="Pretendard" w:hAnsi="Pretendard" w:eastAsia="Pretendard" w:cs="Pretendard"/>
+                <w:b w:val="0"/>
+                <w:i w:val="0"/>
+                <w:color w:val="7A7A85"/>
+                <w:sz w:val="16"/>
+              </w:rPr>
+              <w:t>공동체 딜레마 갈림길 · 냉소의 안개</w:t>
+            </w:r>
+          </w:p>
+        </w:tc>
+      </w:tr>
+    </w:tbl>
+    <w:p>
+      <w:pPr>
+        <w:spacing w:before="0" w:after="0"/>
+      </w:pPr>
+      <w:r>
+        <w:rPr>
+          <w:sz w:val="12"/>
+        </w:rPr>
+        <w:t xml:space="preserve"> </w:t>
+      </w:r>
+    </w:p>
+    <w:tbl>
+      <w:tblPr>
+        <w:tblW w:type="dxa" w:w="9746"/>
+        <w:tblLayout w:type="fixed"/>
+        <w:tblLook w:firstColumn="1" w:firstRow="1" w:lastColumn="0" w:lastRow="0" w:noHBand="0" w:noVBand="1" w:val="04A0"/>
+        <w:tblBorders>
+          <w:top w:val="nil"/>
+          <w:left w:val="nil"/>
+          <w:bottom w:val="nil"/>
+          <w:right w:val="nil"/>
+          <w:insideH w:val="nil"/>
+          <w:insideV w:val="nil"/>
+        </w:tblBorders>
+      </w:tblPr>
+      <w:tblGrid>
+        <w:gridCol w:w="700"/>
+        <w:gridCol w:w="9046"/>
+      </w:tblGrid>
+      <w:tr>
+        <w:tc>
+          <w:tcPr>
+            <w:tcW w:type="dxa" w:w="700"/>
+            <w:shd w:val="clear" w:color="auto" w:fill="E3F5EF"/>
+            <w:tcMar>
+              <w:top w:w="60" w:type="dxa"/>
+              <w:bottom w:w="60" w:type="dxa"/>
+              <w:start w:w="120" w:type="dxa"/>
+              <w:end w:w="120" w:type="dxa"/>
+            </w:tcMar>
+            <w:tcBorders>
+              <w:top w:val="single" w:sz="4" w:color="E3F5EF"/>
+              <w:left w:val="single" w:sz="4" w:color="E3F5EF"/>
+              <w:bottom w:val="single" w:sz="4" w:color="E3F5EF"/>
+              <w:right w:val="single" w:sz="4" w:color="E3F5EF"/>
+            </w:tcBorders>
+          </w:tcPr>
+          <w:p>
+            <w:pPr>
+              <w:jc w:val="center"/>
+            </w:pPr>
+            <w:r>
+              <w:drawing>
+                <wp:inline xmlns:a="http://schemas.openxmlformats.org/drawingml/2006/main" xmlns:pic="http://schemas.openxmlformats.org/drawingml/2006/picture">
+                  <wp:extent cx="384048" cy="492369"/>
+                  <wp:docPr id="5" name="Picture 5"/>
+                  <wp:cNvGraphicFramePr>
+                    <a:graphicFrameLocks noChangeAspect="1"/>
+                  </wp:cNvGraphicFramePr>
+                  <a:graphic>
+                    <a:graphicData uri="http://schemas.openxmlformats.org/drawingml/2006/picture">
+                      <pic:pic>
+                        <pic:nvPicPr>
+                          <pic:cNvPr id="0" name="mushroom.png"/>
+                          <pic:cNvPicPr/>
+                        </pic:nvPicPr>
+                        <pic:blipFill>
+                          <a:blip r:embed="rId13"/>
+                          <a:stretch>
+                            <a:fillRect/>
+                          </a:stretch>
+                        </pic:blipFill>
+                        <pic:spPr>
+                          <a:xfrm>
+                            <a:off x="0" y="0"/>
+                            <a:ext cx="384048" cy="492369"/>
+                          </a:xfrm>
+                          <a:prstGeom prst="rect"/>
+                        </pic:spPr>
+                      </pic:pic>
+                    </a:graphicData>
+                  </a:graphic>
+                </wp:inline>
+              </w:drawing>
+            </w:r>
+          </w:p>
+        </w:tc>
+        <w:tc>
+          <w:tcPr>
+            <w:tcW w:type="dxa" w:w="9046"/>
+            <w:shd w:val="clear" w:color="auto" w:fill="E3F5EF"/>
+            <w:tcMar>
+              <w:top w:w="60" w:type="dxa"/>
+              <w:bottom w:w="60" w:type="dxa"/>
+              <w:start w:w="140" w:type="dxa"/>
+              <w:end w:w="120" w:type="dxa"/>
+            </w:tcMar>
+            <w:vAlign w:val="center"/>
+            <w:tcBorders>
+              <w:top w:val="single" w:sz="4" w:color="E3F5EF"/>
+              <w:left w:val="single" w:sz="4" w:color="E3F5EF"/>
+              <w:bottom w:val="single" w:sz="4" w:color="E3F5EF"/>
+              <w:right w:val="single" w:sz="4" w:color="E3F5EF"/>
+            </w:tcBorders>
+          </w:tcPr>
+          <w:p>
+            <w:pPr>
+              <w:spacing w:after="0"/>
+            </w:pPr>
+            <w:r/>
+            <w:r>
+              <w:rPr>
+                <w:rFonts w:ascii="Gmarket Sans TTF" w:hAnsi="Gmarket Sans TTF" w:eastAsia="Gmarket Sans TTF" w:cs="Gmarket Sans TTF"/>
+                <w:b/>
+                <w:i w:val="0"/>
+                <w:color w:val="0E4A3D"/>
+                <w:sz w:val="25"/>
+              </w:rPr>
+              <w:t>1차시   🌃 밤의 숲 — 감정 조절 (마음건강)</w:t>
+            </w:r>
+          </w:p>
+        </w:tc>
+      </w:tr>
+    </w:tbl>
+    <w:tbl>
+      <w:tblPr>
+        <w:tblW w:type="dxa" w:w="9746"/>
+        <w:tblLayout w:type="fixed"/>
+        <w:tblLook w:firstColumn="1" w:firstRow="1" w:lastColumn="0" w:lastRow="0" w:noHBand="0" w:noVBand="1" w:val="04A0"/>
+        <w:tblBorders>
+          <w:top w:val="nil"/>
+          <w:left w:val="nil"/>
+          <w:bottom w:val="nil"/>
+          <w:right w:val="nil"/>
+          <w:insideH w:val="nil"/>
+          <w:insideV w:val="nil"/>
+        </w:tblBorders>
+      </w:tblPr>
+      <w:tblGrid>
+        <w:gridCol w:w="1450"/>
+        <w:gridCol w:w="8296"/>
+      </w:tblGrid>
+      <w:tr>
+        <w:tc>
+          <w:tcPr>
+            <w:tcW w:type="dxa" w:w="1450"/>
+            <w:shd w:val="clear" w:color="auto" w:fill="E3F5EF"/>
+            <w:tcMar>
+              <w:top w:w="70" w:type="dxa"/>
+              <w:bottom w:w="70" w:type="dxa"/>
+              <w:start w:w="120" w:type="dxa"/>
+              <w:end w:w="120" w:type="dxa"/>
+            </w:tcMar>
+            <w:vAlign w:val="center"/>
+            <w:tcBorders>
+              <w:top w:val="single" w:sz="4" w:color="ECE8F5"/>
+              <w:left w:val="single" w:sz="4" w:color="ECE8F5"/>
+              <w:bottom w:val="single" w:sz="4" w:color="ECE8F5"/>
+              <w:right w:val="single" w:sz="4" w:color="ECE8F5"/>
+            </w:tcBorders>
+          </w:tcPr>
+          <w:p>
+            <w:pPr>
+              <w:spacing w:after="0"/>
+              <w:jc w:val="center"/>
+            </w:pPr>
+            <w:r/>
+            <w:r>
+              <w:rPr>
+                <w:rFonts w:ascii="Pretendard SemiBold" w:hAnsi="Pretendard SemiBold" w:eastAsia="Pretendard SemiBold" w:cs="Pretendard SemiBold"/>
+                <w:b/>
+                <w:i w:val="0"/>
+                <w:color w:val="12805F"/>
+                <w:sz w:val="18"/>
               </w:rPr>
               <w:t>도입 발문</w:t>
             </w:r>
@@ -846,15 +2794,36 @@
         </w:tc>
         <w:tc>
           <w:tcPr>
-            <w:tcW w:type="dxa" w:w="7597"/>
+            <w:tcW w:type="dxa" w:w="8296"/>
+            <w:shd w:val="clear" w:color="auto" w:fill="FFFFFF"/>
+            <w:tcMar>
+              <w:top w:w="70" w:type="dxa"/>
+              <w:bottom w:w="70" w:type="dxa"/>
+              <w:start w:w="160" w:type="dxa"/>
+              <w:end w:w="120" w:type="dxa"/>
+            </w:tcMar>
+            <w:vAlign w:val="center"/>
+            <w:tcBorders>
+              <w:top w:val="single" w:sz="4" w:color="ECE8F5"/>
+              <w:left w:val="single" w:sz="4" w:color="ECE8F5"/>
+              <w:bottom w:val="single" w:sz="4" w:color="ECE8F5"/>
+              <w:right w:val="single" w:sz="4" w:color="ECE8F5"/>
+            </w:tcBorders>
           </w:tcPr>
           <w:p>
+            <w:pPr>
+              <w:spacing w:after="0" w:line="293" w:lineRule="auto"/>
+            </w:pPr>
             <w:r/>
             <w:r>
               <w:rPr>
-                <w:sz w:val="19"/>
+                <w:rFonts w:ascii="Pretendard" w:hAnsi="Pretendard" w:eastAsia="Pretendard" w:cs="Pretendard"/>
+                <w:b w:val="0"/>
+                <w:i w:val="0"/>
+                <w:color w:val="2B2B33"/>
+                <w:sz w:val="18"/>
               </w:rPr>
-              <w:t>"화가 날수록 액셀을 밟고 싶어진다 — 여러분의 액셀은 무엇인가요?"</w:t>
+              <w:t>“화가 날수록 액셀을 밟고 싶어진다 — 여러분의 액셀은 무엇인가요?”</w:t>
             </w:r>
           </w:p>
         </w:tc>
@@ -862,13 +2831,35 @@
       <w:tr>
         <w:tc>
           <w:tcPr>
-            <w:tcW w:type="dxa" w:w="1474"/>
+            <w:tcW w:type="dxa" w:w="1450"/>
+            <w:shd w:val="clear" w:color="auto" w:fill="E3F5EF"/>
+            <w:tcMar>
+              <w:top w:w="70" w:type="dxa"/>
+              <w:bottom w:w="70" w:type="dxa"/>
+              <w:start w:w="120" w:type="dxa"/>
+              <w:end w:w="120" w:type="dxa"/>
+            </w:tcMar>
+            <w:vAlign w:val="center"/>
+            <w:tcBorders>
+              <w:top w:val="single" w:sz="4" w:color="ECE8F5"/>
+              <w:left w:val="single" w:sz="4" w:color="ECE8F5"/>
+              <w:bottom w:val="single" w:sz="4" w:color="ECE8F5"/>
+              <w:right w:val="single" w:sz="4" w:color="ECE8F5"/>
+            </w:tcBorders>
           </w:tcPr>
           <w:p>
+            <w:pPr>
+              <w:spacing w:after="0"/>
+              <w:jc w:val="center"/>
+            </w:pPr>
             <w:r/>
             <w:r>
               <w:rPr>
-                <w:sz w:val="19"/>
+                <w:rFonts w:ascii="Pretendard SemiBold" w:hAnsi="Pretendard SemiBold" w:eastAsia="Pretendard SemiBold" w:cs="Pretendard SemiBold"/>
+                <w:b/>
+                <w:i w:val="0"/>
+                <w:color w:val="12805F"/>
+                <w:sz w:val="18"/>
               </w:rPr>
               <w:t>나눔 질문</w:t>
             </w:r>
@@ -876,16 +2867,50 @@
         </w:tc>
         <w:tc>
           <w:tcPr>
-            <w:tcW w:type="dxa" w:w="7597"/>
+            <w:tcW w:type="dxa" w:w="8296"/>
+            <w:shd w:val="clear" w:color="auto" w:fill="FFFFFF"/>
+            <w:tcMar>
+              <w:top w:w="70" w:type="dxa"/>
+              <w:bottom w:w="70" w:type="dxa"/>
+              <w:start w:w="160" w:type="dxa"/>
+              <w:end w:w="120" w:type="dxa"/>
+            </w:tcMar>
+            <w:vAlign w:val="center"/>
+            <w:tcBorders>
+              <w:top w:val="single" w:sz="4" w:color="ECE8F5"/>
+              <w:left w:val="single" w:sz="4" w:color="ECE8F5"/>
+              <w:bottom w:val="single" w:sz="4" w:color="ECE8F5"/>
+              <w:right w:val="single" w:sz="4" w:color="ECE8F5"/>
+            </w:tcBorders>
           </w:tcPr>
           <w:p>
+            <w:pPr>
+              <w:spacing w:after="0" w:line="293" w:lineRule="auto"/>
+            </w:pPr>
             <w:r/>
             <w:r>
               <w:rPr>
-                <w:sz w:val="19"/>
+                <w:rFonts w:ascii="Pretendard" w:hAnsi="Pretendard" w:eastAsia="Pretendard" w:cs="Pretendard"/>
+                <w:b w:val="0"/>
+                <w:i w:val="0"/>
+                <w:color w:val="2B2B33"/>
+                <w:sz w:val="18"/>
               </w:rPr>
               <w:t>① 온도가 100°에 가까웠던 순간, 어떤 생각 덩어리와 부딪혔나?</w:t>
-              <w:br/>
+            </w:r>
+          </w:p>
+          <w:p>
+            <w:pPr>
+              <w:spacing w:after="0" w:line="293" w:lineRule="auto"/>
+            </w:pPr>
+            <w:r>
+              <w:rPr>
+                <w:rFonts w:ascii="Pretendard" w:hAnsi="Pretendard" w:eastAsia="Pretendard" w:cs="Pretendard"/>
+                <w:b w:val="0"/>
+                <w:i w:val="0"/>
+                <w:color w:val="2B2B33"/>
+                <w:sz w:val="18"/>
+              </w:rPr>
               <w:t>② '생각의 폭풍'에서 숨을 골랐더니 무엇이 달라졌나?</w:t>
             </w:r>
           </w:p>
@@ -894,13 +2919,35 @@
       <w:tr>
         <w:tc>
           <w:tcPr>
-            <w:tcW w:type="dxa" w:w="1474"/>
+            <w:tcW w:type="dxa" w:w="1450"/>
+            <w:shd w:val="clear" w:color="auto" w:fill="E3F5EF"/>
+            <w:tcMar>
+              <w:top w:w="70" w:type="dxa"/>
+              <w:bottom w:w="70" w:type="dxa"/>
+              <w:start w:w="120" w:type="dxa"/>
+              <w:end w:w="120" w:type="dxa"/>
+            </w:tcMar>
+            <w:vAlign w:val="center"/>
+            <w:tcBorders>
+              <w:top w:val="single" w:sz="4" w:color="ECE8F5"/>
+              <w:left w:val="single" w:sz="4" w:color="ECE8F5"/>
+              <w:bottom w:val="single" w:sz="4" w:color="ECE8F5"/>
+              <w:right w:val="single" w:sz="4" w:color="ECE8F5"/>
+            </w:tcBorders>
           </w:tcPr>
           <w:p>
+            <w:pPr>
+              <w:spacing w:after="0"/>
+              <w:jc w:val="center"/>
+            </w:pPr>
             <w:r/>
             <w:r>
               <w:rPr>
-                <w:sz w:val="19"/>
+                <w:rFonts w:ascii="Pretendard SemiBold" w:hAnsi="Pretendard SemiBold" w:eastAsia="Pretendard SemiBold" w:cs="Pretendard SemiBold"/>
+                <w:b/>
+                <w:i w:val="0"/>
+                <w:color w:val="12805F"/>
+                <w:sz w:val="18"/>
               </w:rPr>
               <w:t>다시 쓰기 예</w:t>
             </w:r>
@@ -908,15 +2955,261 @@
         </w:tc>
         <w:tc>
           <w:tcPr>
-            <w:tcW w:type="dxa" w:w="7597"/>
+            <w:tcW w:type="dxa" w:w="8296"/>
+            <w:shd w:val="clear" w:color="auto" w:fill="FFFFFF"/>
+            <w:tcMar>
+              <w:top w:w="70" w:type="dxa"/>
+              <w:bottom w:w="70" w:type="dxa"/>
+              <w:start w:w="160" w:type="dxa"/>
+              <w:end w:w="120" w:type="dxa"/>
+            </w:tcMar>
+            <w:vAlign w:val="center"/>
+            <w:tcBorders>
+              <w:top w:val="single" w:sz="4" w:color="ECE8F5"/>
+              <w:left w:val="single" w:sz="4" w:color="ECE8F5"/>
+              <w:bottom w:val="single" w:sz="4" w:color="ECE8F5"/>
+              <w:right w:val="single" w:sz="4" w:color="ECE8F5"/>
+            </w:tcBorders>
           </w:tcPr>
           <w:p>
+            <w:pPr>
+              <w:spacing w:after="0" w:line="293" w:lineRule="auto"/>
+            </w:pPr>
             <w:r/>
             <w:r>
               <w:rPr>
-                <w:sz w:val="19"/>
+                <w:rFonts w:ascii="Pretendard" w:hAnsi="Pretendard" w:eastAsia="Pretendard" w:cs="Pretendard"/>
+                <w:b w:val="0"/>
+                <w:i w:val="0"/>
+                <w:color w:val="2B2B33"/>
+                <w:sz w:val="18"/>
               </w:rPr>
-              <w:t>"완벽 아니면 실패야" → "오늘은 어제보다 한 가지만 나아지면 돼"</w:t>
+              <w:t>“완벽 아니면 실패야” → “오늘은 어제보다 한 가지만 나아지면 돼”</w:t>
+            </w:r>
+          </w:p>
+        </w:tc>
+      </w:tr>
+    </w:tbl>
+    <w:p>
+      <w:pPr>
+        <w:keepNext w:val="0"/>
+        <w:spacing w:before="120" w:after="280"/>
+        <w:ind w:left="120"/>
+        <w:pBdr>
+          <w:left w:val="single" w:sz="16" w:space="4" w:color="12805F"/>
+        </w:pBdr>
+      </w:pPr>
+      <w:r>
+        <w:rPr>
+          <w:rFonts w:ascii="MARU BuriOTF Beta" w:hAnsi="MARU BuriOTF Beta" w:eastAsia="MARU BuriOTF Beta" w:cs="MARU BuriOTF Beta"/>
+          <w:b w:val="0"/>
+          <w:i/>
+          <w:color w:val="0E4A3D"/>
+          <w:sz w:val="20"/>
+        </w:rPr>
+        <w:t xml:space="preserve">  “속도를 줄이는 건 지는 게 아니라, 더 멀리 보는 방법이다.”</w:t>
+      </w:r>
+    </w:p>
+    <w:tbl>
+      <w:tblPr>
+        <w:tblW w:type="dxa" w:w="9746"/>
+        <w:tblLayout w:type="fixed"/>
+        <w:tblLook w:firstColumn="1" w:firstRow="1" w:lastColumn="0" w:lastRow="0" w:noHBand="0" w:noVBand="1" w:val="04A0"/>
+        <w:tblBorders>
+          <w:top w:val="nil"/>
+          <w:left w:val="nil"/>
+          <w:bottom w:val="nil"/>
+          <w:right w:val="nil"/>
+          <w:insideH w:val="nil"/>
+          <w:insideV w:val="nil"/>
+        </w:tblBorders>
+      </w:tblPr>
+      <w:tblGrid>
+        <w:gridCol w:w="700"/>
+        <w:gridCol w:w="9046"/>
+      </w:tblGrid>
+      <w:tr>
+        <w:tc>
+          <w:tcPr>
+            <w:tcW w:type="dxa" w:w="700"/>
+            <w:shd w:val="clear" w:color="auto" w:fill="E7F1F8"/>
+            <w:tcMar>
+              <w:top w:w="60" w:type="dxa"/>
+              <w:bottom w:w="60" w:type="dxa"/>
+              <w:start w:w="120" w:type="dxa"/>
+              <w:end w:w="120" w:type="dxa"/>
+            </w:tcMar>
+            <w:tcBorders>
+              <w:top w:val="single" w:sz="4" w:color="E7F1F8"/>
+              <w:left w:val="single" w:sz="4" w:color="E7F1F8"/>
+              <w:bottom w:val="single" w:sz="4" w:color="E7F1F8"/>
+              <w:right w:val="single" w:sz="4" w:color="E7F1F8"/>
+            </w:tcBorders>
+          </w:tcPr>
+          <w:p>
+            <w:pPr>
+              <w:jc w:val="center"/>
+            </w:pPr>
+            <w:r>
+              <w:drawing>
+                <wp:inline xmlns:a="http://schemas.openxmlformats.org/drawingml/2006/main" xmlns:pic="http://schemas.openxmlformats.org/drawingml/2006/picture">
+                  <wp:extent cx="384048" cy="492369"/>
+                  <wp:docPr id="6" name="Picture 6"/>
+                  <wp:cNvGraphicFramePr>
+                    <a:graphicFrameLocks noChangeAspect="1"/>
+                  </wp:cNvGraphicFramePr>
+                  <a:graphic>
+                    <a:graphicData uri="http://schemas.openxmlformats.org/drawingml/2006/picture">
+                      <pic:pic>
+                        <pic:nvPicPr>
+                          <pic:cNvPr id="0" name="jelly.png"/>
+                          <pic:cNvPicPr/>
+                        </pic:nvPicPr>
+                        <pic:blipFill>
+                          <a:blip r:embed="rId14"/>
+                          <a:stretch>
+                            <a:fillRect/>
+                          </a:stretch>
+                        </pic:blipFill>
+                        <pic:spPr>
+                          <a:xfrm>
+                            <a:off x="0" y="0"/>
+                            <a:ext cx="384048" cy="492369"/>
+                          </a:xfrm>
+                          <a:prstGeom prst="rect"/>
+                        </pic:spPr>
+                      </pic:pic>
+                    </a:graphicData>
+                  </a:graphic>
+                </wp:inline>
+              </w:drawing>
+            </w:r>
+          </w:p>
+        </w:tc>
+        <w:tc>
+          <w:tcPr>
+            <w:tcW w:type="dxa" w:w="9046"/>
+            <w:shd w:val="clear" w:color="auto" w:fill="E7F1F8"/>
+            <w:tcMar>
+              <w:top w:w="60" w:type="dxa"/>
+              <w:bottom w:w="60" w:type="dxa"/>
+              <w:start w:w="140" w:type="dxa"/>
+              <w:end w:w="120" w:type="dxa"/>
+            </w:tcMar>
+            <w:vAlign w:val="center"/>
+            <w:tcBorders>
+              <w:top w:val="single" w:sz="4" w:color="E7F1F8"/>
+              <w:left w:val="single" w:sz="4" w:color="E7F1F8"/>
+              <w:bottom w:val="single" w:sz="4" w:color="E7F1F8"/>
+              <w:right w:val="single" w:sz="4" w:color="E7F1F8"/>
+            </w:tcBorders>
+          </w:tcPr>
+          <w:p>
+            <w:pPr>
+              <w:spacing w:after="0"/>
+            </w:pPr>
+            <w:r/>
+            <w:r>
+              <w:rPr>
+                <w:rFonts w:ascii="Gmarket Sans TTF" w:hAnsi="Gmarket Sans TTF" w:eastAsia="Gmarket Sans TTF" w:cs="Gmarket Sans TTF"/>
+                <w:b/>
+                <w:i w:val="0"/>
+                <w:color w:val="1E4A6B"/>
+                <w:sz w:val="25"/>
+              </w:rPr>
+              <w:t>2차시   🌊 새벽 바다 — 불안 다루기 (자기 이해)</w:t>
+            </w:r>
+          </w:p>
+        </w:tc>
+      </w:tr>
+    </w:tbl>
+    <w:tbl>
+      <w:tblPr>
+        <w:tblW w:type="dxa" w:w="9746"/>
+        <w:tblLayout w:type="fixed"/>
+        <w:tblLook w:firstColumn="1" w:firstRow="1" w:lastColumn="0" w:lastRow="0" w:noHBand="0" w:noVBand="1" w:val="04A0"/>
+        <w:tblBorders>
+          <w:top w:val="nil"/>
+          <w:left w:val="nil"/>
+          <w:bottom w:val="nil"/>
+          <w:right w:val="nil"/>
+          <w:insideH w:val="nil"/>
+          <w:insideV w:val="nil"/>
+        </w:tblBorders>
+      </w:tblPr>
+      <w:tblGrid>
+        <w:gridCol w:w="1450"/>
+        <w:gridCol w:w="8296"/>
+      </w:tblGrid>
+      <w:tr>
+        <w:tc>
+          <w:tcPr>
+            <w:tcW w:type="dxa" w:w="1450"/>
+            <w:shd w:val="clear" w:color="auto" w:fill="E7F1F8"/>
+            <w:tcMar>
+              <w:top w:w="70" w:type="dxa"/>
+              <w:bottom w:w="70" w:type="dxa"/>
+              <w:start w:w="120" w:type="dxa"/>
+              <w:end w:w="120" w:type="dxa"/>
+            </w:tcMar>
+            <w:vAlign w:val="center"/>
+            <w:tcBorders>
+              <w:top w:val="single" w:sz="4" w:color="ECE8F5"/>
+              <w:left w:val="single" w:sz="4" w:color="ECE8F5"/>
+              <w:bottom w:val="single" w:sz="4" w:color="ECE8F5"/>
+              <w:right w:val="single" w:sz="4" w:color="ECE8F5"/>
+            </w:tcBorders>
+          </w:tcPr>
+          <w:p>
+            <w:pPr>
+              <w:spacing w:after="0"/>
+              <w:jc w:val="center"/>
+            </w:pPr>
+            <w:r/>
+            <w:r>
+              <w:rPr>
+                <w:rFonts w:ascii="Pretendard SemiBold" w:hAnsi="Pretendard SemiBold" w:eastAsia="Pretendard SemiBold" w:cs="Pretendard SemiBold"/>
+                <w:b/>
+                <w:i w:val="0"/>
+                <w:color w:val="2E6F9E"/>
+                <w:sz w:val="18"/>
+              </w:rPr>
+              <w:t>도입 발문</w:t>
+            </w:r>
+          </w:p>
+        </w:tc>
+        <w:tc>
+          <w:tcPr>
+            <w:tcW w:type="dxa" w:w="8296"/>
+            <w:shd w:val="clear" w:color="auto" w:fill="FFFFFF"/>
+            <w:tcMar>
+              <w:top w:w="70" w:type="dxa"/>
+              <w:bottom w:w="70" w:type="dxa"/>
+              <w:start w:w="160" w:type="dxa"/>
+              <w:end w:w="120" w:type="dxa"/>
+            </w:tcMar>
+            <w:vAlign w:val="center"/>
+            <w:tcBorders>
+              <w:top w:val="single" w:sz="4" w:color="ECE8F5"/>
+              <w:left w:val="single" w:sz="4" w:color="ECE8F5"/>
+              <w:bottom w:val="single" w:sz="4" w:color="ECE8F5"/>
+              <w:right w:val="single" w:sz="4" w:color="ECE8F5"/>
+            </w:tcBorders>
+          </w:tcPr>
+          <w:p>
+            <w:pPr>
+              <w:spacing w:after="0" w:line="293" w:lineRule="auto"/>
+            </w:pPr>
+            <w:r/>
+            <w:r>
+              <w:rPr>
+                <w:rFonts w:ascii="Pretendard" w:hAnsi="Pretendard" w:eastAsia="Pretendard" w:cs="Pretendard"/>
+                <w:b w:val="0"/>
+                <w:i w:val="0"/>
+                <w:color w:val="2B2B33"/>
+                <w:sz w:val="18"/>
+              </w:rPr>
+              <w:t>“시험 전날의 두근거림 — 적일까요, 신호일까요?”</w:t>
             </w:r>
           </w:p>
         </w:tc>
@@ -924,94 +3217,35 @@
       <w:tr>
         <w:tc>
           <w:tcPr>
-            <w:tcW w:type="dxa" w:w="1474"/>
+            <w:tcW w:type="dxa" w:w="1450"/>
+            <w:shd w:val="clear" w:color="auto" w:fill="E7F1F8"/>
+            <w:tcMar>
+              <w:top w:w="70" w:type="dxa"/>
+              <w:bottom w:w="70" w:type="dxa"/>
+              <w:start w:w="120" w:type="dxa"/>
+              <w:end w:w="120" w:type="dxa"/>
+            </w:tcMar>
+            <w:vAlign w:val="center"/>
+            <w:tcBorders>
+              <w:top w:val="single" w:sz="4" w:color="ECE8F5"/>
+              <w:left w:val="single" w:sz="4" w:color="ECE8F5"/>
+              <w:bottom w:val="single" w:sz="4" w:color="ECE8F5"/>
+              <w:right w:val="single" w:sz="4" w:color="ECE8F5"/>
+            </w:tcBorders>
           </w:tcPr>
           <w:p>
+            <w:pPr>
+              <w:spacing w:after="0"/>
+              <w:jc w:val="center"/>
+            </w:pPr>
             <w:r/>
             <w:r>
               <w:rPr>
-                <w:sz w:val="19"/>
-              </w:rPr>
-              <w:t>정리 멘트</w:t>
-            </w:r>
-          </w:p>
-        </w:tc>
-        <w:tc>
-          <w:tcPr>
-            <w:tcW w:type="dxa" w:w="7597"/>
-          </w:tcPr>
-          <w:p>
-            <w:r/>
-            <w:r>
-              <w:rPr>
-                <w:sz w:val="19"/>
-              </w:rPr>
-              <w:t>속도를 줄이는 건 지는 게 아니라, 더 멀리 보는 방법이다.</w:t>
-            </w:r>
-          </w:p>
-        </w:tc>
-      </w:tr>
-    </w:tbl>
-    <w:p>
-      <w:r>
-        <w:rPr>
-          <w:b/>
-          <w:sz w:val="23"/>
-        </w:rPr>
-        <w:t>2차시 🌊 새벽 바다 — 불안 다루기 (자기 이해)</w:t>
-      </w:r>
-    </w:p>
-    <w:tbl>
-      <w:tblPr>
-        <w:tblStyle w:val="TableGrid"/>
-        <w:tblW w:type="auto" w:w="0"/>
-        <w:jc w:val="center"/>
-        <w:tblLook w:firstColumn="1" w:firstRow="1" w:lastColumn="0" w:lastRow="0" w:noHBand="0" w:noVBand="1" w:val="04A0"/>
-      </w:tblPr>
-      <w:tblGrid>
-        <w:gridCol w:w="4320"/>
-        <w:gridCol w:w="4320"/>
-      </w:tblGrid>
-      <w:tr>
-        <w:tc>
-          <w:tcPr>
-            <w:tcW w:type="dxa" w:w="1474"/>
-          </w:tcPr>
-          <w:p>
-            <w:r/>
-            <w:r>
-              <w:rPr>
-                <w:sz w:val="19"/>
-              </w:rPr>
-              <w:t>도입 발문</w:t>
-            </w:r>
-          </w:p>
-        </w:tc>
-        <w:tc>
-          <w:tcPr>
-            <w:tcW w:type="dxa" w:w="7597"/>
-          </w:tcPr>
-          <w:p>
-            <w:r/>
-            <w:r>
-              <w:rPr>
-                <w:sz w:val="19"/>
-              </w:rPr>
-              <w:t>"시험 전날의 두근거림 — 적일까요, 신호일까요?"</w:t>
-            </w:r>
-          </w:p>
-        </w:tc>
-      </w:tr>
-      <w:tr>
-        <w:tc>
-          <w:tcPr>
-            <w:tcW w:type="dxa" w:w="1474"/>
-          </w:tcPr>
-          <w:p>
-            <w:r/>
-            <w:r>
-              <w:rPr>
-                <w:sz w:val="19"/>
+                <w:rFonts w:ascii="Pretendard SemiBold" w:hAnsi="Pretendard SemiBold" w:eastAsia="Pretendard SemiBold" w:cs="Pretendard SemiBold"/>
+                <w:b/>
+                <w:i w:val="0"/>
+                <w:color w:val="2E6F9E"/>
+                <w:sz w:val="18"/>
               </w:rPr>
               <w:t>나눔 질문</w:t>
             </w:r>
@@ -1019,16 +3253,50 @@
         </w:tc>
         <w:tc>
           <w:tcPr>
-            <w:tcW w:type="dxa" w:w="7597"/>
+            <w:tcW w:type="dxa" w:w="8296"/>
+            <w:shd w:val="clear" w:color="auto" w:fill="FFFFFF"/>
+            <w:tcMar>
+              <w:top w:w="70" w:type="dxa"/>
+              <w:bottom w:w="70" w:type="dxa"/>
+              <w:start w:w="160" w:type="dxa"/>
+              <w:end w:w="120" w:type="dxa"/>
+            </w:tcMar>
+            <w:vAlign w:val="center"/>
+            <w:tcBorders>
+              <w:top w:val="single" w:sz="4" w:color="ECE8F5"/>
+              <w:left w:val="single" w:sz="4" w:color="ECE8F5"/>
+              <w:bottom w:val="single" w:sz="4" w:color="ECE8F5"/>
+              <w:right w:val="single" w:sz="4" w:color="ECE8F5"/>
+            </w:tcBorders>
           </w:tcPr>
           <w:p>
+            <w:pPr>
+              <w:spacing w:after="0" w:line="293" w:lineRule="auto"/>
+            </w:pPr>
             <w:r/>
             <w:r>
               <w:rPr>
-                <w:sz w:val="19"/>
+                <w:rFonts w:ascii="Pretendard" w:hAnsi="Pretendard" w:eastAsia="Pretendard" w:cs="Pretendard"/>
+                <w:b w:val="0"/>
+                <w:i w:val="0"/>
+                <w:color w:val="2B2B33"/>
+                <w:sz w:val="18"/>
               </w:rPr>
               <w:t>① 같은 두근거림이 설렘이 되는 때와 불안이 되는 때의 차이는?</w:t>
-              <w:br/>
+            </w:r>
+          </w:p>
+          <w:p>
+            <w:pPr>
+              <w:spacing w:after="0" w:line="293" w:lineRule="auto"/>
+            </w:pPr>
+            <w:r>
+              <w:rPr>
+                <w:rFonts w:ascii="Pretendard" w:hAnsi="Pretendard" w:eastAsia="Pretendard" w:cs="Pretendard"/>
+                <w:b w:val="0"/>
+                <w:i w:val="0"/>
+                <w:color w:val="2B2B33"/>
+                <w:sz w:val="18"/>
+              </w:rPr>
               <w:t>② 걱정의 폭풍에서 '걱정해야 안전해져' 같은 생각을 만났나?</w:t>
             </w:r>
           </w:p>
@@ -1037,13 +3305,35 @@
       <w:tr>
         <w:tc>
           <w:tcPr>
-            <w:tcW w:type="dxa" w:w="1474"/>
+            <w:tcW w:type="dxa" w:w="1450"/>
+            <w:shd w:val="clear" w:color="auto" w:fill="E7F1F8"/>
+            <w:tcMar>
+              <w:top w:w="70" w:type="dxa"/>
+              <w:bottom w:w="70" w:type="dxa"/>
+              <w:start w:w="120" w:type="dxa"/>
+              <w:end w:w="120" w:type="dxa"/>
+            </w:tcMar>
+            <w:vAlign w:val="center"/>
+            <w:tcBorders>
+              <w:top w:val="single" w:sz="4" w:color="ECE8F5"/>
+              <w:left w:val="single" w:sz="4" w:color="ECE8F5"/>
+              <w:bottom w:val="single" w:sz="4" w:color="ECE8F5"/>
+              <w:right w:val="single" w:sz="4" w:color="ECE8F5"/>
+            </w:tcBorders>
           </w:tcPr>
           <w:p>
+            <w:pPr>
+              <w:spacing w:after="0"/>
+              <w:jc w:val="center"/>
+            </w:pPr>
             <w:r/>
             <w:r>
               <w:rPr>
-                <w:sz w:val="19"/>
+                <w:rFonts w:ascii="Pretendard SemiBold" w:hAnsi="Pretendard SemiBold" w:eastAsia="Pretendard SemiBold" w:cs="Pretendard SemiBold"/>
+                <w:b/>
+                <w:i w:val="0"/>
+                <w:color w:val="2E6F9E"/>
+                <w:sz w:val="18"/>
               </w:rPr>
               <w:t>다시 쓰기 예</w:t>
             </w:r>
@@ -1051,15 +3341,261 @@
         </w:tc>
         <w:tc>
           <w:tcPr>
-            <w:tcW w:type="dxa" w:w="7597"/>
+            <w:tcW w:type="dxa" w:w="8296"/>
+            <w:shd w:val="clear" w:color="auto" w:fill="FFFFFF"/>
+            <w:tcMar>
+              <w:top w:w="70" w:type="dxa"/>
+              <w:bottom w:w="70" w:type="dxa"/>
+              <w:start w:w="160" w:type="dxa"/>
+              <w:end w:w="120" w:type="dxa"/>
+            </w:tcMar>
+            <w:vAlign w:val="center"/>
+            <w:tcBorders>
+              <w:top w:val="single" w:sz="4" w:color="ECE8F5"/>
+              <w:left w:val="single" w:sz="4" w:color="ECE8F5"/>
+              <w:bottom w:val="single" w:sz="4" w:color="ECE8F5"/>
+              <w:right w:val="single" w:sz="4" w:color="ECE8F5"/>
+            </w:tcBorders>
           </w:tcPr>
           <w:p>
+            <w:pPr>
+              <w:spacing w:after="0" w:line="293" w:lineRule="auto"/>
+            </w:pPr>
             <w:r/>
             <w:r>
               <w:rPr>
-                <w:sz w:val="19"/>
+                <w:rFonts w:ascii="Pretendard" w:hAnsi="Pretendard" w:eastAsia="Pretendard" w:cs="Pretendard"/>
+                <w:b w:val="0"/>
+                <w:i w:val="0"/>
+                <w:color w:val="2B2B33"/>
+                <w:sz w:val="18"/>
               </w:rPr>
-              <w:t>"불안하니까 위험한 거야" → "몸이 준비 중이라는 신호야. 호흡부터 고르자"</w:t>
+              <w:t>“불안하니까 위험한 거야” → “몸이 준비 중이라는 신호야. 호흡부터 고르자”</w:t>
+            </w:r>
+          </w:p>
+        </w:tc>
+      </w:tr>
+    </w:tbl>
+    <w:p>
+      <w:pPr>
+        <w:keepNext w:val="0"/>
+        <w:spacing w:before="120" w:after="280"/>
+        <w:ind w:left="120"/>
+        <w:pBdr>
+          <w:left w:val="single" w:sz="16" w:space="4" w:color="2E6F9E"/>
+        </w:pBdr>
+      </w:pPr>
+      <w:r>
+        <w:rPr>
+          <w:rFonts w:ascii="MARU BuriOTF Beta" w:hAnsi="MARU BuriOTF Beta" w:eastAsia="MARU BuriOTF Beta" w:cs="MARU BuriOTF Beta"/>
+          <w:b w:val="0"/>
+          <w:i/>
+          <w:color w:val="1E4A6B"/>
+          <w:sz w:val="20"/>
+        </w:rPr>
+        <w:t xml:space="preserve">  “불안은 없애는 게 아니라, 이름을 붙여 옆자리에 태우고 달리는 것.”</w:t>
+      </w:r>
+    </w:p>
+    <w:tbl>
+      <w:tblPr>
+        <w:tblW w:type="dxa" w:w="9746"/>
+        <w:tblLayout w:type="fixed"/>
+        <w:tblLook w:firstColumn="1" w:firstRow="1" w:lastColumn="0" w:lastRow="0" w:noHBand="0" w:noVBand="1" w:val="04A0"/>
+        <w:tblBorders>
+          <w:top w:val="nil"/>
+          <w:left w:val="nil"/>
+          <w:bottom w:val="nil"/>
+          <w:right w:val="nil"/>
+          <w:insideH w:val="nil"/>
+          <w:insideV w:val="nil"/>
+        </w:tblBorders>
+      </w:tblPr>
+      <w:tblGrid>
+        <w:gridCol w:w="700"/>
+        <w:gridCol w:w="9046"/>
+      </w:tblGrid>
+      <w:tr>
+        <w:tc>
+          <w:tcPr>
+            <w:tcW w:type="dxa" w:w="700"/>
+            <w:shd w:val="clear" w:color="auto" w:fill="FBEEE3"/>
+            <w:tcMar>
+              <w:top w:w="60" w:type="dxa"/>
+              <w:bottom w:w="60" w:type="dxa"/>
+              <w:start w:w="120" w:type="dxa"/>
+              <w:end w:w="120" w:type="dxa"/>
+            </w:tcMar>
+            <w:tcBorders>
+              <w:top w:val="single" w:sz="4" w:color="FBEEE3"/>
+              <w:left w:val="single" w:sz="4" w:color="FBEEE3"/>
+              <w:bottom w:val="single" w:sz="4" w:color="FBEEE3"/>
+              <w:right w:val="single" w:sz="4" w:color="FBEEE3"/>
+            </w:tcBorders>
+          </w:tcPr>
+          <w:p>
+            <w:pPr>
+              <w:jc w:val="center"/>
+            </w:pPr>
+            <w:r>
+              <w:drawing>
+                <wp:inline xmlns:a="http://schemas.openxmlformats.org/drawingml/2006/main" xmlns:pic="http://schemas.openxmlformats.org/drawingml/2006/picture">
+                  <wp:extent cx="384048" cy="492369"/>
+                  <wp:docPr id="7" name="Picture 7"/>
+                  <wp:cNvGraphicFramePr>
+                    <a:graphicFrameLocks noChangeAspect="1"/>
+                  </wp:cNvGraphicFramePr>
+                  <a:graphic>
+                    <a:graphicData uri="http://schemas.openxmlformats.org/drawingml/2006/picture">
+                      <pic:pic>
+                        <pic:nvPicPr>
+                          <pic:cNvPr id="0" name="lantern.png"/>
+                          <pic:cNvPicPr/>
+                        </pic:nvPicPr>
+                        <pic:blipFill>
+                          <a:blip r:embed="rId15"/>
+                          <a:stretch>
+                            <a:fillRect/>
+                          </a:stretch>
+                        </pic:blipFill>
+                        <pic:spPr>
+                          <a:xfrm>
+                            <a:off x="0" y="0"/>
+                            <a:ext cx="384048" cy="492369"/>
+                          </a:xfrm>
+                          <a:prstGeom prst="rect"/>
+                        </pic:spPr>
+                      </pic:pic>
+                    </a:graphicData>
+                  </a:graphic>
+                </wp:inline>
+              </w:drawing>
+            </w:r>
+          </w:p>
+        </w:tc>
+        <w:tc>
+          <w:tcPr>
+            <w:tcW w:type="dxa" w:w="9046"/>
+            <w:shd w:val="clear" w:color="auto" w:fill="FBEEE3"/>
+            <w:tcMar>
+              <w:top w:w="60" w:type="dxa"/>
+              <w:bottom w:w="60" w:type="dxa"/>
+              <w:start w:w="140" w:type="dxa"/>
+              <w:end w:w="120" w:type="dxa"/>
+            </w:tcMar>
+            <w:vAlign w:val="center"/>
+            <w:tcBorders>
+              <w:top w:val="single" w:sz="4" w:color="FBEEE3"/>
+              <w:left w:val="single" w:sz="4" w:color="FBEEE3"/>
+              <w:bottom w:val="single" w:sz="4" w:color="FBEEE3"/>
+              <w:right w:val="single" w:sz="4" w:color="FBEEE3"/>
+            </w:tcBorders>
+          </w:tcPr>
+          <w:p>
+            <w:pPr>
+              <w:spacing w:after="0"/>
+            </w:pPr>
+            <w:r/>
+            <w:r>
+              <w:rPr>
+                <w:rFonts w:ascii="Gmarket Sans TTF" w:hAnsi="Gmarket Sans TTF" w:eastAsia="Gmarket Sans TTF" w:cs="Gmarket Sans TTF"/>
+                <w:b/>
+                <w:i w:val="0"/>
+                <w:color w:val="8A3E1B"/>
+                <w:sz w:val="25"/>
+              </w:rPr>
+              <w:t>3차시   🏮 노을 등불 골목 — 타인 이해·공감 (대인관계)</w:t>
+            </w:r>
+          </w:p>
+        </w:tc>
+      </w:tr>
+    </w:tbl>
+    <w:tbl>
+      <w:tblPr>
+        <w:tblW w:type="dxa" w:w="9746"/>
+        <w:tblLayout w:type="fixed"/>
+        <w:tblLook w:firstColumn="1" w:firstRow="1" w:lastColumn="0" w:lastRow="0" w:noHBand="0" w:noVBand="1" w:val="04A0"/>
+        <w:tblBorders>
+          <w:top w:val="nil"/>
+          <w:left w:val="nil"/>
+          <w:bottom w:val="nil"/>
+          <w:right w:val="nil"/>
+          <w:insideH w:val="nil"/>
+          <w:insideV w:val="nil"/>
+        </w:tblBorders>
+      </w:tblPr>
+      <w:tblGrid>
+        <w:gridCol w:w="1450"/>
+        <w:gridCol w:w="8296"/>
+      </w:tblGrid>
+      <w:tr>
+        <w:tc>
+          <w:tcPr>
+            <w:tcW w:type="dxa" w:w="1450"/>
+            <w:shd w:val="clear" w:color="auto" w:fill="FBEEE3"/>
+            <w:tcMar>
+              <w:top w:w="70" w:type="dxa"/>
+              <w:bottom w:w="70" w:type="dxa"/>
+              <w:start w:w="120" w:type="dxa"/>
+              <w:end w:w="120" w:type="dxa"/>
+            </w:tcMar>
+            <w:vAlign w:val="center"/>
+            <w:tcBorders>
+              <w:top w:val="single" w:sz="4" w:color="ECE8F5"/>
+              <w:left w:val="single" w:sz="4" w:color="ECE8F5"/>
+              <w:bottom w:val="single" w:sz="4" w:color="ECE8F5"/>
+              <w:right w:val="single" w:sz="4" w:color="ECE8F5"/>
+            </w:tcBorders>
+          </w:tcPr>
+          <w:p>
+            <w:pPr>
+              <w:spacing w:after="0"/>
+              <w:jc w:val="center"/>
+            </w:pPr>
+            <w:r/>
+            <w:r>
+              <w:rPr>
+                <w:rFonts w:ascii="Pretendard SemiBold" w:hAnsi="Pretendard SemiBold" w:eastAsia="Pretendard SemiBold" w:cs="Pretendard SemiBold"/>
+                <w:b/>
+                <w:i w:val="0"/>
+                <w:color w:val="BD5A2C"/>
+                <w:sz w:val="18"/>
+              </w:rPr>
+              <w:t>도입 발문</w:t>
+            </w:r>
+          </w:p>
+        </w:tc>
+        <w:tc>
+          <w:tcPr>
+            <w:tcW w:type="dxa" w:w="8296"/>
+            <w:shd w:val="clear" w:color="auto" w:fill="FFFFFF"/>
+            <w:tcMar>
+              <w:top w:w="70" w:type="dxa"/>
+              <w:bottom w:w="70" w:type="dxa"/>
+              <w:start w:w="160" w:type="dxa"/>
+              <w:end w:w="120" w:type="dxa"/>
+            </w:tcMar>
+            <w:vAlign w:val="center"/>
+            <w:tcBorders>
+              <w:top w:val="single" w:sz="4" w:color="ECE8F5"/>
+              <w:left w:val="single" w:sz="4" w:color="ECE8F5"/>
+              <w:bottom w:val="single" w:sz="4" w:color="ECE8F5"/>
+              <w:right w:val="single" w:sz="4" w:color="ECE8F5"/>
+            </w:tcBorders>
+          </w:tcPr>
+          <w:p>
+            <w:pPr>
+              <w:spacing w:after="0" w:line="293" w:lineRule="auto"/>
+            </w:pPr>
+            <w:r/>
+            <w:r>
+              <w:rPr>
+                <w:rFonts w:ascii="Pretendard" w:hAnsi="Pretendard" w:eastAsia="Pretendard" w:cs="Pretendard"/>
+                <w:b w:val="0"/>
+                <w:i w:val="0"/>
+                <w:color w:val="2B2B33"/>
+                <w:sz w:val="18"/>
+              </w:rPr>
+              <w:t>“표정만 보고 친구의 마음을 알 수 있을까요? — 오늘은 감정 과제가 뒤집힙니다”</w:t>
             </w:r>
           </w:p>
         </w:tc>
@@ -1067,94 +3603,35 @@
       <w:tr>
         <w:tc>
           <w:tcPr>
-            <w:tcW w:type="dxa" w:w="1474"/>
+            <w:tcW w:type="dxa" w:w="1450"/>
+            <w:shd w:val="clear" w:color="auto" w:fill="FBEEE3"/>
+            <w:tcMar>
+              <w:top w:w="70" w:type="dxa"/>
+              <w:bottom w:w="70" w:type="dxa"/>
+              <w:start w:w="120" w:type="dxa"/>
+              <w:end w:w="120" w:type="dxa"/>
+            </w:tcMar>
+            <w:vAlign w:val="center"/>
+            <w:tcBorders>
+              <w:top w:val="single" w:sz="4" w:color="ECE8F5"/>
+              <w:left w:val="single" w:sz="4" w:color="ECE8F5"/>
+              <w:bottom w:val="single" w:sz="4" w:color="ECE8F5"/>
+              <w:right w:val="single" w:sz="4" w:color="ECE8F5"/>
+            </w:tcBorders>
           </w:tcPr>
           <w:p>
+            <w:pPr>
+              <w:spacing w:after="0"/>
+              <w:jc w:val="center"/>
+            </w:pPr>
             <w:r/>
             <w:r>
               <w:rPr>
-                <w:sz w:val="19"/>
-              </w:rPr>
-              <w:t>정리 멘트</w:t>
-            </w:r>
-          </w:p>
-        </w:tc>
-        <w:tc>
-          <w:tcPr>
-            <w:tcW w:type="dxa" w:w="7597"/>
-          </w:tcPr>
-          <w:p>
-            <w:r/>
-            <w:r>
-              <w:rPr>
-                <w:sz w:val="19"/>
-              </w:rPr>
-              <w:t>불안은 없애는 게 아니라, 이름을 붙여 옆자리에 태우고 달리는 것.</w:t>
-            </w:r>
-          </w:p>
-        </w:tc>
-      </w:tr>
-    </w:tbl>
-    <w:p>
-      <w:r>
-        <w:rPr>
-          <w:b/>
-          <w:sz w:val="23"/>
-        </w:rPr>
-        <w:t>3차시 🏮 노을 등불 골목 — 타인 이해·공감 (대인관계)</w:t>
-      </w:r>
-    </w:p>
-    <w:tbl>
-      <w:tblPr>
-        <w:tblStyle w:val="TableGrid"/>
-        <w:tblW w:type="auto" w:w="0"/>
-        <w:jc w:val="center"/>
-        <w:tblLook w:firstColumn="1" w:firstRow="1" w:lastColumn="0" w:lastRow="0" w:noHBand="0" w:noVBand="1" w:val="04A0"/>
-      </w:tblPr>
-      <w:tblGrid>
-        <w:gridCol w:w="4320"/>
-        <w:gridCol w:w="4320"/>
-      </w:tblGrid>
-      <w:tr>
-        <w:tc>
-          <w:tcPr>
-            <w:tcW w:type="dxa" w:w="1474"/>
-          </w:tcPr>
-          <w:p>
-            <w:r/>
-            <w:r>
-              <w:rPr>
-                <w:sz w:val="19"/>
-              </w:rPr>
-              <w:t>도입 발문</w:t>
-            </w:r>
-          </w:p>
-        </w:tc>
-        <w:tc>
-          <w:tcPr>
-            <w:tcW w:type="dxa" w:w="7597"/>
-          </w:tcPr>
-          <w:p>
-            <w:r/>
-            <w:r>
-              <w:rPr>
-                <w:sz w:val="19"/>
-              </w:rPr>
-              <w:t>"표정만 보고 친구의 마음을 알 수 있을까요? — 오늘은 감정 과제가 뒤집힙니다"</w:t>
-            </w:r>
-          </w:p>
-        </w:tc>
-      </w:tr>
-      <w:tr>
-        <w:tc>
-          <w:tcPr>
-            <w:tcW w:type="dxa" w:w="1474"/>
-          </w:tcPr>
-          <w:p>
-            <w:r/>
-            <w:r>
-              <w:rPr>
-                <w:sz w:val="19"/>
+                <w:rFonts w:ascii="Pretendard SemiBold" w:hAnsi="Pretendard SemiBold" w:eastAsia="Pretendard SemiBold" w:cs="Pretendard SemiBold"/>
+                <w:b/>
+                <w:i w:val="0"/>
+                <w:color w:val="BD5A2C"/>
+                <w:sz w:val="18"/>
               </w:rPr>
               <w:t>핵심 안내</w:t>
             </w:r>
@@ -1162,13 +3639,34 @@
         </w:tc>
         <w:tc>
           <w:tcPr>
-            <w:tcW w:type="dxa" w:w="7597"/>
+            <w:tcW w:type="dxa" w:w="8296"/>
+            <w:shd w:val="clear" w:color="auto" w:fill="FFFFFF"/>
+            <w:tcMar>
+              <w:top w:w="70" w:type="dxa"/>
+              <w:bottom w:w="70" w:type="dxa"/>
+              <w:start w:w="160" w:type="dxa"/>
+              <w:end w:w="120" w:type="dxa"/>
+            </w:tcMar>
+            <w:vAlign w:val="center"/>
+            <w:tcBorders>
+              <w:top w:val="single" w:sz="4" w:color="ECE8F5"/>
+              <w:left w:val="single" w:sz="4" w:color="ECE8F5"/>
+              <w:bottom w:val="single" w:sz="4" w:color="ECE8F5"/>
+              <w:right w:val="single" w:sz="4" w:color="ECE8F5"/>
+            </w:tcBorders>
           </w:tcPr>
           <w:p>
+            <w:pPr>
+              <w:spacing w:after="0" w:line="293" w:lineRule="auto"/>
+            </w:pPr>
             <w:r/>
             <w:r>
               <w:rPr>
-                <w:sz w:val="19"/>
+                <w:rFonts w:ascii="Pretendard" w:hAnsi="Pretendard" w:eastAsia="Pretendard" w:cs="Pretendard"/>
+                <w:b w:val="0"/>
+                <w:i w:val="0"/>
+                <w:color w:val="2B2B33"/>
+                <w:sz w:val="18"/>
               </w:rPr>
               <w:t>이 맵의 감정 과제는 '내 마음'이 아니라 '친구의 마음 읽기'. 갈림길도 친구 행동의 해석(확인하기 vs 단정하기).</w:t>
             </w:r>
@@ -1178,13 +3676,35 @@
       <w:tr>
         <w:tc>
           <w:tcPr>
-            <w:tcW w:type="dxa" w:w="1474"/>
+            <w:tcW w:type="dxa" w:w="1450"/>
+            <w:shd w:val="clear" w:color="auto" w:fill="FBEEE3"/>
+            <w:tcMar>
+              <w:top w:w="70" w:type="dxa"/>
+              <w:bottom w:w="70" w:type="dxa"/>
+              <w:start w:w="120" w:type="dxa"/>
+              <w:end w:w="120" w:type="dxa"/>
+            </w:tcMar>
+            <w:vAlign w:val="center"/>
+            <w:tcBorders>
+              <w:top w:val="single" w:sz="4" w:color="ECE8F5"/>
+              <w:left w:val="single" w:sz="4" w:color="ECE8F5"/>
+              <w:bottom w:val="single" w:sz="4" w:color="ECE8F5"/>
+              <w:right w:val="single" w:sz="4" w:color="ECE8F5"/>
+            </w:tcBorders>
           </w:tcPr>
           <w:p>
+            <w:pPr>
+              <w:spacing w:after="0"/>
+              <w:jc w:val="center"/>
+            </w:pPr>
             <w:r/>
             <w:r>
               <w:rPr>
-                <w:sz w:val="19"/>
+                <w:rFonts w:ascii="Pretendard SemiBold" w:hAnsi="Pretendard SemiBold" w:eastAsia="Pretendard SemiBold" w:cs="Pretendard SemiBold"/>
+                <w:b/>
+                <w:i w:val="0"/>
+                <w:color w:val="BD5A2C"/>
+                <w:sz w:val="18"/>
               </w:rPr>
               <w:t>나눔 질문</w:t>
             </w:r>
@@ -1192,18 +3712,65 @@
         </w:tc>
         <w:tc>
           <w:tcPr>
-            <w:tcW w:type="dxa" w:w="7597"/>
+            <w:tcW w:type="dxa" w:w="8296"/>
+            <w:shd w:val="clear" w:color="auto" w:fill="FFFFFF"/>
+            <w:tcMar>
+              <w:top w:w="70" w:type="dxa"/>
+              <w:bottom w:w="70" w:type="dxa"/>
+              <w:start w:w="160" w:type="dxa"/>
+              <w:end w:w="120" w:type="dxa"/>
+            </w:tcMar>
+            <w:vAlign w:val="center"/>
+            <w:tcBorders>
+              <w:top w:val="single" w:sz="4" w:color="ECE8F5"/>
+              <w:left w:val="single" w:sz="4" w:color="ECE8F5"/>
+              <w:bottom w:val="single" w:sz="4" w:color="ECE8F5"/>
+              <w:right w:val="single" w:sz="4" w:color="ECE8F5"/>
+            </w:tcBorders>
           </w:tcPr>
           <w:p>
+            <w:pPr>
+              <w:spacing w:after="0" w:line="293" w:lineRule="auto"/>
+            </w:pPr>
             <w:r/>
             <w:r>
               <w:rPr>
-                <w:sz w:val="19"/>
+                <w:rFonts w:ascii="Pretendard" w:hAnsi="Pretendard" w:eastAsia="Pretendard" w:cs="Pretendard"/>
+                <w:b w:val="0"/>
+                <w:i w:val="0"/>
+                <w:color w:val="2B2B33"/>
+                <w:sz w:val="18"/>
               </w:rPr>
               <w:t>① 게임 속 친구 마음, 무엇을 보고 추측했나? 실제로는 어떻게 '확인'할 수 있을까?</w:t>
-              <w:br/>
+            </w:r>
+          </w:p>
+          <w:p>
+            <w:pPr>
+              <w:spacing w:after="0" w:line="293" w:lineRule="auto"/>
+            </w:pPr>
+            <w:r>
+              <w:rPr>
+                <w:rFonts w:ascii="Pretendard" w:hAnsi="Pretendard" w:eastAsia="Pretendard" w:cs="Pretendard"/>
+                <w:b w:val="0"/>
+                <w:i w:val="0"/>
+                <w:color w:val="2B2B33"/>
+                <w:sz w:val="18"/>
+              </w:rPr>
               <w:t>② '독심술'과 '공감'의 차이는? (단정 vs 물어보기)</w:t>
-              <w:br/>
+            </w:r>
+          </w:p>
+          <w:p>
+            <w:pPr>
+              <w:spacing w:after="0" w:line="293" w:lineRule="auto"/>
+            </w:pPr>
+            <w:r>
+              <w:rPr>
+                <w:rFonts w:ascii="Pretendard" w:hAnsi="Pretendard" w:eastAsia="Pretendard" w:cs="Pretendard"/>
+                <w:b w:val="0"/>
+                <w:i w:val="0"/>
+                <w:color w:val="2B2B33"/>
+                <w:sz w:val="18"/>
+              </w:rPr>
               <w:t>③ 소문의 폭풍 — 카더라를 만났을 때 숨 고르기란 무엇일까?</w:t>
             </w:r>
           </w:p>
@@ -1212,13 +3779,35 @@
       <w:tr>
         <w:tc>
           <w:tcPr>
-            <w:tcW w:type="dxa" w:w="1474"/>
+            <w:tcW w:type="dxa" w:w="1450"/>
+            <w:shd w:val="clear" w:color="auto" w:fill="FBEEE3"/>
+            <w:tcMar>
+              <w:top w:w="70" w:type="dxa"/>
+              <w:bottom w:w="70" w:type="dxa"/>
+              <w:start w:w="120" w:type="dxa"/>
+              <w:end w:w="120" w:type="dxa"/>
+            </w:tcMar>
+            <w:vAlign w:val="center"/>
+            <w:tcBorders>
+              <w:top w:val="single" w:sz="4" w:color="ECE8F5"/>
+              <w:left w:val="single" w:sz="4" w:color="ECE8F5"/>
+              <w:bottom w:val="single" w:sz="4" w:color="ECE8F5"/>
+              <w:right w:val="single" w:sz="4" w:color="ECE8F5"/>
+            </w:tcBorders>
           </w:tcPr>
           <w:p>
+            <w:pPr>
+              <w:spacing w:after="0"/>
+              <w:jc w:val="center"/>
+            </w:pPr>
             <w:r/>
             <w:r>
               <w:rPr>
-                <w:sz w:val="19"/>
+                <w:rFonts w:ascii="Pretendard SemiBold" w:hAnsi="Pretendard SemiBold" w:eastAsia="Pretendard SemiBold" w:cs="Pretendard SemiBold"/>
+                <w:b/>
+                <w:i w:val="0"/>
+                <w:color w:val="BD5A2C"/>
+                <w:sz w:val="18"/>
               </w:rPr>
               <w:t>다시 쓰기 예</w:t>
             </w:r>
@@ -1226,15 +3815,261 @@
         </w:tc>
         <w:tc>
           <w:tcPr>
-            <w:tcW w:type="dxa" w:w="7597"/>
+            <w:tcW w:type="dxa" w:w="8296"/>
+            <w:shd w:val="clear" w:color="auto" w:fill="FFFFFF"/>
+            <w:tcMar>
+              <w:top w:w="70" w:type="dxa"/>
+              <w:bottom w:w="70" w:type="dxa"/>
+              <w:start w:w="160" w:type="dxa"/>
+              <w:end w:w="120" w:type="dxa"/>
+            </w:tcMar>
+            <w:vAlign w:val="center"/>
+            <w:tcBorders>
+              <w:top w:val="single" w:sz="4" w:color="ECE8F5"/>
+              <w:left w:val="single" w:sz="4" w:color="ECE8F5"/>
+              <w:bottom w:val="single" w:sz="4" w:color="ECE8F5"/>
+              <w:right w:val="single" w:sz="4" w:color="ECE8F5"/>
+            </w:tcBorders>
           </w:tcPr>
           <w:p>
+            <w:pPr>
+              <w:spacing w:after="0" w:line="293" w:lineRule="auto"/>
+            </w:pPr>
             <w:r/>
             <w:r>
               <w:rPr>
-                <w:sz w:val="19"/>
+                <w:rFonts w:ascii="Pretendard" w:hAnsi="Pretendard" w:eastAsia="Pretendard" w:cs="Pretendard"/>
+                <w:b w:val="0"/>
+                <w:i w:val="0"/>
+                <w:color w:val="2B2B33"/>
+                <w:sz w:val="18"/>
               </w:rPr>
-              <w:t>"말 안 해도 알아야지" → "내 마음은 말해야 전해진다. 물어보고, 말해주자"</w:t>
+              <w:t>“말 안 해도 알아야지” → “내 마음은 말해야 전해진다. 물어보고, 말해주자”</w:t>
+            </w:r>
+          </w:p>
+        </w:tc>
+      </w:tr>
+    </w:tbl>
+    <w:p>
+      <w:pPr>
+        <w:keepNext w:val="0"/>
+        <w:spacing w:before="120" w:after="280"/>
+        <w:ind w:left="120"/>
+        <w:pBdr>
+          <w:left w:val="single" w:sz="16" w:space="4" w:color="BD5A2C"/>
+        </w:pBdr>
+      </w:pPr>
+      <w:r>
+        <w:rPr>
+          <w:rFonts w:ascii="MARU BuriOTF Beta" w:hAnsi="MARU BuriOTF Beta" w:eastAsia="MARU BuriOTF Beta" w:cs="MARU BuriOTF Beta"/>
+          <w:b w:val="0"/>
+          <w:i/>
+          <w:color w:val="8A3E1B"/>
+          <w:sz w:val="20"/>
+        </w:rPr>
+        <w:t xml:space="preserve">  “등불은 다가가서 멈춰 서야 켜진다 — 이해도 그렇다.”</w:t>
+      </w:r>
+    </w:p>
+    <w:tbl>
+      <w:tblPr>
+        <w:tblW w:type="dxa" w:w="9746"/>
+        <w:tblLayout w:type="fixed"/>
+        <w:tblLook w:firstColumn="1" w:firstRow="1" w:lastColumn="0" w:lastRow="0" w:noHBand="0" w:noVBand="1" w:val="04A0"/>
+        <w:tblBorders>
+          <w:top w:val="nil"/>
+          <w:left w:val="nil"/>
+          <w:bottom w:val="nil"/>
+          <w:right w:val="nil"/>
+          <w:insideH w:val="nil"/>
+          <w:insideV w:val="nil"/>
+        </w:tblBorders>
+      </w:tblPr>
+      <w:tblGrid>
+        <w:gridCol w:w="700"/>
+        <w:gridCol w:w="9046"/>
+      </w:tblGrid>
+      <w:tr>
+        <w:tc>
+          <w:tcPr>
+            <w:tcW w:type="dxa" w:w="700"/>
+            <w:shd w:val="clear" w:color="auto" w:fill="EEEAF9"/>
+            <w:tcMar>
+              <w:top w:w="60" w:type="dxa"/>
+              <w:bottom w:w="60" w:type="dxa"/>
+              <w:start w:w="120" w:type="dxa"/>
+              <w:end w:w="120" w:type="dxa"/>
+            </w:tcMar>
+            <w:tcBorders>
+              <w:top w:val="single" w:sz="4" w:color="EEEAF9"/>
+              <w:left w:val="single" w:sz="4" w:color="EEEAF9"/>
+              <w:bottom w:val="single" w:sz="4" w:color="EEEAF9"/>
+              <w:right w:val="single" w:sz="4" w:color="EEEAF9"/>
+            </w:tcBorders>
+          </w:tcPr>
+          <w:p>
+            <w:pPr>
+              <w:jc w:val="center"/>
+            </w:pPr>
+            <w:r>
+              <w:drawing>
+                <wp:inline xmlns:a="http://schemas.openxmlformats.org/drawingml/2006/main" xmlns:pic="http://schemas.openxmlformats.org/drawingml/2006/picture">
+                  <wp:extent cx="384048" cy="492369"/>
+                  <wp:docPr id="8" name="Picture 8"/>
+                  <wp:cNvGraphicFramePr>
+                    <a:graphicFrameLocks noChangeAspect="1"/>
+                  </wp:cNvGraphicFramePr>
+                  <a:graphic>
+                    <a:graphicData uri="http://schemas.openxmlformats.org/drawingml/2006/picture">
+                      <pic:pic>
+                        <pic:nvPicPr>
+                          <pic:cNvPr id="0" name="lamp.png"/>
+                          <pic:cNvPicPr/>
+                        </pic:nvPicPr>
+                        <pic:blipFill>
+                          <a:blip r:embed="rId16"/>
+                          <a:stretch>
+                            <a:fillRect/>
+                          </a:stretch>
+                        </pic:blipFill>
+                        <pic:spPr>
+                          <a:xfrm>
+                            <a:off x="0" y="0"/>
+                            <a:ext cx="384048" cy="492369"/>
+                          </a:xfrm>
+                          <a:prstGeom prst="rect"/>
+                        </pic:spPr>
+                      </pic:pic>
+                    </a:graphicData>
+                  </a:graphic>
+                </wp:inline>
+              </w:drawing>
+            </w:r>
+          </w:p>
+        </w:tc>
+        <w:tc>
+          <w:tcPr>
+            <w:tcW w:type="dxa" w:w="9046"/>
+            <w:shd w:val="clear" w:color="auto" w:fill="EEEAF9"/>
+            <w:tcMar>
+              <w:top w:w="60" w:type="dxa"/>
+              <w:bottom w:w="60" w:type="dxa"/>
+              <w:start w:w="140" w:type="dxa"/>
+              <w:end w:w="120" w:type="dxa"/>
+            </w:tcMar>
+            <w:vAlign w:val="center"/>
+            <w:tcBorders>
+              <w:top w:val="single" w:sz="4" w:color="EEEAF9"/>
+              <w:left w:val="single" w:sz="4" w:color="EEEAF9"/>
+              <w:bottom w:val="single" w:sz="4" w:color="EEEAF9"/>
+              <w:right w:val="single" w:sz="4" w:color="EEEAF9"/>
+            </w:tcBorders>
+          </w:tcPr>
+          <w:p>
+            <w:pPr>
+              <w:spacing w:after="0"/>
+            </w:pPr>
+            <w:r/>
+            <w:r>
+              <w:rPr>
+                <w:rFonts w:ascii="Gmarket Sans TTF" w:hAnsi="Gmarket Sans TTF" w:eastAsia="Gmarket Sans TTF" w:cs="Gmarket Sans TTF"/>
+                <w:b/>
+                <w:i w:val="0"/>
+                <w:color w:val="3D3170"/>
+                <w:sz w:val="25"/>
+              </w:rPr>
+              <w:t>4차시   🌆 도시의 밤 별빛 길 — 공동체</w:t>
+            </w:r>
+          </w:p>
+        </w:tc>
+      </w:tr>
+    </w:tbl>
+    <w:tbl>
+      <w:tblPr>
+        <w:tblW w:type="dxa" w:w="9746"/>
+        <w:tblLayout w:type="fixed"/>
+        <w:tblLook w:firstColumn="1" w:firstRow="1" w:lastColumn="0" w:lastRow="0" w:noHBand="0" w:noVBand="1" w:val="04A0"/>
+        <w:tblBorders>
+          <w:top w:val="nil"/>
+          <w:left w:val="nil"/>
+          <w:bottom w:val="nil"/>
+          <w:right w:val="nil"/>
+          <w:insideH w:val="nil"/>
+          <w:insideV w:val="nil"/>
+        </w:tblBorders>
+      </w:tblPr>
+      <w:tblGrid>
+        <w:gridCol w:w="1450"/>
+        <w:gridCol w:w="8296"/>
+      </w:tblGrid>
+      <w:tr>
+        <w:tc>
+          <w:tcPr>
+            <w:tcW w:type="dxa" w:w="1450"/>
+            <w:shd w:val="clear" w:color="auto" w:fill="EEEAF9"/>
+            <w:tcMar>
+              <w:top w:w="70" w:type="dxa"/>
+              <w:bottom w:w="70" w:type="dxa"/>
+              <w:start w:w="120" w:type="dxa"/>
+              <w:end w:w="120" w:type="dxa"/>
+            </w:tcMar>
+            <w:vAlign w:val="center"/>
+            <w:tcBorders>
+              <w:top w:val="single" w:sz="4" w:color="ECE8F5"/>
+              <w:left w:val="single" w:sz="4" w:color="ECE8F5"/>
+              <w:bottom w:val="single" w:sz="4" w:color="ECE8F5"/>
+              <w:right w:val="single" w:sz="4" w:color="ECE8F5"/>
+            </w:tcBorders>
+          </w:tcPr>
+          <w:p>
+            <w:pPr>
+              <w:spacing w:after="0"/>
+              <w:jc w:val="center"/>
+            </w:pPr>
+            <w:r/>
+            <w:r>
+              <w:rPr>
+                <w:rFonts w:ascii="Pretendard SemiBold" w:hAnsi="Pretendard SemiBold" w:eastAsia="Pretendard SemiBold" w:cs="Pretendard SemiBold"/>
+                <w:b/>
+                <w:i w:val="0"/>
+                <w:color w:val="5B4B9E"/>
+                <w:sz w:val="18"/>
+              </w:rPr>
+              <w:t>도입 발문</w:t>
+            </w:r>
+          </w:p>
+        </w:tc>
+        <w:tc>
+          <w:tcPr>
+            <w:tcW w:type="dxa" w:w="8296"/>
+            <w:shd w:val="clear" w:color="auto" w:fill="FFFFFF"/>
+            <w:tcMar>
+              <w:top w:w="70" w:type="dxa"/>
+              <w:bottom w:w="70" w:type="dxa"/>
+              <w:start w:w="160" w:type="dxa"/>
+              <w:end w:w="120" w:type="dxa"/>
+            </w:tcMar>
+            <w:vAlign w:val="center"/>
+            <w:tcBorders>
+              <w:top w:val="single" w:sz="4" w:color="ECE8F5"/>
+              <w:left w:val="single" w:sz="4" w:color="ECE8F5"/>
+              <w:bottom w:val="single" w:sz="4" w:color="ECE8F5"/>
+              <w:right w:val="single" w:sz="4" w:color="ECE8F5"/>
+            </w:tcBorders>
+          </w:tcPr>
+          <w:p>
+            <w:pPr>
+              <w:spacing w:after="0" w:line="293" w:lineRule="auto"/>
+            </w:pPr>
+            <w:r/>
+            <w:r>
+              <w:rPr>
+                <w:rFonts w:ascii="Pretendard" w:hAnsi="Pretendard" w:eastAsia="Pretendard" w:cs="Pretendard"/>
+                <w:b w:val="0"/>
+                <w:i w:val="0"/>
+                <w:color w:val="2B2B33"/>
+                <w:sz w:val="18"/>
+              </w:rPr>
+              <w:t>“'내가 나서봤자'라는 생각, 언제 들어봤나요?”</w:t>
             </w:r>
           </w:p>
         </w:tc>
@@ -1242,94 +4077,35 @@
       <w:tr>
         <w:tc>
           <w:tcPr>
-            <w:tcW w:type="dxa" w:w="1474"/>
+            <w:tcW w:type="dxa" w:w="1450"/>
+            <w:shd w:val="clear" w:color="auto" w:fill="EEEAF9"/>
+            <w:tcMar>
+              <w:top w:w="70" w:type="dxa"/>
+              <w:bottom w:w="70" w:type="dxa"/>
+              <w:start w:w="120" w:type="dxa"/>
+              <w:end w:w="120" w:type="dxa"/>
+            </w:tcMar>
+            <w:vAlign w:val="center"/>
+            <w:tcBorders>
+              <w:top w:val="single" w:sz="4" w:color="ECE8F5"/>
+              <w:left w:val="single" w:sz="4" w:color="ECE8F5"/>
+              <w:bottom w:val="single" w:sz="4" w:color="ECE8F5"/>
+              <w:right w:val="single" w:sz="4" w:color="ECE8F5"/>
+            </w:tcBorders>
           </w:tcPr>
           <w:p>
+            <w:pPr>
+              <w:spacing w:after="0"/>
+              <w:jc w:val="center"/>
+            </w:pPr>
             <w:r/>
             <w:r>
               <w:rPr>
-                <w:sz w:val="19"/>
-              </w:rPr>
-              <w:t>정리 멘트</w:t>
-            </w:r>
-          </w:p>
-        </w:tc>
-        <w:tc>
-          <w:tcPr>
-            <w:tcW w:type="dxa" w:w="7597"/>
-          </w:tcPr>
-          <w:p>
-            <w:r/>
-            <w:r>
-              <w:rPr>
-                <w:sz w:val="19"/>
-              </w:rPr>
-              <w:t>등불은 다가가서 멈춰 서야 켜진다 — 이해도 그렇다.</w:t>
-            </w:r>
-          </w:p>
-        </w:tc>
-      </w:tr>
-    </w:tbl>
-    <w:p>
-      <w:r>
-        <w:rPr>
-          <w:b/>
-          <w:sz w:val="23"/>
-        </w:rPr>
-        <w:t>4차시 🌆 도시의 밤 별빛 길 — 공동체</w:t>
-      </w:r>
-    </w:p>
-    <w:tbl>
-      <w:tblPr>
-        <w:tblStyle w:val="TableGrid"/>
-        <w:tblW w:type="auto" w:w="0"/>
-        <w:jc w:val="center"/>
-        <w:tblLook w:firstColumn="1" w:firstRow="1" w:lastColumn="0" w:lastRow="0" w:noHBand="0" w:noVBand="1" w:val="04A0"/>
-      </w:tblPr>
-      <w:tblGrid>
-        <w:gridCol w:w="4320"/>
-        <w:gridCol w:w="4320"/>
-      </w:tblGrid>
-      <w:tr>
-        <w:tc>
-          <w:tcPr>
-            <w:tcW w:type="dxa" w:w="1474"/>
-          </w:tcPr>
-          <w:p>
-            <w:r/>
-            <w:r>
-              <w:rPr>
-                <w:sz w:val="19"/>
-              </w:rPr>
-              <w:t>도입 발문</w:t>
-            </w:r>
-          </w:p>
-        </w:tc>
-        <w:tc>
-          <w:tcPr>
-            <w:tcW w:type="dxa" w:w="7597"/>
-          </w:tcPr>
-          <w:p>
-            <w:r/>
-            <w:r>
-              <w:rPr>
-                <w:sz w:val="19"/>
-              </w:rPr>
-              <w:t>"'내가 나서봤자'라는 생각, 언제 들어봤나요?"</w:t>
-            </w:r>
-          </w:p>
-        </w:tc>
-      </w:tr>
-      <w:tr>
-        <w:tc>
-          <w:tcPr>
-            <w:tcW w:type="dxa" w:w="1474"/>
-          </w:tcPr>
-          <w:p>
-            <w:r/>
-            <w:r>
-              <w:rPr>
-                <w:sz w:val="19"/>
+                <w:rFonts w:ascii="Pretendard SemiBold" w:hAnsi="Pretendard SemiBold" w:eastAsia="Pretendard SemiBold" w:cs="Pretendard SemiBold"/>
+                <w:b/>
+                <w:i w:val="0"/>
+                <w:color w:val="5B4B9E"/>
+                <w:sz w:val="18"/>
               </w:rPr>
               <w:t>나눔 질문</w:t>
             </w:r>
@@ -1337,18 +4113,65 @@
         </w:tc>
         <w:tc>
           <w:tcPr>
-            <w:tcW w:type="dxa" w:w="7597"/>
+            <w:tcW w:type="dxa" w:w="8296"/>
+            <w:shd w:val="clear" w:color="auto" w:fill="FFFFFF"/>
+            <w:tcMar>
+              <w:top w:w="70" w:type="dxa"/>
+              <w:bottom w:w="70" w:type="dxa"/>
+              <w:start w:w="160" w:type="dxa"/>
+              <w:end w:w="120" w:type="dxa"/>
+            </w:tcMar>
+            <w:vAlign w:val="center"/>
+            <w:tcBorders>
+              <w:top w:val="single" w:sz="4" w:color="ECE8F5"/>
+              <w:left w:val="single" w:sz="4" w:color="ECE8F5"/>
+              <w:bottom w:val="single" w:sz="4" w:color="ECE8F5"/>
+              <w:right w:val="single" w:sz="4" w:color="ECE8F5"/>
+            </w:tcBorders>
           </w:tcPr>
           <w:p>
+            <w:pPr>
+              <w:spacing w:after="0" w:line="293" w:lineRule="auto"/>
+            </w:pPr>
             <w:r/>
             <w:r>
               <w:rPr>
-                <w:sz w:val="19"/>
+                <w:rFonts w:ascii="Pretendard" w:hAnsi="Pretendard" w:eastAsia="Pretendard" w:cs="Pretendard"/>
+                <w:b w:val="0"/>
+                <w:i w:val="0"/>
+                <w:color w:val="2B2B33"/>
+                <w:sz w:val="18"/>
               </w:rPr>
               <w:t>① 방관자 갈림길(놀림 목격)에서 무엇을 골랐고, 실제라면 무엇이 가장 어려울까?</w:t>
-              <w:br/>
+            </w:r>
+          </w:p>
+          <w:p>
+            <w:pPr>
+              <w:spacing w:after="0" w:line="293" w:lineRule="auto"/>
+            </w:pPr>
+            <w:r>
+              <w:rPr>
+                <w:rFonts w:ascii="Pretendard" w:hAnsi="Pretendard" w:eastAsia="Pretendard" w:cs="Pretendard"/>
+                <w:b w:val="0"/>
+                <w:i w:val="0"/>
+                <w:color w:val="2B2B33"/>
+                <w:sz w:val="18"/>
+              </w:rPr>
               <w:t>② '머뭇거림' 다음에 오는 작은 용기의 예를 우리 반에서 찾아보면?</w:t>
-              <w:br/>
+            </w:r>
+          </w:p>
+          <w:p>
+            <w:pPr>
+              <w:spacing w:after="0" w:line="293" w:lineRule="auto"/>
+            </w:pPr>
+            <w:r>
+              <w:rPr>
+                <w:rFonts w:ascii="Pretendard" w:hAnsi="Pretendard" w:eastAsia="Pretendard" w:cs="Pretendard"/>
+                <w:b w:val="0"/>
+                <w:i w:val="0"/>
+                <w:color w:val="2B2B33"/>
+                <w:sz w:val="18"/>
+              </w:rPr>
               <w:t>③ 냉소의 안개 — '어차피 안 바뀌어'를 통과하는 우리 반의 호흡은 무엇일까?</w:t>
             </w:r>
           </w:p>
@@ -1357,13 +4180,35 @@
       <w:tr>
         <w:tc>
           <w:tcPr>
-            <w:tcW w:type="dxa" w:w="1474"/>
+            <w:tcW w:type="dxa" w:w="1450"/>
+            <w:shd w:val="clear" w:color="auto" w:fill="EEEAF9"/>
+            <w:tcMar>
+              <w:top w:w="70" w:type="dxa"/>
+              <w:bottom w:w="70" w:type="dxa"/>
+              <w:start w:w="120" w:type="dxa"/>
+              <w:end w:w="120" w:type="dxa"/>
+            </w:tcMar>
+            <w:vAlign w:val="center"/>
+            <w:tcBorders>
+              <w:top w:val="single" w:sz="4" w:color="ECE8F5"/>
+              <w:left w:val="single" w:sz="4" w:color="ECE8F5"/>
+              <w:bottom w:val="single" w:sz="4" w:color="ECE8F5"/>
+              <w:right w:val="single" w:sz="4" w:color="ECE8F5"/>
+            </w:tcBorders>
           </w:tcPr>
           <w:p>
+            <w:pPr>
+              <w:spacing w:after="0"/>
+              <w:jc w:val="center"/>
+            </w:pPr>
             <w:r/>
             <w:r>
               <w:rPr>
-                <w:sz w:val="19"/>
+                <w:rFonts w:ascii="Pretendard SemiBold" w:hAnsi="Pretendard SemiBold" w:eastAsia="Pretendard SemiBold" w:cs="Pretendard SemiBold"/>
+                <w:b/>
+                <w:i w:val="0"/>
+                <w:color w:val="5B4B9E"/>
+                <w:sz w:val="18"/>
               </w:rPr>
               <w:t>다시 쓰기 예</w:t>
             </w:r>
@@ -1371,118 +4216,442 @@
         </w:tc>
         <w:tc>
           <w:tcPr>
-            <w:tcW w:type="dxa" w:w="7597"/>
+            <w:tcW w:type="dxa" w:w="8296"/>
+            <w:shd w:val="clear" w:color="auto" w:fill="FFFFFF"/>
+            <w:tcMar>
+              <w:top w:w="70" w:type="dxa"/>
+              <w:bottom w:w="70" w:type="dxa"/>
+              <w:start w:w="160" w:type="dxa"/>
+              <w:end w:w="120" w:type="dxa"/>
+            </w:tcMar>
+            <w:vAlign w:val="center"/>
+            <w:tcBorders>
+              <w:top w:val="single" w:sz="4" w:color="ECE8F5"/>
+              <w:left w:val="single" w:sz="4" w:color="ECE8F5"/>
+              <w:bottom w:val="single" w:sz="4" w:color="ECE8F5"/>
+              <w:right w:val="single" w:sz="4" w:color="ECE8F5"/>
+            </w:tcBorders>
           </w:tcPr>
           <w:p>
+            <w:pPr>
+              <w:spacing w:after="0" w:line="293" w:lineRule="auto"/>
+            </w:pPr>
             <w:r/>
             <w:r>
               <w:rPr>
-                <w:sz w:val="19"/>
+                <w:rFonts w:ascii="Pretendard" w:hAnsi="Pretendard" w:eastAsia="Pretendard" w:cs="Pretendard"/>
+                <w:b w:val="0"/>
+                <w:i w:val="0"/>
+                <w:color w:val="2B2B33"/>
+                <w:sz w:val="18"/>
               </w:rPr>
-              <w:t>"누군가 하겠지" → "그 누군가가 나일 수 있다. 작은 것 하나만 맡자"</w:t>
-            </w:r>
-          </w:p>
-        </w:tc>
-      </w:tr>
-      <w:tr>
-        <w:tc>
-          <w:tcPr>
-            <w:tcW w:type="dxa" w:w="1474"/>
-          </w:tcPr>
-          <w:p>
-            <w:r/>
-            <w:r>
-              <w:rPr>
-                <w:sz w:val="19"/>
-              </w:rPr>
-              <w:t>정리 멘트</w:t>
-            </w:r>
-          </w:p>
-        </w:tc>
-        <w:tc>
-          <w:tcPr>
-            <w:tcW w:type="dxa" w:w="7597"/>
-          </w:tcPr>
-          <w:p>
-            <w:r/>
-            <w:r>
-              <w:rPr>
-                <w:sz w:val="19"/>
-              </w:rPr>
-              <w:t>내 헤드라이트 하나가 꺼진 창문을 깨운다. (우리 반 모드의 '함께 밝힌 숲'과 연결)</w:t>
+              <w:t>“누군가 하겠지” → “그 누군가가 나일 수 있다. 작은 것 하나만 맡자”</w:t>
             </w:r>
           </w:p>
         </w:tc>
       </w:tr>
     </w:tbl>
     <w:p>
+      <w:pPr>
+        <w:keepNext w:val="0"/>
+        <w:spacing w:before="120" w:after="280"/>
+        <w:ind w:left="120"/>
+        <w:pBdr>
+          <w:left w:val="single" w:sz="16" w:space="4" w:color="5B4B9E"/>
+        </w:pBdr>
+      </w:pPr>
       <w:r>
         <w:rPr>
-          <w:b/>
-          <w:color w:val="1F9E6E"/>
-          <w:sz w:val="26"/>
+          <w:rFonts w:ascii="MARU BuriOTF Beta" w:hAnsi="MARU BuriOTF Beta" w:eastAsia="MARU BuriOTF Beta" w:cs="MARU BuriOTF Beta"/>
+          <w:b w:val="0"/>
+          <w:i/>
+          <w:color w:val="3D3170"/>
+          <w:sz w:val="20"/>
         </w:rPr>
-        <w:t>5. 평가 및 기록</w:t>
+        <w:t xml:space="preserve">  “내 헤드라이트 하나가 꺼진 창문을 깨운다. (우리 반 모드의 '함께 밝힌 숲'과 연결)”</w:t>
       </w:r>
     </w:p>
     <w:p>
+      <w:pPr>
+        <w:spacing w:before="320" w:after="160"/>
+        <w:ind w:left="200"/>
+        <w:pBdr>
+          <w:left w:val="single" w:sz="28" w:space="4" w:color="222B45"/>
+        </w:pBdr>
+      </w:pPr>
       <w:r>
-        <w:t>• (관찰) 호흡 존·폭풍 구간에서 조절 전략을 시도하는가 / 나눔에서 자기 언어로 말하는가</w:t>
+        <w:rPr>
+          <w:rFonts w:ascii="Gmarket Sans TTF" w:hAnsi="Gmarket Sans TTF" w:eastAsia="Gmarket Sans TTF" w:cs="Gmarket Sans TTF"/>
+          <w:b/>
+          <w:i w:val="0"/>
+          <w:color w:val="222B45"/>
+          <w:sz w:val="29"/>
+        </w:rPr>
+        <w:t xml:space="preserve">  5.  평가 및 기록</w:t>
+      </w:r>
+    </w:p>
+    <w:tbl>
+      <w:tblPr>
+        <w:tblW w:type="dxa" w:w="9746"/>
+        <w:tblLayout w:type="fixed"/>
+        <w:tblLook w:firstColumn="1" w:firstRow="1" w:lastColumn="0" w:lastRow="0" w:noHBand="0" w:noVBand="1" w:val="04A0"/>
+        <w:tblBorders>
+          <w:top w:val="nil"/>
+          <w:left w:val="nil"/>
+          <w:bottom w:val="nil"/>
+          <w:right w:val="nil"/>
+          <w:insideH w:val="nil"/>
+          <w:insideV w:val="nil"/>
+        </w:tblBorders>
+      </w:tblPr>
+      <w:tblGrid>
+        <w:gridCol w:w="9746"/>
+      </w:tblGrid>
+      <w:tr>
+        <w:tc>
+          <w:tcPr>
+            <w:tcW w:type="dxa" w:w="9746"/>
+            <w:shd w:val="clear" w:color="auto" w:fill="F8F7FB"/>
+            <w:tcBorders>
+              <w:top w:val="single" w:sz="4" w:color="E4E0F0"/>
+              <w:left w:val="single" w:sz="4" w:color="E4E0F0"/>
+              <w:bottom w:val="single" w:sz="4" w:color="E4E0F0"/>
+              <w:right w:val="single" w:sz="4" w:color="E4E0F0"/>
+            </w:tcBorders>
+            <w:tcMar>
+              <w:top w:w="140" w:type="dxa"/>
+              <w:bottom w:w="120" w:type="dxa"/>
+              <w:start w:w="200" w:type="dxa"/>
+              <w:end w:w="200" w:type="dxa"/>
+            </w:tcMar>
+          </w:tcPr>
+          <w:p>
+            <w:pPr>
+              <w:spacing w:after="100" w:line="300" w:lineRule="auto"/>
+            </w:pPr>
+            <w:r/>
+            <w:r>
+              <w:rPr>
+                <w:rFonts w:ascii="Pretendard SemiBold" w:hAnsi="Pretendard SemiBold" w:eastAsia="Pretendard SemiBold" w:cs="Pretendard SemiBold"/>
+                <w:b/>
+                <w:i w:val="0"/>
+                <w:color w:val="5B4B9E"/>
+                <w:sz w:val="19"/>
+              </w:rPr>
+              <w:t xml:space="preserve">(관찰) </w:t>
+            </w:r>
+            <w:r>
+              <w:rPr>
+                <w:rFonts w:ascii="Pretendard" w:hAnsi="Pretendard" w:eastAsia="Pretendard" w:cs="Pretendard"/>
+                <w:b w:val="0"/>
+                <w:i w:val="0"/>
+                <w:color w:val="2B2B33"/>
+                <w:sz w:val="19"/>
+              </w:rPr>
+              <w:t>호흡 존·폭풍 구간에서 조절 전략을 시도하는가 / 나눔에서 자기 언어로 말하는가</w:t>
+            </w:r>
+          </w:p>
+          <w:p>
+            <w:pPr>
+              <w:spacing w:after="100" w:line="300" w:lineRule="auto"/>
+            </w:pPr>
+            <w:r>
+              <w:rPr>
+                <w:rFonts w:ascii="Pretendard SemiBold" w:hAnsi="Pretendard SemiBold" w:eastAsia="Pretendard SemiBold" w:cs="Pretendard SemiBold"/>
+                <w:b/>
+                <w:i w:val="0"/>
+                <w:color w:val="5B4B9E"/>
+                <w:sz w:val="19"/>
+              </w:rPr>
+              <w:t xml:space="preserve">(산출) </w:t>
+            </w:r>
+            <w:r>
+              <w:rPr>
+                <w:rFonts w:ascii="Pretendard" w:hAnsi="Pretendard" w:eastAsia="Pretendard" w:cs="Pretendard"/>
+                <w:b w:val="0"/>
+                <w:i w:val="0"/>
+                <w:color w:val="2B2B33"/>
+                <w:sz w:val="19"/>
+              </w:rPr>
+              <w:t>활동지 + 한 줄 성찰 문장 — 차시 주제를 자기 삶의 문장으로 옮겼는가</w:t>
+            </w:r>
+          </w:p>
+          <w:p>
+            <w:pPr>
+              <w:spacing w:after="100" w:line="300" w:lineRule="auto"/>
+            </w:pPr>
+            <w:r>
+              <w:rPr>
+                <w:rFonts w:ascii="Pretendard SemiBold" w:hAnsi="Pretendard SemiBold" w:eastAsia="Pretendard SemiBold" w:cs="Pretendard SemiBold"/>
+                <w:b/>
+                <w:i w:val="0"/>
+                <w:color w:val="5B4B9E"/>
+                <w:sz w:val="19"/>
+              </w:rPr>
+              <w:t xml:space="preserve">(자료) </w:t>
+            </w:r>
+            <w:r>
+              <w:rPr>
+                <w:rFonts w:ascii="Pretendard" w:hAnsi="Pretendard" w:eastAsia="Pretendard" w:cs="Pretendard"/>
+                <w:b w:val="0"/>
+                <w:i w:val="0"/>
+                <w:color w:val="2B2B33"/>
+                <w:sz w:val="19"/>
+              </w:rPr>
+              <w:t>발표모드 '결과 저장(CSV)' — 반별 오답 통계·성찰 문장 보관, 차시 간 변화 비교</w:t>
+            </w:r>
+          </w:p>
+          <w:p>
+            <w:pPr>
+              <w:spacing w:after="100" w:line="300" w:lineRule="auto"/>
+            </w:pPr>
+            <w:r>
+              <w:rPr>
+                <w:rFonts w:ascii="Pretendard SemiBold" w:hAnsi="Pretendard SemiBold" w:eastAsia="Pretendard SemiBold" w:cs="Pretendard SemiBold"/>
+                <w:b/>
+                <w:i w:val="0"/>
+                <w:color w:val="5B4B9E"/>
+                <w:sz w:val="19"/>
+              </w:rPr>
+              <w:t xml:space="preserve">(심화) </w:t>
+            </w:r>
+            <w:r>
+              <w:rPr>
+                <w:rFonts w:ascii="Pretendard" w:hAnsi="Pretendard" w:eastAsia="Pretendard" w:cs="Pretendard"/>
+                <w:b w:val="0"/>
+                <w:i w:val="0"/>
+                <w:color w:val="2B2B33"/>
+                <w:sz w:val="19"/>
+              </w:rPr>
+              <w:t>문항 공모(게임 결과 화면 → 제안하기): 학생 제안 → 교사 검수 → 게임 반영. 공동체 차시와 연계 시 효과적</w:t>
+            </w:r>
+          </w:p>
+        </w:tc>
+      </w:tr>
+    </w:tbl>
+    <w:p>
+      <w:pPr>
+        <w:spacing w:before="320" w:after="160"/>
+        <w:ind w:left="200"/>
+        <w:pBdr>
+          <w:left w:val="single" w:sz="28" w:space="4" w:color="222B45"/>
+        </w:pBdr>
+      </w:pPr>
+      <w:r>
+        <w:rPr>
+          <w:rFonts w:ascii="Gmarket Sans TTF" w:hAnsi="Gmarket Sans TTF" w:eastAsia="Gmarket Sans TTF" w:cs="Gmarket Sans TTF"/>
+          <w:b/>
+          <w:i w:val="0"/>
+          <w:color w:val="222B45"/>
+          <w:sz w:val="29"/>
+        </w:rPr>
+        <w:t xml:space="preserve">  6.  유의점</w:t>
+      </w:r>
+    </w:p>
+    <w:tbl>
+      <w:tblPr>
+        <w:tblW w:type="dxa" w:w="9746"/>
+        <w:tblLayout w:type="fixed"/>
+        <w:tblLook w:firstColumn="1" w:firstRow="1" w:lastColumn="0" w:lastRow="0" w:noHBand="0" w:noVBand="1" w:val="04A0"/>
+        <w:tblBorders>
+          <w:top w:val="nil"/>
+          <w:left w:val="nil"/>
+          <w:bottom w:val="nil"/>
+          <w:right w:val="nil"/>
+          <w:insideH w:val="nil"/>
+          <w:insideV w:val="nil"/>
+        </w:tblBorders>
+      </w:tblPr>
+      <w:tblGrid>
+        <w:gridCol w:w="9746"/>
+      </w:tblGrid>
+      <w:tr>
+        <w:tc>
+          <w:tcPr>
+            <w:tcW w:type="dxa" w:w="9746"/>
+            <w:shd w:val="clear" w:color="auto" w:fill="FBEEE3"/>
+            <w:tcBorders>
+              <w:top w:val="nil"/>
+              <w:left w:val="single" w:sz="8" w:color="BD5A2C"/>
+              <w:bottom w:val="nil"/>
+              <w:right w:val="nil"/>
+            </w:tcBorders>
+            <w:tcMar>
+              <w:top w:w="140" w:type="dxa"/>
+              <w:bottom w:w="120" w:type="dxa"/>
+              <w:start w:w="220" w:type="dxa"/>
+              <w:end w:w="200" w:type="dxa"/>
+            </w:tcMar>
+          </w:tcPr>
+          <w:p>
+            <w:pPr>
+              <w:spacing w:after="100" w:line="300" w:lineRule="auto"/>
+            </w:pPr>
+            <w:r/>
+            <w:r>
+              <w:rPr>
+                <w:rFonts w:ascii="Pretendard" w:hAnsi="Pretendard" w:eastAsia="Pretendard" w:cs="Pretendard"/>
+                <w:b w:val="0"/>
+                <w:i w:val="0"/>
+                <w:color w:val="2B2B33"/>
+                <w:sz w:val="19"/>
+              </w:rPr>
+              <w:t xml:space="preserve">💡  </w:t>
+            </w:r>
+            <w:r>
+              <w:rPr>
+                <w:rFonts w:ascii="Pretendard" w:hAnsi="Pretendard" w:eastAsia="Pretendard" w:cs="Pretendard"/>
+                <w:b w:val="0"/>
+                <w:i w:val="0"/>
+                <w:color w:val="6B3A1C"/>
+                <w:sz w:val="19"/>
+              </w:rPr>
+              <w:t>반딧불이 수는 서열화하지 않는다 — '반 전체가 함께 밝힌 숲'으로만 다룬다.</w:t>
+            </w:r>
+          </w:p>
+          <w:p>
+            <w:pPr>
+              <w:spacing w:after="100" w:line="300" w:lineRule="auto"/>
+            </w:pPr>
+            <w:r>
+              <w:rPr>
+                <w:rFonts w:ascii="Pretendard" w:hAnsi="Pretendard" w:eastAsia="Pretendard" w:cs="Pretendard"/>
+                <w:b w:val="0"/>
+                <w:i w:val="0"/>
+                <w:color w:val="2B2B33"/>
+                <w:sz w:val="19"/>
+              </w:rPr>
+              <w:t xml:space="preserve">💡  </w:t>
+            </w:r>
+            <w:r>
+              <w:rPr>
+                <w:rFonts w:ascii="Pretendard" w:hAnsi="Pretendard" w:eastAsia="Pretendard" w:cs="Pretendard"/>
+                <w:b w:val="0"/>
+                <w:i w:val="0"/>
+                <w:color w:val="6B3A1C"/>
+                <w:sz w:val="19"/>
+              </w:rPr>
+              <w:t>과열 정지는 실패가 아니라 '숨 고르기 연습'임을 매 차시 안내한다.</w:t>
+            </w:r>
+          </w:p>
+          <w:p>
+            <w:pPr>
+              <w:spacing w:after="100" w:line="300" w:lineRule="auto"/>
+            </w:pPr>
+            <w:r>
+              <w:rPr>
+                <w:rFonts w:ascii="Pretendard" w:hAnsi="Pretendard" w:eastAsia="Pretendard" w:cs="Pretendard"/>
+                <w:b w:val="0"/>
+                <w:i w:val="0"/>
+                <w:color w:val="2B2B33"/>
+                <w:sz w:val="19"/>
+              </w:rPr>
+              <w:t xml:space="preserve">💡  </w:t>
+            </w:r>
+            <w:r>
+              <w:rPr>
+                <w:rFonts w:ascii="Pretendard" w:hAnsi="Pretendard" w:eastAsia="Pretendard" w:cs="Pretendard"/>
+                <w:b w:val="0"/>
+                <w:i w:val="0"/>
+                <w:color w:val="6B3A1C"/>
+                <w:sz w:val="19"/>
+              </w:rPr>
+              <w:t>3차시 '친구 마음 읽기'는 정답 맞히기가 아니라 '추측 → 확인'의 태도를 배우는 활동임을 강조한다.</w:t>
+            </w:r>
+          </w:p>
+          <w:p>
+            <w:pPr>
+              <w:spacing w:after="100" w:line="300" w:lineRule="auto"/>
+            </w:pPr>
+            <w:r>
+              <w:rPr>
+                <w:rFonts w:ascii="Pretendard" w:hAnsi="Pretendard" w:eastAsia="Pretendard" w:cs="Pretendard"/>
+                <w:b w:val="0"/>
+                <w:i w:val="0"/>
+                <w:color w:val="2B2B33"/>
+                <w:sz w:val="19"/>
+              </w:rPr>
+              <w:t xml:space="preserve">💡  </w:t>
+            </w:r>
+            <w:r>
+              <w:rPr>
+                <w:rFonts w:ascii="Pretendard" w:hAnsi="Pretendard" w:eastAsia="Pretendard" w:cs="Pretendard"/>
+                <w:b w:val="0"/>
+                <w:i w:val="0"/>
+                <w:color w:val="6B3A1C"/>
+                <w:sz w:val="19"/>
+              </w:rPr>
+              <w:t>4차시 방관자 딜레마는 특정 학생·실제 사건과 연결해 호명하지 않는다.</w:t>
+            </w:r>
+          </w:p>
+          <w:p>
+            <w:pPr>
+              <w:spacing w:after="100" w:line="300" w:lineRule="auto"/>
+            </w:pPr>
+            <w:r>
+              <w:rPr>
+                <w:rFonts w:ascii="Pretendard" w:hAnsi="Pretendard" w:eastAsia="Pretendard" w:cs="Pretendard"/>
+                <w:b w:val="0"/>
+                <w:i w:val="0"/>
+                <w:color w:val="2B2B33"/>
+                <w:sz w:val="19"/>
+              </w:rPr>
+              <w:t xml:space="preserve">💡  </w:t>
+            </w:r>
+            <w:r>
+              <w:rPr>
+                <w:rFonts w:ascii="Pretendard" w:hAnsi="Pretendard" w:eastAsia="Pretendard" w:cs="Pretendard"/>
+                <w:b w:val="0"/>
+                <w:i w:val="0"/>
+                <w:color w:val="6B3A1C"/>
+                <w:sz w:val="19"/>
+              </w:rPr>
+              <w:t>성찰 문장·CSV 기록은 본인 동의 없이 공개하지 않는다.</w:t>
+            </w:r>
+          </w:p>
+        </w:tc>
+      </w:tr>
+    </w:tbl>
+    <w:p>
+      <w:pPr>
+        <w:keepNext w:val="0"/>
+        <w:spacing w:before="360" w:after="0"/>
+        <w:jc w:val="center"/>
+        <w:pBdr>
+          <w:top w:val="single" w:sz="4" w:space="4" w:color="D9D2EE"/>
+        </w:pBdr>
+      </w:pPr>
+      <w:r>
+        <w:rPr>
+          <w:rFonts w:ascii="Pretendard" w:hAnsi="Pretendard" w:eastAsia="Pretendard" w:cs="Pretendard"/>
+          <w:b w:val="0"/>
+          <w:i w:val="0"/>
+          <w:color w:val="2B2B33"/>
+          <w:sz w:val="2"/>
+        </w:rPr>
+        <w:t xml:space="preserve">  </w:t>
       </w:r>
     </w:p>
     <w:p>
-      <w:r>
-        <w:t>• (산출) 활동지 + 한 줄 성찰 문장 — 차시 주제를 자기 삶의 문장으로 옮겼는가</w:t>
-      </w:r>
-    </w:p>
-    <w:p>
-      <w:r>
-        <w:t>• (자료) 발표모드 '결과 저장(CSV)' — 반별 오답 통계·성찰 문장 보관, 차시 간 변화 비교</w:t>
-      </w:r>
-    </w:p>
-    <w:p>
-      <w:r>
-        <w:t>• (심화) 문항 공모(게임 결과 화면 → 제안하기): 학생 제안 → 교사 검수 → 게임 반영. 공동체 차시와 연계 시 효과적</w:t>
-      </w:r>
-    </w:p>
-    <w:p>
+      <w:pPr>
+        <w:keepNext w:val="0"/>
+        <w:spacing w:before="120" w:after="0"/>
+        <w:jc w:val="center"/>
+      </w:pPr>
       <w:r>
         <w:rPr>
-          <w:b/>
-          <w:color w:val="1F9E6E"/>
-          <w:sz w:val="26"/>
+          <w:rFonts w:ascii="Pretendard Medium" w:hAnsi="Pretendard Medium" w:eastAsia="Pretendard Medium" w:cs="Pretendard Medium"/>
+          <w:b w:val="0"/>
+          <w:i w:val="0"/>
+          <w:color w:val="7A7A85"/>
+          <w:sz w:val="18"/>
         </w:rPr>
-        <w:t>6. 유의점</w:t>
-      </w:r>
-    </w:p>
-    <w:p>
-      <w:r>
-        <w:t>• 반딧불이 수는 서열화하지 않는다 — '반 전체가 함께 밝힌 숲'으로만 다룬다.</w:t>
-      </w:r>
-    </w:p>
-    <w:p>
-      <w:r>
-        <w:t>• 과열 정지는 실패가 아니라 '숨 고르기 연습'임을 매 차시 안내한다.</w:t>
-      </w:r>
-    </w:p>
-    <w:p>
-      <w:r>
-        <w:t>• 3차시 '친구 마음 읽기'는 정답 맞히기가 아니라 '추측 → 확인'의 태도를 배우는 활동임을 강조한다.</w:t>
-      </w:r>
-    </w:p>
-    <w:p>
-      <w:r>
-        <w:t>• 4차시 방관자 딜레마는 특정 학생·실제 사건과 연결해 호명하지 않는다.</w:t>
-      </w:r>
-    </w:p>
-    <w:p>
-      <w:r>
-        <w:t>• 성찰 문장·CSV 기록은 본인 동의 없이 공개하지 않는다.</w:t>
+        <w:t>LevLab Yeol  ·  마음건강 SEL</w:t>
       </w:r>
     </w:p>
     <w:sectPr>
-      <w:pgSz w:w="12240" w:h="15840"/>
-      <w:pgMar w:top="1440" w:right="1800" w:bottom="1440" w:left="1800" w:header="720" w:footer="720" w:gutter="0"/>
+      <w:pgSz w:w="11906" w:h="16838"/>
+      <w:pgMar w:top="1080" w:right="1080" w:bottom="1080" w:left="1080" w:header="720" w:footer="720" w:gutter="0"/>
       <w:cols w:space="720"/>
       <w:docGrid w:linePitch="360"/>
     </w:sectPr>
@@ -1854,7 +5023,7 @@
     <w:qFormat/>
     <w:rsid w:val="00FC693F"/>
     <w:rPr>
-      <w:rFonts w:ascii="맑은 고딕" w:hAnsi="맑은 고딕" w:eastAsia="맑은 고딕"/>
+      <w:rFonts w:ascii="Pretendard" w:hAnsi="Pretendard" w:eastAsia="Pretendard"/>
       <w:sz w:val="21"/>
     </w:rPr>
   </w:style>

--- a/docs/지도안_마음의밤길라이더.docx
+++ b/docs/지도안_마음의밤길라이더.docx
@@ -647,6 +647,81 @@
                 <w:sz w:val="19"/>
               </w:rPr>
               <w:t>…/mind-rider/teacher.html</w:t>
+            </w:r>
+          </w:p>
+        </w:tc>
+      </w:tr>
+      <w:tr>
+        <w:tc>
+          <w:tcPr>
+            <w:tcW w:type="dxa" w:w="9746"/>
+            <w:shd w:val="clear" w:color="auto" w:fill="F4F2FA"/>
+            <w:tcBorders>
+              <w:top w:val="nil"/>
+              <w:left w:val="single" w:sz="4" w:color="D9D2EE"/>
+              <w:bottom w:val="nil"/>
+              <w:right w:val="nil"/>
+            </w:tcBorders>
+            <w:tcMar>
+              <w:top w:w="100" w:type="dxa"/>
+              <w:bottom w:w="100" w:type="dxa"/>
+              <w:start w:w="180" w:type="dxa"/>
+              <w:end w:w="180" w:type="dxa"/>
+            </w:tcMar>
+          </w:tcPr>
+          <w:p>
+            <w:r/>
+            <w:r>
+              <w:rPr>
+                <w:rFonts w:ascii="Pretendard SemiBold" w:hAnsi="Pretendard SemiBold" w:eastAsia="Pretendard SemiBold" w:cs="Pretendard SemiBold"/>
+                <w:b/>
+                <w:i w:val="0"/>
+                <w:color w:val="5B4B9E"/>
+                <w:sz w:val="19"/>
+              </w:rPr>
+              <w:t xml:space="preserve">📋 성취기준 연계 — </w:t>
+            </w:r>
+            <w:r>
+              <w:rPr>
+                <w:rFonts w:ascii="Pretendard Medium" w:hAnsi="Pretendard Medium" w:eastAsia="Pretendard Medium" w:cs="Pretendard Medium"/>
+                <w:b w:val="0"/>
+                <w:i w:val="0"/>
+                <w:color w:val="2B2B33"/>
+                <w:sz w:val="19"/>
+              </w:rPr>
+              <w:t>서울 사회정서교육 성취기준(중학교) 기준. 차시별 연계 기준은 아래 4번 각 차시 표에 병기.</w:t>
+            </w:r>
+          </w:p>
+          <w:p>
+            <w:r>
+              <w:rPr>
+                <w:rFonts w:ascii="Pretendard Medium" w:hAnsi="Pretendard Medium" w:eastAsia="Pretendard Medium" w:cs="Pretendard Medium"/>
+                <w:b w:val="0"/>
+                <w:i w:val="0"/>
+                <w:color w:val="2B2B33"/>
+                <w:sz w:val="19"/>
+              </w:rPr>
+              <w:t xml:space="preserve">공통(마음건강 영역, 1·2차시 특히 연계): </w:t>
+            </w:r>
+            <w:r>
+              <w:rPr>
+                <w:rFonts w:ascii="Pretendard SemiBold" w:hAnsi="Pretendard SemiBold" w:eastAsia="Pretendard SemiBold" w:cs="Pretendard SemiBold"/>
+                <w:b/>
+                <w:i w:val="0"/>
+                <w:color w:val="5B4B9E"/>
+                <w:sz w:val="19"/>
+              </w:rPr>
+              <w:t xml:space="preserve">[9사회정서04-01] </w:t>
+            </w:r>
+            <w:r>
+              <w:rPr>
+                <w:rFonts w:ascii="Pretendard" w:hAnsi="Pretendard" w:eastAsia="Pretendard" w:cs="Pretendard"/>
+                <w:b w:val="0"/>
+                <w:i w:val="0"/>
+                <w:color w:val="2B2B33"/>
+                <w:sz w:val="18"/>
+              </w:rPr>
+              <w:t>마음건강의 의미와 중요성을 이해하고, 감정을 인식·표현하는 능력을 기른다.</w:t>
             </w:r>
           </w:p>
         </w:tc>
@@ -2989,6 +3064,114 @@
           </w:p>
         </w:tc>
       </w:tr>
+      <w:tr>
+        <w:tc>
+          <w:tcPr>
+            <w:tcW w:type="dxa" w:w="1450"/>
+            <w:shd w:val="clear" w:color="auto" w:fill="E3F5EF"/>
+            <w:tcMar>
+              <w:top w:w="70" w:type="dxa"/>
+              <w:bottom w:w="70" w:type="dxa"/>
+              <w:start w:w="120" w:type="dxa"/>
+              <w:end w:w="120" w:type="dxa"/>
+            </w:tcMar>
+            <w:vAlign w:val="center"/>
+            <w:tcBorders>
+              <w:top w:val="single" w:sz="4" w:color="ECE8F5"/>
+              <w:left w:val="single" w:sz="4" w:color="ECE8F5"/>
+              <w:bottom w:val="single" w:sz="4" w:color="ECE8F5"/>
+              <w:right w:val="single" w:sz="4" w:color="ECE8F5"/>
+            </w:tcBorders>
+          </w:tcPr>
+          <w:p>
+            <w:pPr>
+              <w:spacing w:after="0"/>
+              <w:jc w:val="center"/>
+            </w:pPr>
+            <w:r/>
+            <w:r>
+              <w:rPr>
+                <w:rFonts w:ascii="Pretendard SemiBold" w:hAnsi="Pretendard SemiBold" w:eastAsia="Pretendard SemiBold" w:cs="Pretendard SemiBold"/>
+                <w:b/>
+                <w:i w:val="0"/>
+                <w:color w:val="12805F"/>
+                <w:sz w:val="18"/>
+              </w:rPr>
+              <w:t>📋 연계 성취기준</w:t>
+            </w:r>
+          </w:p>
+        </w:tc>
+        <w:tc>
+          <w:tcPr>
+            <w:tcW w:type="dxa" w:w="8296"/>
+            <w:shd w:val="clear" w:color="auto" w:fill="FFFFFF"/>
+            <w:tcMar>
+              <w:top w:w="70" w:type="dxa"/>
+              <w:bottom w:w="70" w:type="dxa"/>
+              <w:start w:w="160" w:type="dxa"/>
+              <w:end w:w="120" w:type="dxa"/>
+            </w:tcMar>
+            <w:vAlign w:val="center"/>
+            <w:tcBorders>
+              <w:top w:val="single" w:sz="4" w:color="ECE8F5"/>
+              <w:left w:val="single" w:sz="4" w:color="ECE8F5"/>
+              <w:bottom w:val="single" w:sz="4" w:color="ECE8F5"/>
+              <w:right w:val="single" w:sz="4" w:color="ECE8F5"/>
+            </w:tcBorders>
+          </w:tcPr>
+          <w:p>
+            <w:pPr>
+              <w:spacing w:after="40" w:line="260" w:lineRule="auto"/>
+            </w:pPr>
+            <w:r/>
+            <w:r>
+              <w:rPr>
+                <w:rFonts w:ascii="Pretendard SemiBold" w:hAnsi="Pretendard SemiBold" w:eastAsia="Pretendard SemiBold" w:cs="Pretendard SemiBold"/>
+                <w:b/>
+                <w:i w:val="0"/>
+                <w:color w:val="12805F"/>
+                <w:sz w:val="17"/>
+              </w:rPr>
+              <w:t xml:space="preserve">[9사회정서01-02] </w:t>
+            </w:r>
+            <w:r>
+              <w:rPr>
+                <w:rFonts w:ascii="Pretendard" w:hAnsi="Pretendard" w:eastAsia="Pretendard" w:cs="Pretendard"/>
+                <w:b w:val="0"/>
+                <w:i w:val="0"/>
+                <w:color w:val="2B2B33"/>
+                <w:sz w:val="17"/>
+              </w:rPr>
+              <w:t>감정 조절의 효과와 방법을 알고, 상황에 맞게 감정 조절 전략을 탐색하여 실천한다.</w:t>
+            </w:r>
+          </w:p>
+          <w:p>
+            <w:pPr>
+              <w:spacing w:after="0" w:line="260" w:lineRule="auto"/>
+            </w:pPr>
+            <w:r>
+              <w:rPr>
+                <w:rFonts w:ascii="Pretendard SemiBold" w:hAnsi="Pretendard SemiBold" w:eastAsia="Pretendard SemiBold" w:cs="Pretendard SemiBold"/>
+                <w:b/>
+                <w:i w:val="0"/>
+                <w:color w:val="12805F"/>
+                <w:sz w:val="17"/>
+              </w:rPr>
+              <w:t xml:space="preserve">[9사회정서01-03] </w:t>
+            </w:r>
+            <w:r>
+              <w:rPr>
+                <w:rFonts w:ascii="Pretendard" w:hAnsi="Pretendard" w:eastAsia="Pretendard" w:cs="Pretendard"/>
+                <w:b w:val="0"/>
+                <w:i w:val="0"/>
+                <w:color w:val="2B2B33"/>
+                <w:sz w:val="17"/>
+              </w:rPr>
+              <w:t>부정적 행동 조절의 중요성에 대한 이해를 바탕으로, 부정적 행동과 그 원인이 되는 감정을 파악하고, 부정적 행동을 조절하기 위한 전략을 실천한다.</w:t>
+            </w:r>
+          </w:p>
+        </w:tc>
+      </w:tr>
     </w:tbl>
     <w:p>
       <w:pPr>
@@ -3371,6 +3554,114 @@
                 <w:sz w:val="18"/>
               </w:rPr>
               <w:t>“불안하니까 위험한 거야” → “몸이 준비 중이라는 신호야. 호흡부터 고르자”</w:t>
+            </w:r>
+          </w:p>
+        </w:tc>
+      </w:tr>
+      <w:tr>
+        <w:tc>
+          <w:tcPr>
+            <w:tcW w:type="dxa" w:w="1450"/>
+            <w:shd w:val="clear" w:color="auto" w:fill="E7F1F8"/>
+            <w:tcMar>
+              <w:top w:w="70" w:type="dxa"/>
+              <w:bottom w:w="70" w:type="dxa"/>
+              <w:start w:w="120" w:type="dxa"/>
+              <w:end w:w="120" w:type="dxa"/>
+            </w:tcMar>
+            <w:vAlign w:val="center"/>
+            <w:tcBorders>
+              <w:top w:val="single" w:sz="4" w:color="ECE8F5"/>
+              <w:left w:val="single" w:sz="4" w:color="ECE8F5"/>
+              <w:bottom w:val="single" w:sz="4" w:color="ECE8F5"/>
+              <w:right w:val="single" w:sz="4" w:color="ECE8F5"/>
+            </w:tcBorders>
+          </w:tcPr>
+          <w:p>
+            <w:pPr>
+              <w:spacing w:after="0"/>
+              <w:jc w:val="center"/>
+            </w:pPr>
+            <w:r/>
+            <w:r>
+              <w:rPr>
+                <w:rFonts w:ascii="Pretendard SemiBold" w:hAnsi="Pretendard SemiBold" w:eastAsia="Pretendard SemiBold" w:cs="Pretendard SemiBold"/>
+                <w:b/>
+                <w:i w:val="0"/>
+                <w:color w:val="2E6F9E"/>
+                <w:sz w:val="18"/>
+              </w:rPr>
+              <w:t>📋 연계 성취기준</w:t>
+            </w:r>
+          </w:p>
+        </w:tc>
+        <w:tc>
+          <w:tcPr>
+            <w:tcW w:type="dxa" w:w="8296"/>
+            <w:shd w:val="clear" w:color="auto" w:fill="FFFFFF"/>
+            <w:tcMar>
+              <w:top w:w="70" w:type="dxa"/>
+              <w:bottom w:w="70" w:type="dxa"/>
+              <w:start w:w="160" w:type="dxa"/>
+              <w:end w:w="120" w:type="dxa"/>
+            </w:tcMar>
+            <w:vAlign w:val="center"/>
+            <w:tcBorders>
+              <w:top w:val="single" w:sz="4" w:color="ECE8F5"/>
+              <w:left w:val="single" w:sz="4" w:color="ECE8F5"/>
+              <w:bottom w:val="single" w:sz="4" w:color="ECE8F5"/>
+              <w:right w:val="single" w:sz="4" w:color="ECE8F5"/>
+            </w:tcBorders>
+          </w:tcPr>
+          <w:p>
+            <w:pPr>
+              <w:spacing w:after="40" w:line="260" w:lineRule="auto"/>
+            </w:pPr>
+            <w:r/>
+            <w:r>
+              <w:rPr>
+                <w:rFonts w:ascii="Pretendard SemiBold" w:hAnsi="Pretendard SemiBold" w:eastAsia="Pretendard SemiBold" w:cs="Pretendard SemiBold"/>
+                <w:b/>
+                <w:i w:val="0"/>
+                <w:color w:val="2E6F9E"/>
+                <w:sz w:val="17"/>
+              </w:rPr>
+              <w:t xml:space="preserve">[9사회정서01-04] </w:t>
+            </w:r>
+            <w:r>
+              <w:rPr>
+                <w:rFonts w:ascii="Pretendard" w:hAnsi="Pretendard" w:eastAsia="Pretendard" w:cs="Pretendard"/>
+                <w:b w:val="0"/>
+                <w:i w:val="0"/>
+                <w:color w:val="2B2B33"/>
+                <w:sz w:val="17"/>
+              </w:rPr>
+              <w:t>스트레스 원인과 영향에 대한 이해와 자신의 스트레스 반응에 대한 성찰을 바탕으로, 상황에 맞는 스트레스 예방 및 해소 전략을 익혀 활용하려는 자세를 지닌다.</w:t>
+            </w:r>
+          </w:p>
+          <w:p>
+            <w:pPr>
+              <w:spacing w:after="0" w:line="260" w:lineRule="auto"/>
+            </w:pPr>
+            <w:r>
+              <w:rPr>
+                <w:rFonts w:ascii="Pretendard SemiBold" w:hAnsi="Pretendard SemiBold" w:eastAsia="Pretendard SemiBold" w:cs="Pretendard SemiBold"/>
+                <w:b/>
+                <w:i w:val="0"/>
+                <w:color w:val="2E6F9E"/>
+                <w:sz w:val="17"/>
+              </w:rPr>
+              <w:t xml:space="preserve">[9사회정서01-01] </w:t>
+            </w:r>
+            <w:r>
+              <w:rPr>
+                <w:rFonts w:ascii="Pretendard" w:hAnsi="Pretendard" w:eastAsia="Pretendard" w:cs="Pretendard"/>
+                <w:b w:val="0"/>
+                <w:i w:val="0"/>
+                <w:color w:val="2B2B33"/>
+                <w:sz w:val="17"/>
+              </w:rPr>
+              <w:t>다양한 감정의 종류와 원인을 이해하고, 상황에 맞게 감정을 표현하며, 그 과정에서 자신의 감정에 주체적인 태도를 지닌다.</w:t>
             </w:r>
           </w:p>
         </w:tc>
@@ -3849,6 +4140,114 @@
           </w:p>
         </w:tc>
       </w:tr>
+      <w:tr>
+        <w:tc>
+          <w:tcPr>
+            <w:tcW w:type="dxa" w:w="1450"/>
+            <w:shd w:val="clear" w:color="auto" w:fill="FBEEE3"/>
+            <w:tcMar>
+              <w:top w:w="70" w:type="dxa"/>
+              <w:bottom w:w="70" w:type="dxa"/>
+              <w:start w:w="120" w:type="dxa"/>
+              <w:end w:w="120" w:type="dxa"/>
+            </w:tcMar>
+            <w:vAlign w:val="center"/>
+            <w:tcBorders>
+              <w:top w:val="single" w:sz="4" w:color="ECE8F5"/>
+              <w:left w:val="single" w:sz="4" w:color="ECE8F5"/>
+              <w:bottom w:val="single" w:sz="4" w:color="ECE8F5"/>
+              <w:right w:val="single" w:sz="4" w:color="ECE8F5"/>
+            </w:tcBorders>
+          </w:tcPr>
+          <w:p>
+            <w:pPr>
+              <w:spacing w:after="0"/>
+              <w:jc w:val="center"/>
+            </w:pPr>
+            <w:r/>
+            <w:r>
+              <w:rPr>
+                <w:rFonts w:ascii="Pretendard SemiBold" w:hAnsi="Pretendard SemiBold" w:eastAsia="Pretendard SemiBold" w:cs="Pretendard SemiBold"/>
+                <w:b/>
+                <w:i w:val="0"/>
+                <w:color w:val="BD5A2C"/>
+                <w:sz w:val="18"/>
+              </w:rPr>
+              <w:t>📋 연계 성취기준</w:t>
+            </w:r>
+          </w:p>
+        </w:tc>
+        <w:tc>
+          <w:tcPr>
+            <w:tcW w:type="dxa" w:w="8296"/>
+            <w:shd w:val="clear" w:color="auto" w:fill="FFFFFF"/>
+            <w:tcMar>
+              <w:top w:w="70" w:type="dxa"/>
+              <w:bottom w:w="70" w:type="dxa"/>
+              <w:start w:w="160" w:type="dxa"/>
+              <w:end w:w="120" w:type="dxa"/>
+            </w:tcMar>
+            <w:vAlign w:val="center"/>
+            <w:tcBorders>
+              <w:top w:val="single" w:sz="4" w:color="ECE8F5"/>
+              <w:left w:val="single" w:sz="4" w:color="ECE8F5"/>
+              <w:bottom w:val="single" w:sz="4" w:color="ECE8F5"/>
+              <w:right w:val="single" w:sz="4" w:color="ECE8F5"/>
+            </w:tcBorders>
+          </w:tcPr>
+          <w:p>
+            <w:pPr>
+              <w:spacing w:after="40" w:line="260" w:lineRule="auto"/>
+            </w:pPr>
+            <w:r/>
+            <w:r>
+              <w:rPr>
+                <w:rFonts w:ascii="Pretendard SemiBold" w:hAnsi="Pretendard SemiBold" w:eastAsia="Pretendard SemiBold" w:cs="Pretendard SemiBold"/>
+                <w:b/>
+                <w:i w:val="0"/>
+                <w:color w:val="BD5A2C"/>
+                <w:sz w:val="17"/>
+              </w:rPr>
+              <w:t xml:space="preserve">[9사회정서02-01] </w:t>
+            </w:r>
+            <w:r>
+              <w:rPr>
+                <w:rFonts w:ascii="Pretendard" w:hAnsi="Pretendard" w:eastAsia="Pretendard" w:cs="Pretendard"/>
+                <w:b w:val="0"/>
+                <w:i w:val="0"/>
+                <w:color w:val="2B2B33"/>
+                <w:sz w:val="17"/>
+              </w:rPr>
+              <w:t>타인의 감정과 처지를 이해하고 공감의 중요성을 인식하며, 공감하는 언어와 행동을 성찰하고 실천한다.</w:t>
+            </w:r>
+          </w:p>
+          <w:p>
+            <w:pPr>
+              <w:spacing w:after="0" w:line="260" w:lineRule="auto"/>
+            </w:pPr>
+            <w:r>
+              <w:rPr>
+                <w:rFonts w:ascii="Pretendard SemiBold" w:hAnsi="Pretendard SemiBold" w:eastAsia="Pretendard SemiBold" w:cs="Pretendard SemiBold"/>
+                <w:b/>
+                <w:i w:val="0"/>
+                <w:color w:val="BD5A2C"/>
+                <w:sz w:val="17"/>
+              </w:rPr>
+              <w:t xml:space="preserve">[9사회정서02-02] </w:t>
+            </w:r>
+            <w:r>
+              <w:rPr>
+                <w:rFonts w:ascii="Pretendard" w:hAnsi="Pretendard" w:eastAsia="Pretendard" w:cs="Pretendard"/>
+                <w:b w:val="0"/>
+                <w:i w:val="0"/>
+                <w:color w:val="2B2B33"/>
+                <w:sz w:val="17"/>
+              </w:rPr>
+              <w:t>관점의 차이가 발생하는 이유를 이해하고, 타인의 관점을 상상하며 관점 차이를 비교하고 조율한다.</w:t>
+            </w:r>
+          </w:p>
+        </w:tc>
+      </w:tr>
     </w:tbl>
     <w:p>
       <w:pPr>
@@ -4246,6 +4645,114 @@
                 <w:sz w:val="18"/>
               </w:rPr>
               <w:t>“누군가 하겠지” → “그 누군가가 나일 수 있다. 작은 것 하나만 맡자”</w:t>
+            </w:r>
+          </w:p>
+        </w:tc>
+      </w:tr>
+      <w:tr>
+        <w:tc>
+          <w:tcPr>
+            <w:tcW w:type="dxa" w:w="1450"/>
+            <w:shd w:val="clear" w:color="auto" w:fill="EEEAF9"/>
+            <w:tcMar>
+              <w:top w:w="70" w:type="dxa"/>
+              <w:bottom w:w="70" w:type="dxa"/>
+              <w:start w:w="120" w:type="dxa"/>
+              <w:end w:w="120" w:type="dxa"/>
+            </w:tcMar>
+            <w:vAlign w:val="center"/>
+            <w:tcBorders>
+              <w:top w:val="single" w:sz="4" w:color="ECE8F5"/>
+              <w:left w:val="single" w:sz="4" w:color="ECE8F5"/>
+              <w:bottom w:val="single" w:sz="4" w:color="ECE8F5"/>
+              <w:right w:val="single" w:sz="4" w:color="ECE8F5"/>
+            </w:tcBorders>
+          </w:tcPr>
+          <w:p>
+            <w:pPr>
+              <w:spacing w:after="0"/>
+              <w:jc w:val="center"/>
+            </w:pPr>
+            <w:r/>
+            <w:r>
+              <w:rPr>
+                <w:rFonts w:ascii="Pretendard SemiBold" w:hAnsi="Pretendard SemiBold" w:eastAsia="Pretendard SemiBold" w:cs="Pretendard SemiBold"/>
+                <w:b/>
+                <w:i w:val="0"/>
+                <w:color w:val="5B4B9E"/>
+                <w:sz w:val="18"/>
+              </w:rPr>
+              <w:t>📋 연계 성취기준</w:t>
+            </w:r>
+          </w:p>
+        </w:tc>
+        <w:tc>
+          <w:tcPr>
+            <w:tcW w:type="dxa" w:w="8296"/>
+            <w:shd w:val="clear" w:color="auto" w:fill="FFFFFF"/>
+            <w:tcMar>
+              <w:top w:w="70" w:type="dxa"/>
+              <w:bottom w:w="70" w:type="dxa"/>
+              <w:start w:w="160" w:type="dxa"/>
+              <w:end w:w="120" w:type="dxa"/>
+            </w:tcMar>
+            <w:vAlign w:val="center"/>
+            <w:tcBorders>
+              <w:top w:val="single" w:sz="4" w:color="ECE8F5"/>
+              <w:left w:val="single" w:sz="4" w:color="ECE8F5"/>
+              <w:bottom w:val="single" w:sz="4" w:color="ECE8F5"/>
+              <w:right w:val="single" w:sz="4" w:color="ECE8F5"/>
+            </w:tcBorders>
+          </w:tcPr>
+          <w:p>
+            <w:pPr>
+              <w:spacing w:after="40" w:line="260" w:lineRule="auto"/>
+            </w:pPr>
+            <w:r/>
+            <w:r>
+              <w:rPr>
+                <w:rFonts w:ascii="Pretendard SemiBold" w:hAnsi="Pretendard SemiBold" w:eastAsia="Pretendard SemiBold" w:cs="Pretendard SemiBold"/>
+                <w:b/>
+                <w:i w:val="0"/>
+                <w:color w:val="5B4B9E"/>
+                <w:sz w:val="17"/>
+              </w:rPr>
+              <w:t xml:space="preserve">[9사회정서03-03] </w:t>
+            </w:r>
+            <w:r>
+              <w:rPr>
+                <w:rFonts w:ascii="Pretendard" w:hAnsi="Pretendard" w:eastAsia="Pretendard" w:cs="Pretendard"/>
+                <w:b w:val="0"/>
+                <w:i w:val="0"/>
+                <w:color w:val="2B2B33"/>
+                <w:sz w:val="17"/>
+              </w:rPr>
+              <w:t>책임 있는 의사 결정의 중요성을 이해하고, 합리적이고 비판적인 사고로 다양한 관점에서 책임 있는 의사 결정 방법을 모색하며, 선택한 행동에 대한 결과에 책임 있는 태도를 가진다.</w:t>
+            </w:r>
+          </w:p>
+          <w:p>
+            <w:pPr>
+              <w:spacing w:after="0" w:line="260" w:lineRule="auto"/>
+            </w:pPr>
+            <w:r>
+              <w:rPr>
+                <w:rFonts w:ascii="Pretendard SemiBold" w:hAnsi="Pretendard SemiBold" w:eastAsia="Pretendard SemiBold" w:cs="Pretendard SemiBold"/>
+                <w:b/>
+                <w:i w:val="0"/>
+                <w:color w:val="5B4B9E"/>
+                <w:sz w:val="17"/>
+              </w:rPr>
+              <w:t xml:space="preserve">[9사회정서03-01] </w:t>
+            </w:r>
+            <w:r>
+              <w:rPr>
+                <w:rFonts w:ascii="Pretendard" w:hAnsi="Pretendard" w:eastAsia="Pretendard" w:cs="Pretendard"/>
+                <w:b w:val="0"/>
+                <w:i w:val="0"/>
+                <w:color w:val="2B2B33"/>
+                <w:sz w:val="17"/>
+              </w:rPr>
+              <w:t>공동체의 의미와 가치를 알고 공동체 가치를 지키기 위한 방안을 탐색하며, 공동체 가치를 지키려는 자세를 가진다.</w:t>
             </w:r>
           </w:p>
         </w:tc>
